--- a/docs/Review_1_Report.docx
+++ b/docs/Review_1_Report.docx
@@ -4,45 +4,661 @@
   <w:body>
     <w:p>
       <w:pPr>
-        <w:jc w:val="left"/>
+        <w:spacing w:before="0" w:after="40" w:line="276" w:lineRule="auto"/>
+        <w:jc w:val="right"/>
       </w:pPr>
       <w:r>
         <w:rPr>
-          <w:rFonts w:ascii="Segoe UI" w:hAnsi="Segoe UI"/>
+          <w:rFonts w:ascii="Times New Roman" w:hAnsi="Times New Roman"/>
           <w:b/>
-          <w:color w:val="4F46E5"/>
+          <w:color w:val="000000"/>
           <w:sz w:val="19"/>
         </w:rPr>
-        <w:t>VELLORE INSTITUTE OF TECHNOLOGY • SCOPE • ACADEMIC YEAR 2026–2027</w:t>
+        <w:t>VELLORE INSTITUTE OF TECHNOLOGY</w:t>
         <w:br/>
-        <w:t>REVIEW 1 DELIVERABLES</w:t>
+      </w:r>
+      <w:r>
+        <w:rPr>
+          <w:rFonts w:ascii="Times New Roman" w:hAnsi="Times New Roman"/>
+          <w:color w:val="323232"/>
+          <w:sz w:val="17"/>
+        </w:rPr>
+        <w:t>School of Computer Science and Engineering (SCOPE)</w:t>
+        <w:br/>
+      </w:r>
+      <w:r>
+        <w:rPr>
+          <w:rFonts w:ascii="Times New Roman" w:hAnsi="Times New Roman"/>
+          <w:color w:val="505050"/>
+          <w:sz w:val="16"/>
+        </w:rPr>
+        <w:t>Course: BCSE408L — Cloud Computing and Full Stack Application Development</w:t>
+      </w:r>
+    </w:p>
+    <w:p>
+      <w:pPr>
+        <w:spacing w:before="2400" w:after="0"/>
+      </w:pPr>
+    </w:p>
+    <w:p>
+      <w:pPr>
+        <w:spacing w:after="80"/>
+        <w:jc w:val="center"/>
+      </w:pPr>
+      <w:r>
+        <w:rPr>
+          <w:rFonts w:ascii="Arial" w:hAnsi="Arial"/>
+          <w:b/>
+          <w:color w:val="000000"/>
+          <w:sz w:val="72"/>
+        </w:rPr>
+        <w:t>CreatorOps</w:t>
+      </w:r>
+    </w:p>
+    <w:p>
+      <w:pPr>
+        <w:spacing w:after="1600"/>
+        <w:jc w:val="center"/>
+      </w:pPr>
+      <w:r>
+        <w:rPr>
+          <w:rFonts w:ascii="Arial" w:hAnsi="Arial"/>
+          <w:color w:val="282828"/>
+          <w:sz w:val="32"/>
+        </w:rPr>
+        <w:t>A Cloud-Native Marketing SaaS Application</w:t>
+        <w:br/>
+        <w:t>PROJECT REPORT (REVIEW 1 DELIVERABLES)</w:t>
+      </w:r>
+    </w:p>
+    <w:p>
+      <w:pPr>
+        <w:spacing w:after="80"/>
+        <w:jc w:val="center"/>
+      </w:pPr>
+      <w:r>
+        <w:rPr>
+          <w:rFonts w:ascii="Times New Roman" w:hAnsi="Times New Roman"/>
+          <w:color w:val="3C3C3C"/>
+          <w:sz w:val="20"/>
+        </w:rPr>
+        <w:t>By</w:t>
       </w:r>
     </w:p>
     <w:p>
       <w:pPr>
         <w:spacing w:after="40"/>
+        <w:jc w:val="center"/>
       </w:pPr>
       <w:r>
         <w:rPr>
-          <w:rFonts w:ascii="Segoe UI" w:hAnsi="Segoe UI"/>
+          <w:rFonts w:ascii="Times New Roman" w:hAnsi="Times New Roman"/>
           <w:b/>
-          <w:color w:val="1E293B"/>
-          <w:sz w:val="44"/>
+          <w:i/>
+          <w:color w:val="000000"/>
+          <w:sz w:val="26"/>
         </w:rPr>
-        <w:t>CreatorOps: Cloud-Native Content Operations Platform</w:t>
+        <w:t>Thota Tejomayee Kathyayani</w:t>
       </w:r>
     </w:p>
     <w:p>
       <w:pPr>
-        <w:spacing w:after="240"/>
+        <w:spacing w:after="720"/>
+        <w:jc w:val="center"/>
       </w:pPr>
       <w:r>
         <w:rPr>
-          <w:rFonts w:ascii="Segoe UI" w:hAnsi="Segoe UI"/>
-          <w:color w:val="475569"/>
+          <w:rFonts w:ascii="Times New Roman" w:hAnsi="Times New Roman"/>
+          <w:b/>
+          <w:color w:val="000000"/>
           <w:sz w:val="22"/>
         </w:rPr>
-        <w:t>Review 1 Deliverable Report: Problem Statement, Existing System Critique, Proposed System, Requirements, Scope, Use Case Diagram, UI Mockups, &amp; Initial SRS</w:t>
+        <w:t>ID: 24BCE1201</w:t>
+      </w:r>
+    </w:p>
+    <w:p>
+      <w:pPr>
+        <w:spacing w:after="80"/>
+        <w:jc w:val="center"/>
+      </w:pPr>
+      <w:r>
+        <w:rPr>
+          <w:rFonts w:ascii="Times New Roman" w:hAnsi="Times New Roman"/>
+          <w:color w:val="3C3C3C"/>
+          <w:sz w:val="20"/>
+        </w:rPr>
+        <w:t>with the Guidance of</w:t>
+      </w:r>
+    </w:p>
+    <w:p>
+      <w:pPr>
+        <w:spacing w:after="2000"/>
+        <w:jc w:val="center"/>
+      </w:pPr>
+      <w:r>
+        <w:rPr>
+          <w:rFonts w:ascii="Times New Roman" w:hAnsi="Times New Roman"/>
+          <w:b/>
+          <w:color w:val="000000"/>
+          <w:sz w:val="26"/>
+        </w:rPr>
+        <w:t>Professor Dr. Dinakaran M</w:t>
+      </w:r>
+    </w:p>
+    <w:p>
+      <w:pPr>
+        <w:spacing w:after="0" w:line="276" w:lineRule="auto"/>
+        <w:jc w:val="right"/>
+      </w:pPr>
+      <w:r>
+        <w:rPr>
+          <w:rFonts w:ascii="Times New Roman" w:hAnsi="Times New Roman"/>
+          <w:b/>
+          <w:sz w:val="15"/>
+        </w:rPr>
+        <w:t xml:space="preserve">Live Public URL: </w:t>
+      </w:r>
+      <w:r>
+        <w:rPr>
+          <w:rFonts w:ascii="Times New Roman" w:hAnsi="Times New Roman"/>
+          <w:sz w:val="15"/>
+        </w:rPr>
+        <w:t>https://creatorops-rho.vercel.app</w:t>
+        <w:br/>
+      </w:r>
+      <w:r>
+        <w:rPr>
+          <w:rFonts w:ascii="Times New Roman" w:hAnsi="Times New Roman"/>
+          <w:b/>
+          <w:sz w:val="15"/>
+        </w:rPr>
+        <w:t xml:space="preserve">GitHub Repository: </w:t>
+      </w:r>
+      <w:r>
+        <w:rPr>
+          <w:rFonts w:ascii="Times New Roman" w:hAnsi="Times New Roman"/>
+          <w:sz w:val="15"/>
+        </w:rPr>
+        <w:t>https://github.com/ttkathyayani/CreatorOps</w:t>
+        <w:br/>
+      </w:r>
+      <w:r>
+        <w:rPr>
+          <w:rFonts w:ascii="Times New Roman" w:hAnsi="Times New Roman"/>
+          <w:b/>
+          <w:sz w:val="15"/>
+        </w:rPr>
+        <w:t xml:space="preserve">Tech Stack: </w:t>
+      </w:r>
+      <w:r>
+        <w:rPr>
+          <w:rFonts w:ascii="Times New Roman" w:hAnsi="Times New Roman"/>
+          <w:sz w:val="15"/>
+        </w:rPr>
+        <w:t>Python 3.12, Django 6.1 LTS, DRF 3.18, PostgreSQL, Vercel Serverless Edge</w:t>
+      </w:r>
+    </w:p>
+    <w:p>
+      <w:r>
+        <w:br w:type="page"/>
+      </w:r>
+    </w:p>
+    <w:p>
+      <w:pPr>
+        <w:keepNext/>
+        <w:spacing w:before="360" w:after="160"/>
+      </w:pPr>
+      <w:r>
+        <w:rPr>
+          <w:rFonts w:ascii="Arial" w:hAnsi="Arial"/>
+          <w:b/>
+          <w:color w:val="000000"/>
+          <w:sz w:val="36"/>
+        </w:rPr>
+        <w:t>TABLE OF CONTENTS</w:t>
+      </w:r>
+    </w:p>
+    <w:p>
+      <w:pPr>
+        <w:spacing w:after="80"/>
+      </w:pPr>
+      <w:r>
+        <w:rPr>
+          <w:rFonts w:ascii="Arial" w:hAnsi="Arial"/>
+          <w:b/>
+          <w:sz w:val="22"/>
+        </w:rPr>
+        <w:t>PROBLEM STATEMENT</w:t>
+      </w:r>
+      <w:r>
+        <w:rPr>
+          <w:rFonts w:ascii="Times New Roman" w:hAnsi="Times New Roman"/>
+          <w:sz w:val="22"/>
+        </w:rPr>
+        <w:t xml:space="preserve">  ......................................................................................................  2</w:t>
+      </w:r>
+    </w:p>
+    <w:p>
+      <w:pPr>
+        <w:spacing w:after="80"/>
+      </w:pPr>
+      <w:r>
+        <w:rPr>
+          <w:rFonts w:ascii="Arial" w:hAnsi="Arial"/>
+          <w:b/>
+          <w:sz w:val="22"/>
+        </w:rPr>
+        <w:t>EXISTING SYSTEM</w:t>
+      </w:r>
+      <w:r>
+        <w:rPr>
+          <w:rFonts w:ascii="Times New Roman" w:hAnsi="Times New Roman"/>
+          <w:sz w:val="22"/>
+        </w:rPr>
+        <w:t xml:space="preserve">  ......................................................................................................  2</w:t>
+      </w:r>
+    </w:p>
+    <w:p>
+      <w:pPr>
+        <w:spacing w:after="80"/>
+      </w:pPr>
+      <w:r>
+        <w:rPr>
+          <w:rFonts w:ascii="Arial" w:hAnsi="Arial"/>
+          <w:b/>
+          <w:sz w:val="22"/>
+        </w:rPr>
+        <w:t>PROPOSED SYSTEM</w:t>
+      </w:r>
+      <w:r>
+        <w:rPr>
+          <w:rFonts w:ascii="Times New Roman" w:hAnsi="Times New Roman"/>
+          <w:sz w:val="22"/>
+        </w:rPr>
+        <w:t xml:space="preserve">  ......................................................................................................  3</w:t>
+      </w:r>
+    </w:p>
+    <w:p>
+      <w:pPr>
+        <w:spacing w:after="80"/>
+      </w:pPr>
+      <w:r>
+        <w:rPr>
+          <w:rFonts w:ascii="Arial" w:hAnsi="Arial"/>
+          <w:b/>
+          <w:sz w:val="22"/>
+        </w:rPr>
+        <w:t>FUNCTIONAL REQUIREMENTS</w:t>
+      </w:r>
+      <w:r>
+        <w:rPr>
+          <w:rFonts w:ascii="Times New Roman" w:hAnsi="Times New Roman"/>
+          <w:sz w:val="22"/>
+        </w:rPr>
+        <w:t xml:space="preserve">  ......................................................................................................  4</w:t>
+      </w:r>
+    </w:p>
+    <w:p>
+      <w:pPr>
+        <w:spacing w:after="80"/>
+      </w:pPr>
+      <w:r>
+        <w:rPr>
+          <w:rFonts w:ascii="Arial" w:hAnsi="Arial"/>
+          <w:b/>
+          <w:sz w:val="22"/>
+        </w:rPr>
+        <w:t>NON-FUNCTIONAL REQUIREMENTS</w:t>
+      </w:r>
+      <w:r>
+        <w:rPr>
+          <w:rFonts w:ascii="Times New Roman" w:hAnsi="Times New Roman"/>
+          <w:sz w:val="22"/>
+        </w:rPr>
+        <w:t xml:space="preserve">  ......................................................................................................  4</w:t>
+      </w:r>
+    </w:p>
+    <w:p>
+      <w:pPr>
+        <w:spacing w:after="80"/>
+      </w:pPr>
+      <w:r>
+        <w:rPr>
+          <w:rFonts w:ascii="Arial" w:hAnsi="Arial"/>
+          <w:b/>
+          <w:sz w:val="22"/>
+        </w:rPr>
+        <w:t>SCOPE</w:t>
+      </w:r>
+      <w:r>
+        <w:rPr>
+          <w:rFonts w:ascii="Times New Roman" w:hAnsi="Times New Roman"/>
+          <w:sz w:val="22"/>
+        </w:rPr>
+        <w:t xml:space="preserve">  ......................................................................................................  5</w:t>
+      </w:r>
+    </w:p>
+    <w:p>
+      <w:pPr>
+        <w:spacing w:after="80"/>
+      </w:pPr>
+      <w:r>
+        <w:rPr>
+          <w:rFonts w:ascii="Arial" w:hAnsi="Arial"/>
+          <w:b/>
+          <w:sz w:val="22"/>
+        </w:rPr>
+        <w:t>USE CASE DIAGRAM</w:t>
+      </w:r>
+      <w:r>
+        <w:rPr>
+          <w:rFonts w:ascii="Times New Roman" w:hAnsi="Times New Roman"/>
+          <w:sz w:val="22"/>
+        </w:rPr>
+        <w:t xml:space="preserve">  ......................................................................................................  5</w:t>
+      </w:r>
+    </w:p>
+    <w:p>
+      <w:pPr>
+        <w:spacing w:after="80"/>
+      </w:pPr>
+      <w:r>
+        <w:rPr>
+          <w:rFonts w:ascii="Arial" w:hAnsi="Arial"/>
+          <w:b/>
+          <w:sz w:val="22"/>
+        </w:rPr>
+        <w:t>UI MOCKUPS</w:t>
+      </w:r>
+      <w:r>
+        <w:rPr>
+          <w:rFonts w:ascii="Times New Roman" w:hAnsi="Times New Roman"/>
+          <w:sz w:val="22"/>
+        </w:rPr>
+        <w:t xml:space="preserve">  ......................................................................................................  6</w:t>
+      </w:r>
+    </w:p>
+    <w:p>
+      <w:pPr>
+        <w:spacing w:after="80"/>
+      </w:pPr>
+      <w:r>
+        <w:rPr>
+          <w:rFonts w:ascii="Arial" w:hAnsi="Arial"/>
+          <w:b/>
+          <w:sz w:val="22"/>
+        </w:rPr>
+        <w:t>INITIAL SRS</w:t>
+      </w:r>
+      <w:r>
+        <w:rPr>
+          <w:rFonts w:ascii="Times New Roman" w:hAnsi="Times New Roman"/>
+          <w:sz w:val="22"/>
+        </w:rPr>
+        <w:t xml:space="preserve">  ......................................................................................................  7</w:t>
+      </w:r>
+    </w:p>
+    <w:p>
+      <w:pPr>
+        <w:spacing w:after="80"/>
+      </w:pPr>
+      <w:r>
+        <w:rPr>
+          <w:rFonts w:ascii="Arial" w:hAnsi="Arial"/>
+          <w:b/>
+          <w:sz w:val="22"/>
+        </w:rPr>
+        <w:t>REFERENCES</w:t>
+      </w:r>
+      <w:r>
+        <w:rPr>
+          <w:rFonts w:ascii="Times New Roman" w:hAnsi="Times New Roman"/>
+          <w:sz w:val="22"/>
+        </w:rPr>
+        <w:t xml:space="preserve">  ......................................................................................................  7</w:t>
+      </w:r>
+    </w:p>
+    <w:p>
+      <w:r>
+        <w:br w:type="page"/>
+      </w:r>
+    </w:p>
+    <w:p>
+      <w:pPr>
+        <w:keepNext/>
+        <w:spacing w:before="360" w:after="160"/>
+      </w:pPr>
+      <w:r>
+        <w:rPr>
+          <w:rFonts w:ascii="Arial" w:hAnsi="Arial"/>
+          <w:b/>
+          <w:color w:val="000000"/>
+          <w:sz w:val="36"/>
+        </w:rPr>
+        <w:t>PROBLEM STATEMENT</w:t>
+      </w:r>
+    </w:p>
+    <w:p>
+      <w:pPr>
+        <w:spacing w:after="120" w:line="276" w:lineRule="auto"/>
+      </w:pPr>
+      <w:r>
+        <w:rPr>
+          <w:rFonts w:ascii="Times New Roman" w:hAnsi="Times New Roman"/>
+          <w:color w:val="000000"/>
+          <w:sz w:val="26"/>
+        </w:rPr>
+        <w:t>Digital content marketing across multi-channel environments (Instagram, YouTube, TikTok, LinkedIn) requires constant coordination between content creators, agency managers, and brand clients. In current creator operations, creative teams and digital marketing agencies suffer severe operational chaos due to scattered feedback, lack of version control, premature client publishing, and zero structured audit trails.</w:t>
+      </w:r>
+    </w:p>
+    <w:p>
+      <w:pPr>
+        <w:spacing w:after="120" w:line="276" w:lineRule="auto"/>
+      </w:pPr>
+      <w:r>
+        <w:rPr>
+          <w:rFonts w:ascii="Times New Roman" w:hAnsi="Times New Roman"/>
+          <w:color w:val="000000"/>
+          <w:sz w:val="26"/>
+        </w:rPr>
+        <w:t>Marketing agencies and creator teams frequently experience workflow failures:</w:t>
+      </w:r>
+    </w:p>
+    <w:p>
+      <w:pPr>
+        <w:spacing w:after="120" w:line="276" w:lineRule="auto"/>
+      </w:pPr>
+      <w:r>
+        <w:rPr>
+          <w:rFonts w:ascii="Times New Roman" w:hAnsi="Times New Roman"/>
+          <w:b/>
+          <w:color w:val="000000"/>
+          <w:sz w:val="26"/>
+        </w:rPr>
+        <w:t xml:space="preserve">1. Unorganized Feedback: </w:t>
+      </w:r>
+      <w:r>
+        <w:rPr>
+          <w:rFonts w:ascii="Times New Roman" w:hAnsi="Times New Roman"/>
+          <w:color w:val="000000"/>
+          <w:sz w:val="26"/>
+        </w:rPr>
+        <w:t>Revisions sent across WhatsApp, Slack, and email threads lead to confusion over which draft is final.</w:t>
+      </w:r>
+    </w:p>
+    <w:p>
+      <w:pPr>
+        <w:spacing w:after="120" w:line="276" w:lineRule="auto"/>
+      </w:pPr>
+      <w:r>
+        <w:rPr>
+          <w:rFonts w:ascii="Times New Roman" w:hAnsi="Times New Roman"/>
+          <w:b/>
+          <w:color w:val="000000"/>
+          <w:sz w:val="26"/>
+        </w:rPr>
+        <w:t xml:space="preserve">2. Premature Publishing: </w:t>
+      </w:r>
+      <w:r>
+        <w:rPr>
+          <w:rFonts w:ascii="Times New Roman" w:hAnsi="Times New Roman"/>
+          <w:color w:val="000000"/>
+          <w:sz w:val="26"/>
+        </w:rPr>
+        <w:t>Content creators occasionally produce or publish deliverables before brand clients have officially approved the copy.</w:t>
+      </w:r>
+    </w:p>
+    <w:p>
+      <w:pPr>
+        <w:spacing w:after="120" w:line="276" w:lineRule="auto"/>
+      </w:pPr>
+      <w:r>
+        <w:rPr>
+          <w:rFonts w:ascii="Times New Roman" w:hAnsi="Times New Roman"/>
+          <w:b/>
+          <w:color w:val="000000"/>
+          <w:sz w:val="26"/>
+        </w:rPr>
+        <w:t xml:space="preserve">3. Manual Compliance Checks: </w:t>
+      </w:r>
+      <w:r>
+        <w:rPr>
+          <w:rFonts w:ascii="Times New Roman" w:hAnsi="Times New Roman"/>
+          <w:color w:val="000000"/>
+          <w:sz w:val="26"/>
+        </w:rPr>
+        <w:t>Reviewers manually check scripts for forbidden terms, required disclosures, and speaking duration, which is tedious and prone to oversight.</w:t>
+      </w:r>
+    </w:p>
+    <w:p>
+      <w:pPr>
+        <w:spacing w:after="120" w:line="276" w:lineRule="auto"/>
+      </w:pPr>
+      <w:r>
+        <w:rPr>
+          <w:rFonts w:ascii="Times New Roman" w:hAnsi="Times New Roman"/>
+          <w:b/>
+          <w:color w:val="000000"/>
+          <w:sz w:val="26"/>
+        </w:rPr>
+        <w:t xml:space="preserve">4. Data Isolation Risks: </w:t>
+      </w:r>
+      <w:r>
+        <w:rPr>
+          <w:rFonts w:ascii="Times New Roman" w:hAnsi="Times New Roman"/>
+          <w:color w:val="000000"/>
+          <w:sz w:val="26"/>
+        </w:rPr>
+        <w:t>Using shared spreadsheets risks exposing one client's marketing campaign data to another competing brand.</w:t>
+      </w:r>
+    </w:p>
+    <w:p>
+      <w:pPr>
+        <w:keepNext/>
+        <w:spacing w:before="360" w:after="160"/>
+      </w:pPr>
+      <w:r>
+        <w:rPr>
+          <w:rFonts w:ascii="Arial" w:hAnsi="Arial"/>
+          <w:b/>
+          <w:color w:val="000000"/>
+          <w:sz w:val="36"/>
+        </w:rPr>
+        <w:t>EXISTING SYSTEM</w:t>
+      </w:r>
+    </w:p>
+    <w:p>
+      <w:pPr>
+        <w:spacing w:after="120" w:line="276" w:lineRule="auto"/>
+      </w:pPr>
+      <w:r>
+        <w:rPr>
+          <w:rFonts w:ascii="Times New Roman" w:hAnsi="Times New Roman"/>
+          <w:color w:val="000000"/>
+          <w:sz w:val="26"/>
+        </w:rPr>
+        <w:t>Existing workflows rely on generic productivity tools that were never engineered for multi-stakeholder creative compliance:</w:t>
+      </w:r>
+    </w:p>
+    <w:p>
+      <w:pPr>
+        <w:spacing w:after="120" w:line="276" w:lineRule="auto"/>
+      </w:pPr>
+      <w:r>
+        <w:rPr>
+          <w:rFonts w:ascii="Times New Roman" w:hAnsi="Times New Roman"/>
+          <w:b/>
+          <w:color w:val="000000"/>
+          <w:sz w:val="26"/>
+        </w:rPr>
+        <w:t xml:space="preserve">Spreadsheets (Google Sheets, Microsoft Excel): </w:t>
+      </w:r>
+      <w:r>
+        <w:rPr>
+          <w:rFonts w:ascii="Times New Roman" w:hAnsi="Times New Roman"/>
+          <w:color w:val="000000"/>
+          <w:sz w:val="26"/>
+        </w:rPr>
+        <w:t>Provide structured rows but lack state machine enforcement, file previewing, and role-based permissions.</w:t>
+      </w:r>
+    </w:p>
+    <w:p>
+      <w:pPr>
+        <w:spacing w:after="120" w:line="276" w:lineRule="auto"/>
+      </w:pPr>
+      <w:r>
+        <w:rPr>
+          <w:rFonts w:ascii="Times New Roman" w:hAnsi="Times New Roman"/>
+          <w:b/>
+          <w:color w:val="000000"/>
+          <w:sz w:val="26"/>
+        </w:rPr>
+        <w:t xml:space="preserve">Instant Messaging (Slack, WhatsApp): </w:t>
+      </w:r>
+      <w:r>
+        <w:rPr>
+          <w:rFonts w:ascii="Times New Roman" w:hAnsi="Times New Roman"/>
+          <w:color w:val="000000"/>
+          <w:sz w:val="26"/>
+        </w:rPr>
+        <w:t>Fast for discussion, but message history gets lost and approval decisions cannot be tracked as formal audit trails.</w:t>
+      </w:r>
+    </w:p>
+    <w:p>
+      <w:pPr>
+        <w:spacing w:after="120" w:line="276" w:lineRule="auto"/>
+      </w:pPr>
+      <w:r>
+        <w:rPr>
+          <w:rFonts w:ascii="Times New Roman" w:hAnsi="Times New Roman"/>
+          <w:b/>
+          <w:color w:val="000000"/>
+          <w:sz w:val="26"/>
+        </w:rPr>
+        <w:t xml:space="preserve">Generic Project Management (Trello, Asana): </w:t>
+      </w:r>
+      <w:r>
+        <w:rPr>
+          <w:rFonts w:ascii="Times New Roman" w:hAnsi="Times New Roman"/>
+          <w:color w:val="000000"/>
+          <w:sz w:val="26"/>
+        </w:rPr>
+        <w:t>Track cards on a board, but do not understand content creation workflows like script duration pacing, social channel aspect ratios, or two-tier client sign-off.</w:t>
+      </w:r>
+    </w:p>
+    <w:p>
+      <w:pPr>
+        <w:keepNext/>
+        <w:spacing w:before="240" w:after="80"/>
+      </w:pPr>
+      <w:r>
+        <w:rPr>
+          <w:rFonts w:ascii="Times New Roman" w:hAnsi="Times New Roman"/>
+          <w:b/>
+          <w:color w:val="000000"/>
+          <w:sz w:val="26"/>
+        </w:rPr>
+        <w:t>Comparative Analysis: Existing Tools vs. CreatorOps</w:t>
       </w:r>
     </w:p>
     <w:tbl>
@@ -53,520 +669,27 @@
         <w:tblLook w:firstColumn="1" w:firstRow="1" w:lastColumn="0" w:lastRow="0" w:noHBand="0" w:noVBand="1" w:val="04A0"/>
       </w:tblPr>
       <w:tblGrid>
-        <w:gridCol w:w="3120"/>
-        <w:gridCol w:w="3120"/>
-        <w:gridCol w:w="3120"/>
-      </w:tblGrid>
-      <w:tr>
-        <w:tc>
-          <w:tcPr>
-            <w:tcW w:type="dxa" w:w="3168"/>
-            <w:shd w:fill="F8FAFC"/>
-            <w:tcMar>
-              <w:top w:w="100" w:type="dxa"/>
-              <w:bottom w:w="100" w:type="dxa"/>
-              <w:left w:w="140" w:type="dxa"/>
-              <w:right w:w="140" w:type="dxa"/>
-            </w:tcMar>
-            <w:tcBorders>
-              <w:top w:val="single" w:sz="4" w:space="0" w:color="E2E8F0"/>
-              <w:left w:val="single" w:sz="4" w:space="0" w:color="E2E8F0"/>
-              <w:bottom w:val="single" w:sz="4" w:space="0" w:color="E2E8F0"/>
-              <w:right w:val="single" w:sz="4" w:space="0" w:color="E2E8F0"/>
-            </w:tcBorders>
-          </w:tcPr>
-          <w:p>
-            <w:pPr>
-              <w:spacing w:after="40"/>
-            </w:pPr>
-            <w:r>
-              <w:rPr>
-                <w:rFonts w:ascii="Segoe UI" w:hAnsi="Segoe UI"/>
-                <w:b/>
-                <w:color w:val="64748B"/>
-                <w:sz w:val="16"/>
-              </w:rPr>
-              <w:t>Course Code &amp; Title</w:t>
-              <w:br/>
-            </w:r>
-            <w:r>
-              <w:rPr>
-                <w:rFonts w:ascii="Segoe UI" w:hAnsi="Segoe UI"/>
-                <w:b/>
-                <w:color w:val="0F172A"/>
-                <w:sz w:val="18"/>
-              </w:rPr>
-              <w:t>BCSE408L — Cloud Computing &amp; Full Stack App Dev</w:t>
-            </w:r>
-          </w:p>
-        </w:tc>
-        <w:tc>
-          <w:tcPr>
-            <w:tcW w:type="dxa" w:w="3168"/>
-            <w:shd w:fill="F8FAFC"/>
-            <w:tcMar>
-              <w:top w:w="100" w:type="dxa"/>
-              <w:bottom w:w="100" w:type="dxa"/>
-              <w:left w:w="140" w:type="dxa"/>
-              <w:right w:w="140" w:type="dxa"/>
-            </w:tcMar>
-            <w:tcBorders>
-              <w:top w:val="single" w:sz="4" w:space="0" w:color="E2E8F0"/>
-              <w:left w:val="single" w:sz="4" w:space="0" w:color="E2E8F0"/>
-              <w:bottom w:val="single" w:sz="4" w:space="0" w:color="E2E8F0"/>
-              <w:right w:val="single" w:sz="4" w:space="0" w:color="E2E8F0"/>
-            </w:tcBorders>
-          </w:tcPr>
-          <w:p>
-            <w:pPr>
-              <w:spacing w:after="40"/>
-            </w:pPr>
-            <w:r>
-              <w:rPr>
-                <w:rFonts w:ascii="Segoe UI" w:hAnsi="Segoe UI"/>
-                <w:b/>
-                <w:color w:val="64748B"/>
-                <w:sz w:val="16"/>
-              </w:rPr>
-              <w:t>Candidate Name</w:t>
-              <w:br/>
-            </w:r>
-            <w:r>
-              <w:rPr>
-                <w:rFonts w:ascii="Segoe UI" w:hAnsi="Segoe UI"/>
-                <w:b/>
-                <w:color w:val="0F172A"/>
-                <w:sz w:val="18"/>
-              </w:rPr>
-              <w:t>Kathyayani T T</w:t>
-            </w:r>
-          </w:p>
-        </w:tc>
-        <w:tc>
-          <w:tcPr>
-            <w:tcW w:type="dxa" w:w="3024"/>
-            <w:shd w:fill="F8FAFC"/>
-            <w:tcMar>
-              <w:top w:w="100" w:type="dxa"/>
-              <w:bottom w:w="100" w:type="dxa"/>
-              <w:left w:w="140" w:type="dxa"/>
-              <w:right w:w="140" w:type="dxa"/>
-            </w:tcMar>
-            <w:tcBorders>
-              <w:top w:val="single" w:sz="4" w:space="0" w:color="E2E8F0"/>
-              <w:left w:val="single" w:sz="4" w:space="0" w:color="E2E8F0"/>
-              <w:bottom w:val="single" w:sz="4" w:space="0" w:color="E2E8F0"/>
-              <w:right w:val="single" w:sz="4" w:space="0" w:color="E2E8F0"/>
-            </w:tcBorders>
-          </w:tcPr>
-          <w:p>
-            <w:pPr>
-              <w:spacing w:after="40"/>
-            </w:pPr>
-            <w:r>
-              <w:rPr>
-                <w:rFonts w:ascii="Segoe UI" w:hAnsi="Segoe UI"/>
-                <w:b/>
-                <w:color w:val="64748B"/>
-                <w:sz w:val="16"/>
-              </w:rPr>
-              <w:t>Project Title</w:t>
-              <w:br/>
-            </w:r>
-            <w:r>
-              <w:rPr>
-                <w:rFonts w:ascii="Segoe UI" w:hAnsi="Segoe UI"/>
-                <w:b/>
-                <w:color w:val="0F172A"/>
-                <w:sz w:val="18"/>
-              </w:rPr>
-              <w:t>Project 12: CreatorOps (Marketing SaaS)</w:t>
-            </w:r>
-          </w:p>
-        </w:tc>
-      </w:tr>
-      <w:tr>
-        <w:tc>
-          <w:tcPr>
-            <w:tcW w:type="dxa" w:w="3168"/>
-            <w:shd w:fill="F8FAFC"/>
-            <w:tcMar>
-              <w:top w:w="100" w:type="dxa"/>
-              <w:bottom w:w="100" w:type="dxa"/>
-              <w:left w:w="140" w:type="dxa"/>
-              <w:right w:w="140" w:type="dxa"/>
-            </w:tcMar>
-            <w:tcBorders>
-              <w:top w:val="single" w:sz="4" w:space="0" w:color="E2E8F0"/>
-              <w:left w:val="single" w:sz="4" w:space="0" w:color="E2E8F0"/>
-              <w:bottom w:val="single" w:sz="4" w:space="0" w:color="E2E8F0"/>
-              <w:right w:val="single" w:sz="4" w:space="0" w:color="E2E8F0"/>
-            </w:tcBorders>
-          </w:tcPr>
-          <w:p>
-            <w:pPr>
-              <w:spacing w:after="40"/>
-            </w:pPr>
-            <w:r>
-              <w:rPr>
-                <w:rFonts w:ascii="Segoe UI" w:hAnsi="Segoe UI"/>
-                <w:b/>
-                <w:color w:val="64748B"/>
-                <w:sz w:val="16"/>
-              </w:rPr>
-              <w:t>Live Deployment URL</w:t>
-              <w:br/>
-            </w:r>
-            <w:r>
-              <w:rPr>
-                <w:rFonts w:ascii="Segoe UI" w:hAnsi="Segoe UI"/>
-                <w:b/>
-                <w:color w:val="0F172A"/>
-                <w:sz w:val="18"/>
-              </w:rPr>
-              <w:t>https://creatorops-rho.vercel.app</w:t>
-            </w:r>
-          </w:p>
-        </w:tc>
-        <w:tc>
-          <w:tcPr>
-            <w:tcW w:type="dxa" w:w="3168"/>
-            <w:shd w:fill="F8FAFC"/>
-            <w:tcMar>
-              <w:top w:w="100" w:type="dxa"/>
-              <w:bottom w:w="100" w:type="dxa"/>
-              <w:left w:w="140" w:type="dxa"/>
-              <w:right w:w="140" w:type="dxa"/>
-            </w:tcMar>
-            <w:tcBorders>
-              <w:top w:val="single" w:sz="4" w:space="0" w:color="E2E8F0"/>
-              <w:left w:val="single" w:sz="4" w:space="0" w:color="E2E8F0"/>
-              <w:bottom w:val="single" w:sz="4" w:space="0" w:color="E2E8F0"/>
-              <w:right w:val="single" w:sz="4" w:space="0" w:color="E2E8F0"/>
-            </w:tcBorders>
-          </w:tcPr>
-          <w:p>
-            <w:pPr>
-              <w:spacing w:after="40"/>
-            </w:pPr>
-            <w:r>
-              <w:rPr>
-                <w:rFonts w:ascii="Segoe UI" w:hAnsi="Segoe UI"/>
-                <w:b/>
-                <w:color w:val="64748B"/>
-                <w:sz w:val="16"/>
-              </w:rPr>
-              <w:t>GitHub Repository</w:t>
-              <w:br/>
-            </w:r>
-            <w:r>
-              <w:rPr>
-                <w:rFonts w:ascii="Segoe UI" w:hAnsi="Segoe UI"/>
-                <w:b/>
-                <w:color w:val="0F172A"/>
-                <w:sz w:val="18"/>
-              </w:rPr>
-              <w:t>https://github.com/ttkathyayani/CreatorOps</w:t>
-            </w:r>
-          </w:p>
-        </w:tc>
-        <w:tc>
-          <w:tcPr>
-            <w:tcW w:type="dxa" w:w="3024"/>
-            <w:shd w:fill="F8FAFC"/>
-            <w:tcMar>
-              <w:top w:w="100" w:type="dxa"/>
-              <w:bottom w:w="100" w:type="dxa"/>
-              <w:left w:w="140" w:type="dxa"/>
-              <w:right w:w="140" w:type="dxa"/>
-            </w:tcMar>
-            <w:tcBorders>
-              <w:top w:val="single" w:sz="4" w:space="0" w:color="E2E8F0"/>
-              <w:left w:val="single" w:sz="4" w:space="0" w:color="E2E8F0"/>
-              <w:bottom w:val="single" w:sz="4" w:space="0" w:color="E2E8F0"/>
-              <w:right w:val="single" w:sz="4" w:space="0" w:color="E2E8F0"/>
-            </w:tcBorders>
-          </w:tcPr>
-          <w:p>
-            <w:pPr>
-              <w:spacing w:after="40"/>
-            </w:pPr>
-            <w:r>
-              <w:rPr>
-                <w:rFonts w:ascii="Segoe UI" w:hAnsi="Segoe UI"/>
-                <w:b/>
-                <w:color w:val="64748B"/>
-                <w:sz w:val="16"/>
-              </w:rPr>
-              <w:t>Evaluation Review</w:t>
-              <w:br/>
-            </w:r>
-            <w:r>
-              <w:rPr>
-                <w:rFonts w:ascii="Segoe UI" w:hAnsi="Segoe UI"/>
-                <w:b/>
-                <w:color w:val="0F172A"/>
-                <w:sz w:val="18"/>
-              </w:rPr>
-              <w:t>Review 1 Deliverables</w:t>
-            </w:r>
-          </w:p>
-        </w:tc>
-      </w:tr>
-    </w:tbl>
-    <w:p>
-      <w:pPr>
-        <w:spacing w:after="240"/>
-      </w:pPr>
-    </w:p>
-    <w:p>
-      <w:pPr>
-        <w:keepNext/>
-        <w:spacing w:before="320" w:after="120"/>
-      </w:pPr>
-      <w:r>
-        <w:rPr>
-          <w:rFonts w:ascii="Segoe UI" w:hAnsi="Segoe UI"/>
-          <w:b/>
-          <w:color w:val="1E3A8A"/>
-          <w:sz w:val="28"/>
-        </w:rPr>
-        <w:t>1. Problem Statement</w:t>
-      </w:r>
-    </w:p>
-    <w:p>
-      <w:pPr>
-        <w:spacing w:after="100" w:line="276" w:lineRule="auto"/>
-      </w:pPr>
-      <w:r>
-        <w:rPr>
-          <w:rFonts w:ascii="Segoe UI" w:hAnsi="Segoe UI"/>
-          <w:color w:val="334155"/>
-          <w:sz w:val="19"/>
-        </w:rPr>
-        <w:t>Digital content marketing across multi-channel environments (Instagram, YouTube, TikTok, LinkedIn) requires constant coordination between content creators, agency managers, and brand clients. In current creator operations, creative teams and digital marketing agencies suffer severe operational chaos due to scattered feedback, lack of version control, premature client publishing, and zero structured audit trails.</w:t>
-      </w:r>
-    </w:p>
-    <w:tbl>
-      <w:tblPr>
-        <w:tblW w:type="auto" w:w="0"/>
-        <w:jc w:val="center"/>
-        <w:tblLayout w:type="fixed"/>
-        <w:tblLook w:firstColumn="1" w:firstRow="1" w:lastColumn="0" w:lastRow="0" w:noHBand="0" w:noVBand="1" w:val="04A0"/>
-      </w:tblPr>
-      <w:tblGrid>
-        <w:gridCol w:w="9360"/>
-      </w:tblGrid>
-      <w:tr>
-        <w:tc>
-          <w:tcPr>
-            <w:tcW w:type="dxa" w:w="9360"/>
-            <w:shd w:fill="FFFBEB"/>
-            <w:tcMar>
-              <w:top w:w="140" w:type="dxa"/>
-              <w:bottom w:w="140" w:type="dxa"/>
-              <w:left w:w="200" w:type="dxa"/>
-              <w:right w:w="180" w:type="dxa"/>
-            </w:tcMar>
-            <w:tcBorders>
-              <w:top w:val="none" w:sz="0" w:space="0" w:color="FFFFFF"/>
-              <w:left w:val="single" w:sz="24" w:space="0" w:color="F59E0B"/>
-              <w:bottom w:val="none" w:sz="0" w:space="0" w:color="FFFFFF"/>
-              <w:right w:val="single" w:sz="4" w:space="0" w:color="E2E8F0"/>
-            </w:tcBorders>
-          </w:tcPr>
-          <w:p>
-            <w:pPr>
-              <w:spacing w:after="40" w:line="276" w:lineRule="auto"/>
-            </w:pPr>
-            <w:r>
-              <w:rPr>
-                <w:rFonts w:ascii="Segoe UI" w:hAnsi="Segoe UI"/>
-                <w:b/>
-                <w:color w:val="1E293B"/>
-                <w:sz w:val="19"/>
-              </w:rPr>
-              <w:t>★ Problem Context &amp; Core Agency Frictions</w:t>
-              <w:br/>
-            </w:r>
-            <w:r>
-              <w:rPr>
-                <w:rFonts w:ascii="Segoe UI" w:hAnsi="Segoe UI"/>
-                <w:color w:val="334155"/>
-                <w:sz w:val="18"/>
-              </w:rPr>
-              <w:t>Operational Pain Points:</w:t>
-              <w:br/>
-              <w:t>• Unorganized Feedback: Revisions sent across WhatsApp, Slack, and email threads lead to confusion over which draft is final.</w:t>
-              <w:br/>
-              <w:t>• Premature Publishing: Creators publish deliverables before brand clients officially sign off on copy and compliance.</w:t>
-              <w:br/>
-              <w:t>• Manual Compliance Checks: Reviewers manually check scripts for forbidden terms, required disclosures, and speaking duration.</w:t>
-              <w:br/>
-              <w:t>• Data Isolation Risks: Using shared spreadsheets risks exposing one client's marketing campaign data to another competing brand.</w:t>
-            </w:r>
-          </w:p>
-        </w:tc>
-      </w:tr>
-    </w:tbl>
-    <w:p>
-      <w:pPr>
-        <w:spacing w:after="120"/>
-      </w:pPr>
-    </w:p>
-    <w:p>
-      <w:pPr>
-        <w:keepNext/>
-        <w:spacing w:before="320" w:after="120"/>
-      </w:pPr>
-      <w:r>
-        <w:rPr>
-          <w:rFonts w:ascii="Segoe UI" w:hAnsi="Segoe UI"/>
-          <w:b/>
-          <w:color w:val="1E3A8A"/>
-          <w:sz w:val="28"/>
-        </w:rPr>
-        <w:t>2. Existing System</w:t>
-      </w:r>
-    </w:p>
-    <w:p>
-      <w:pPr>
-        <w:spacing w:after="100" w:line="276" w:lineRule="auto"/>
-      </w:pPr>
-      <w:r>
-        <w:rPr>
-          <w:rFonts w:ascii="Segoe UI" w:hAnsi="Segoe UI"/>
-          <w:color w:val="334155"/>
-          <w:sz w:val="19"/>
-        </w:rPr>
-        <w:t>In existing marketing agency workflows, content creation, collaboration, and client sign-offs rely on generic consumer tools such as Google Sheets, WhatsApp, Slack, Google Drive, and generic project management boards (Trello/Asana). These tools were never designed for multi-stakeholder creative compliance.</w:t>
-      </w:r>
-    </w:p>
-    <w:p>
-      <w:pPr>
-        <w:keepNext/>
-        <w:spacing w:before="240" w:after="80"/>
-      </w:pPr>
-      <w:r>
-        <w:rPr>
-          <w:rFonts w:ascii="Segoe UI" w:hAnsi="Segoe UI"/>
-          <w:b/>
-          <w:color w:val="334155"/>
-          <w:sz w:val="23"/>
-        </w:rPr>
-        <w:t>2.1 Existing Workflow Channels &amp; Tools</w:t>
-      </w:r>
-    </w:p>
-    <w:p>
-      <w:pPr>
-        <w:spacing w:after="100" w:line="276" w:lineRule="auto"/>
-      </w:pPr>
-      <w:r>
-        <w:rPr>
-          <w:rFonts w:ascii="Segoe UI" w:hAnsi="Segoe UI"/>
-          <w:b/>
-          <w:color w:val="1E293B"/>
-          <w:sz w:val="19"/>
-        </w:rPr>
-        <w:t xml:space="preserve">• </w:t>
-      </w:r>
-      <w:r>
-        <w:rPr>
-          <w:rFonts w:ascii="Segoe UI" w:hAnsi="Segoe UI"/>
-          <w:color w:val="334155"/>
-          <w:sz w:val="19"/>
-        </w:rPr>
-        <w:t>Spreadsheets (Google Sheets / Excel): Used for editorial calendars and content matrices. Lacks real-time status locks, cannot preview rich media, has no version diffing, and presents severe data leak risks across clients.</w:t>
-      </w:r>
-    </w:p>
-    <w:p>
-      <w:pPr>
-        <w:spacing w:after="100" w:line="276" w:lineRule="auto"/>
-      </w:pPr>
-      <w:r>
-        <w:rPr>
-          <w:rFonts w:ascii="Segoe UI" w:hAnsi="Segoe UI"/>
-          <w:b/>
-          <w:color w:val="1E293B"/>
-          <w:sz w:val="19"/>
-        </w:rPr>
-        <w:t xml:space="preserve">• </w:t>
-      </w:r>
-      <w:r>
-        <w:rPr>
-          <w:rFonts w:ascii="Segoe UI" w:hAnsi="Segoe UI"/>
-          <w:color w:val="334155"/>
-          <w:sz w:val="19"/>
-        </w:rPr>
-        <w:t>Messaging Apps (WhatsApp / Slack / Email): Feedback is scattered across unindexed chat threads. Creative suggestions get buried, and proof-of-approval is lost in chat history.</w:t>
-      </w:r>
-    </w:p>
-    <w:p>
-      <w:pPr>
-        <w:spacing w:after="100" w:line="276" w:lineRule="auto"/>
-      </w:pPr>
-      <w:r>
-        <w:rPr>
-          <w:rFonts w:ascii="Segoe UI" w:hAnsi="Segoe UI"/>
-          <w:b/>
-          <w:color w:val="1E293B"/>
-          <w:sz w:val="19"/>
-        </w:rPr>
-        <w:t xml:space="preserve">• </w:t>
-      </w:r>
-      <w:r>
-        <w:rPr>
-          <w:rFonts w:ascii="Segoe UI" w:hAnsi="Segoe UI"/>
-          <w:color w:val="334155"/>
-          <w:sz w:val="19"/>
-        </w:rPr>
-        <w:t>Generic Project Management Tools (Trello / Asana / ClickUp): Generalized task boards lack creator-specific features such as script duration estimation, forbidden term filters, and dual-tier client gating.</w:t>
-      </w:r>
-    </w:p>
-    <w:p>
-      <w:pPr>
-        <w:keepNext/>
-        <w:spacing w:before="240" w:after="80"/>
-      </w:pPr>
-      <w:r>
-        <w:rPr>
-          <w:rFonts w:ascii="Segoe UI" w:hAnsi="Segoe UI"/>
-          <w:b/>
-          <w:color w:val="334155"/>
-          <w:sz w:val="23"/>
-        </w:rPr>
-        <w:t>2.2 Comparative Analysis: Existing Tools vs. CreatorOps</w:t>
-      </w:r>
-    </w:p>
-    <w:tbl>
-      <w:tblPr>
-        <w:tblW w:type="auto" w:w="0"/>
-        <w:jc w:val="center"/>
-        <w:tblLayout w:type="fixed"/>
-        <w:tblLook w:firstColumn="1" w:firstRow="1" w:lastColumn="0" w:lastRow="0" w:noHBand="0" w:noVBand="1" w:val="04A0"/>
-      </w:tblPr>
-      <w:tblGrid>
-        <w:gridCol w:w="2340"/>
-        <w:gridCol w:w="2340"/>
-        <w:gridCol w:w="2340"/>
-        <w:gridCol w:w="2340"/>
+        <w:gridCol w:w="2509"/>
+        <w:gridCol w:w="2509"/>
+        <w:gridCol w:w="2509"/>
+        <w:gridCol w:w="2509"/>
       </w:tblGrid>
       <w:tr>
         <w:tc>
           <w:tcPr>
             <w:tcW w:type="dxa" w:w="2592"/>
-            <w:shd w:fill="1E3A8A"/>
+            <w:shd w:fill="F1F5F9"/>
             <w:tcMar>
-              <w:top w:w="120" w:type="dxa"/>
-              <w:bottom w:w="120" w:type="dxa"/>
-              <w:left w:w="140" w:type="dxa"/>
-              <w:right w:w="140" w:type="dxa"/>
+              <w:top w:w="100" w:type="dxa"/>
+              <w:bottom w:w="100" w:type="dxa"/>
+              <w:left w:w="120" w:type="dxa"/>
+              <w:right w:w="120" w:type="dxa"/>
             </w:tcMar>
             <w:tcBorders>
-              <w:top w:val="single" w:sz="6" w:space="0" w:color="1E3A8A"/>
-              <w:left w:val="single" w:sz="4" w:space="0" w:color="2563EB"/>
-              <w:bottom w:val="single" w:sz="12" w:space="0" w:color="3B82F6"/>
-              <w:right w:val="single" w:sz="4" w:space="0" w:color="2563EB"/>
+              <w:top w:val="single" w:sz="6" w:space="0" w:color="000000"/>
+              <w:left w:val="single" w:sz="4" w:space="0" w:color="CBD5E1"/>
+              <w:bottom w:val="single" w:sz="8" w:space="0" w:color="000000"/>
+              <w:right w:val="single" w:sz="4" w:space="0" w:color="CBD5E1"/>
             </w:tcBorders>
           </w:tcPr>
           <w:p>
@@ -575,9 +698,9 @@
             </w:pPr>
             <w:r>
               <w:rPr>
-                <w:rFonts w:ascii="Segoe UI" w:hAnsi="Segoe UI"/>
+                <w:rFonts w:ascii="Times New Roman" w:hAnsi="Times New Roman"/>
                 <w:b/>
-                <w:color w:val="FFFFFF"/>
+                <w:color w:val="000000"/>
                 <w:sz w:val="17"/>
               </w:rPr>
               <w:t>Feature / Capability</w:t>
@@ -587,18 +710,18 @@
         <w:tc>
           <w:tcPr>
             <w:tcW w:type="dxa" w:w="2592"/>
-            <w:shd w:fill="1E3A8A"/>
+            <w:shd w:fill="F1F5F9"/>
             <w:tcMar>
-              <w:top w:w="120" w:type="dxa"/>
-              <w:bottom w:w="120" w:type="dxa"/>
-              <w:left w:w="140" w:type="dxa"/>
-              <w:right w:w="140" w:type="dxa"/>
+              <w:top w:w="100" w:type="dxa"/>
+              <w:bottom w:w="100" w:type="dxa"/>
+              <w:left w:w="120" w:type="dxa"/>
+              <w:right w:w="120" w:type="dxa"/>
             </w:tcMar>
             <w:tcBorders>
-              <w:top w:val="single" w:sz="6" w:space="0" w:color="1E3A8A"/>
-              <w:left w:val="single" w:sz="4" w:space="0" w:color="2563EB"/>
-              <w:bottom w:val="single" w:sz="12" w:space="0" w:color="3B82F6"/>
-              <w:right w:val="single" w:sz="4" w:space="0" w:color="2563EB"/>
+              <w:top w:val="single" w:sz="6" w:space="0" w:color="000000"/>
+              <w:left w:val="single" w:sz="4" w:space="0" w:color="CBD5E1"/>
+              <w:bottom w:val="single" w:sz="8" w:space="0" w:color="000000"/>
+              <w:right w:val="single" w:sz="4" w:space="0" w:color="CBD5E1"/>
             </w:tcBorders>
           </w:tcPr>
           <w:p>
@@ -607,9 +730,9 @@
             </w:pPr>
             <w:r>
               <w:rPr>
-                <w:rFonts w:ascii="Segoe UI" w:hAnsi="Segoe UI"/>
+                <w:rFonts w:ascii="Times New Roman" w:hAnsi="Times New Roman"/>
                 <w:b/>
-                <w:color w:val="FFFFFF"/>
+                <w:color w:val="000000"/>
                 <w:sz w:val="17"/>
               </w:rPr>
               <w:t>Spreadsheets &amp; Drive</w:t>
@@ -619,18 +742,18 @@
         <w:tc>
           <w:tcPr>
             <w:tcW w:type="dxa" w:w="2304"/>
-            <w:shd w:fill="1E3A8A"/>
+            <w:shd w:fill="F1F5F9"/>
             <w:tcMar>
-              <w:top w:w="120" w:type="dxa"/>
-              <w:bottom w:w="120" w:type="dxa"/>
-              <w:left w:w="140" w:type="dxa"/>
-              <w:right w:w="140" w:type="dxa"/>
+              <w:top w:w="100" w:type="dxa"/>
+              <w:bottom w:w="100" w:type="dxa"/>
+              <w:left w:w="120" w:type="dxa"/>
+              <w:right w:w="120" w:type="dxa"/>
             </w:tcMar>
             <w:tcBorders>
-              <w:top w:val="single" w:sz="6" w:space="0" w:color="1E3A8A"/>
-              <w:left w:val="single" w:sz="4" w:space="0" w:color="2563EB"/>
-              <w:bottom w:val="single" w:sz="12" w:space="0" w:color="3B82F6"/>
-              <w:right w:val="single" w:sz="4" w:space="0" w:color="2563EB"/>
+              <w:top w:val="single" w:sz="6" w:space="0" w:color="000000"/>
+              <w:left w:val="single" w:sz="4" w:space="0" w:color="CBD5E1"/>
+              <w:bottom w:val="single" w:sz="8" w:space="0" w:color="000000"/>
+              <w:right w:val="single" w:sz="4" w:space="0" w:color="CBD5E1"/>
             </w:tcBorders>
           </w:tcPr>
           <w:p>
@@ -639,9 +762,9 @@
             </w:pPr>
             <w:r>
               <w:rPr>
-                <w:rFonts w:ascii="Segoe UI" w:hAnsi="Segoe UI"/>
+                <w:rFonts w:ascii="Times New Roman" w:hAnsi="Times New Roman"/>
                 <w:b/>
-                <w:color w:val="FFFFFF"/>
+                <w:color w:val="000000"/>
                 <w:sz w:val="17"/>
               </w:rPr>
               <w:t>Generic PM (Trello/Asana)</w:t>
@@ -651,18 +774,18 @@
         <w:tc>
           <w:tcPr>
             <w:tcW w:type="dxa" w:w="2592"/>
-            <w:shd w:fill="1E3A8A"/>
+            <w:shd w:fill="F1F5F9"/>
             <w:tcMar>
-              <w:top w:w="120" w:type="dxa"/>
-              <w:bottom w:w="120" w:type="dxa"/>
-              <w:left w:w="140" w:type="dxa"/>
-              <w:right w:w="140" w:type="dxa"/>
+              <w:top w:w="100" w:type="dxa"/>
+              <w:bottom w:w="100" w:type="dxa"/>
+              <w:left w:w="120" w:type="dxa"/>
+              <w:right w:w="120" w:type="dxa"/>
             </w:tcMar>
             <w:tcBorders>
-              <w:top w:val="single" w:sz="6" w:space="0" w:color="1E3A8A"/>
-              <w:left w:val="single" w:sz="4" w:space="0" w:color="2563EB"/>
-              <w:bottom w:val="single" w:sz="12" w:space="0" w:color="3B82F6"/>
-              <w:right w:val="single" w:sz="4" w:space="0" w:color="2563EB"/>
+              <w:top w:val="single" w:sz="6" w:space="0" w:color="000000"/>
+              <w:left w:val="single" w:sz="4" w:space="0" w:color="CBD5E1"/>
+              <w:bottom w:val="single" w:sz="8" w:space="0" w:color="000000"/>
+              <w:right w:val="single" w:sz="4" w:space="0" w:color="CBD5E1"/>
             </w:tcBorders>
           </w:tcPr>
           <w:p>
@@ -671,9 +794,9 @@
             </w:pPr>
             <w:r>
               <w:rPr>
-                <w:rFonts w:ascii="Segoe UI" w:hAnsi="Segoe UI"/>
+                <w:rFonts w:ascii="Times New Roman" w:hAnsi="Times New Roman"/>
                 <w:b/>
-                <w:color w:val="FFFFFF"/>
+                <w:color w:val="000000"/>
                 <w:sz w:val="17"/>
               </w:rPr>
               <w:t>CreatorOps Cloud Platform</w:t>
@@ -687,16 +810,16 @@
             <w:tcW w:type="dxa" w:w="2592"/>
             <w:shd w:fill="FFFFFF"/>
             <w:tcMar>
-              <w:top w:w="80" w:type="dxa"/>
-              <w:bottom w:w="80" w:type="dxa"/>
-              <w:left w:w="120" w:type="dxa"/>
-              <w:right w:w="120" w:type="dxa"/>
+              <w:top w:w="60" w:type="dxa"/>
+              <w:bottom w:w="60" w:type="dxa"/>
+              <w:left w:w="100" w:type="dxa"/>
+              <w:right w:w="100" w:type="dxa"/>
             </w:tcMar>
             <w:tcBorders>
               <w:top w:val="single" w:sz="4" w:space="0" w:color="E2E8F0"/>
-              <w:left w:val="single" w:sz="4" w:space="0" w:color="E2E8F0"/>
+              <w:left w:val="single" w:sz="4" w:space="0" w:color="CBD5E1"/>
               <w:bottom w:val="single" w:sz="4" w:space="0" w:color="E2E8F0"/>
-              <w:right w:val="single" w:sz="4" w:space="0" w:color="E2E8F0"/>
+              <w:right w:val="single" w:sz="4" w:space="0" w:color="CBD5E1"/>
             </w:tcBorders>
           </w:tcPr>
           <w:p>
@@ -705,9 +828,9 @@
             </w:pPr>
             <w:r>
               <w:rPr>
-                <w:rFonts w:ascii="Segoe UI" w:hAnsi="Segoe UI"/>
-                <w:color w:val="1E293B"/>
-                <w:sz w:val="17"/>
+                <w:rFonts w:ascii="Times New Roman" w:hAnsi="Times New Roman"/>
+                <w:color w:val="000000"/>
+                <w:sz w:val="16"/>
               </w:rPr>
               <w:t>Multi-Tenant Isolation</w:t>
             </w:r>
@@ -718,16 +841,16 @@
             <w:tcW w:type="dxa" w:w="2592"/>
             <w:shd w:fill="FFFFFF"/>
             <w:tcMar>
-              <w:top w:w="80" w:type="dxa"/>
-              <w:bottom w:w="80" w:type="dxa"/>
-              <w:left w:w="120" w:type="dxa"/>
-              <w:right w:w="120" w:type="dxa"/>
+              <w:top w:w="60" w:type="dxa"/>
+              <w:bottom w:w="60" w:type="dxa"/>
+              <w:left w:w="100" w:type="dxa"/>
+              <w:right w:w="100" w:type="dxa"/>
             </w:tcMar>
             <w:tcBorders>
               <w:top w:val="single" w:sz="4" w:space="0" w:color="E2E8F0"/>
-              <w:left w:val="single" w:sz="4" w:space="0" w:color="E2E8F0"/>
+              <w:left w:val="single" w:sz="4" w:space="0" w:color="CBD5E1"/>
               <w:bottom w:val="single" w:sz="4" w:space="0" w:color="E2E8F0"/>
-              <w:right w:val="single" w:sz="4" w:space="0" w:color="E2E8F0"/>
+              <w:right w:val="single" w:sz="4" w:space="0" w:color="CBD5E1"/>
             </w:tcBorders>
           </w:tcPr>
           <w:p>
@@ -736,9 +859,9 @@
             </w:pPr>
             <w:r>
               <w:rPr>
-                <w:rFonts w:ascii="Segoe UI" w:hAnsi="Segoe UI"/>
-                <w:color w:val="1E293B"/>
-                <w:sz w:val="17"/>
+                <w:rFonts w:ascii="Times New Roman" w:hAnsi="Times New Roman"/>
+                <w:color w:val="000000"/>
+                <w:sz w:val="16"/>
               </w:rPr>
               <w:t>Manual file permissioning (High Risk)</w:t>
             </w:r>
@@ -749,16 +872,16 @@
             <w:tcW w:type="dxa" w:w="2304"/>
             <w:shd w:fill="FFFFFF"/>
             <w:tcMar>
-              <w:top w:w="80" w:type="dxa"/>
-              <w:bottom w:w="80" w:type="dxa"/>
-              <w:left w:w="120" w:type="dxa"/>
-              <w:right w:w="120" w:type="dxa"/>
+              <w:top w:w="60" w:type="dxa"/>
+              <w:bottom w:w="60" w:type="dxa"/>
+              <w:left w:w="100" w:type="dxa"/>
+              <w:right w:w="100" w:type="dxa"/>
             </w:tcMar>
             <w:tcBorders>
               <w:top w:val="single" w:sz="4" w:space="0" w:color="E2E8F0"/>
-              <w:left w:val="single" w:sz="4" w:space="0" w:color="E2E8F0"/>
+              <w:left w:val="single" w:sz="4" w:space="0" w:color="CBD5E1"/>
               <w:bottom w:val="single" w:sz="4" w:space="0" w:color="E2E8F0"/>
-              <w:right w:val="single" w:sz="4" w:space="0" w:color="E2E8F0"/>
+              <w:right w:val="single" w:sz="4" w:space="0" w:color="CBD5E1"/>
             </w:tcBorders>
           </w:tcPr>
           <w:p>
@@ -767,9 +890,9 @@
             </w:pPr>
             <w:r>
               <w:rPr>
-                <w:rFonts w:ascii="Segoe UI" w:hAnsi="Segoe UI"/>
-                <w:color w:val="1E293B"/>
-                <w:sz w:val="17"/>
+                <w:rFonts w:ascii="Times New Roman" w:hAnsi="Times New Roman"/>
+                <w:color w:val="000000"/>
+                <w:sz w:val="16"/>
               </w:rPr>
               <w:t>Workspace-level only; no client barrier</w:t>
             </w:r>
@@ -780,16 +903,16 @@
             <w:tcW w:type="dxa" w:w="2592"/>
             <w:shd w:fill="FFFFFF"/>
             <w:tcMar>
-              <w:top w:w="80" w:type="dxa"/>
-              <w:bottom w:w="80" w:type="dxa"/>
-              <w:left w:w="120" w:type="dxa"/>
-              <w:right w:w="120" w:type="dxa"/>
+              <w:top w:w="60" w:type="dxa"/>
+              <w:bottom w:w="60" w:type="dxa"/>
+              <w:left w:w="100" w:type="dxa"/>
+              <w:right w:w="100" w:type="dxa"/>
             </w:tcMar>
             <w:tcBorders>
               <w:top w:val="single" w:sz="4" w:space="0" w:color="E2E8F0"/>
-              <w:left w:val="single" w:sz="4" w:space="0" w:color="E2E8F0"/>
+              <w:left w:val="single" w:sz="4" w:space="0" w:color="CBD5E1"/>
               <w:bottom w:val="single" w:sz="4" w:space="0" w:color="E2E8F0"/>
-              <w:right w:val="single" w:sz="4" w:space="0" w:color="E2E8F0"/>
+              <w:right w:val="single" w:sz="4" w:space="0" w:color="CBD5E1"/>
             </w:tcBorders>
           </w:tcPr>
           <w:p>
@@ -798,9 +921,9 @@
             </w:pPr>
             <w:r>
               <w:rPr>
-                <w:rFonts w:ascii="Segoe UI" w:hAnsi="Segoe UI"/>
-                <w:color w:val="1E293B"/>
-                <w:sz w:val="17"/>
+                <w:rFonts w:ascii="Times New Roman" w:hAnsi="Times New Roman"/>
+                <w:color w:val="000000"/>
+                <w:sz w:val="16"/>
               </w:rPr>
               <w:t>Strict Tenant Workspace Isolation (RBAC)</w:t>
             </w:r>
@@ -813,16 +936,16 @@
             <w:tcW w:type="dxa" w:w="2592"/>
             <w:shd w:fill="F8FAFC"/>
             <w:tcMar>
-              <w:top w:w="80" w:type="dxa"/>
-              <w:bottom w:w="80" w:type="dxa"/>
-              <w:left w:w="120" w:type="dxa"/>
-              <w:right w:w="120" w:type="dxa"/>
+              <w:top w:w="60" w:type="dxa"/>
+              <w:bottom w:w="60" w:type="dxa"/>
+              <w:left w:w="100" w:type="dxa"/>
+              <w:right w:w="100" w:type="dxa"/>
             </w:tcMar>
             <w:tcBorders>
               <w:top w:val="single" w:sz="4" w:space="0" w:color="E2E8F0"/>
-              <w:left w:val="single" w:sz="4" w:space="0" w:color="E2E8F0"/>
+              <w:left w:val="single" w:sz="4" w:space="0" w:color="CBD5E1"/>
               <w:bottom w:val="single" w:sz="4" w:space="0" w:color="E2E8F0"/>
-              <w:right w:val="single" w:sz="4" w:space="0" w:color="E2E8F0"/>
+              <w:right w:val="single" w:sz="4" w:space="0" w:color="CBD5E1"/>
             </w:tcBorders>
           </w:tcPr>
           <w:p>
@@ -831,9 +954,9 @@
             </w:pPr>
             <w:r>
               <w:rPr>
-                <w:rFonts w:ascii="Segoe UI" w:hAnsi="Segoe UI"/>
-                <w:color w:val="1E293B"/>
-                <w:sz w:val="17"/>
+                <w:rFonts w:ascii="Times New Roman" w:hAnsi="Times New Roman"/>
+                <w:color w:val="000000"/>
+                <w:sz w:val="16"/>
               </w:rPr>
               <w:t>Content Approval Gates</w:t>
             </w:r>
@@ -844,16 +967,16 @@
             <w:tcW w:type="dxa" w:w="2592"/>
             <w:shd w:fill="F8FAFC"/>
             <w:tcMar>
-              <w:top w:w="80" w:type="dxa"/>
-              <w:bottom w:w="80" w:type="dxa"/>
-              <w:left w:w="120" w:type="dxa"/>
-              <w:right w:w="120" w:type="dxa"/>
+              <w:top w:w="60" w:type="dxa"/>
+              <w:bottom w:w="60" w:type="dxa"/>
+              <w:left w:w="100" w:type="dxa"/>
+              <w:right w:w="100" w:type="dxa"/>
             </w:tcMar>
             <w:tcBorders>
               <w:top w:val="single" w:sz="4" w:space="0" w:color="E2E8F0"/>
-              <w:left w:val="single" w:sz="4" w:space="0" w:color="E2E8F0"/>
+              <w:left w:val="single" w:sz="4" w:space="0" w:color="CBD5E1"/>
               <w:bottom w:val="single" w:sz="4" w:space="0" w:color="E2E8F0"/>
-              <w:right w:val="single" w:sz="4" w:space="0" w:color="E2E8F0"/>
+              <w:right w:val="single" w:sz="4" w:space="0" w:color="CBD5E1"/>
             </w:tcBorders>
           </w:tcPr>
           <w:p>
@@ -862,9 +985,9 @@
             </w:pPr>
             <w:r>
               <w:rPr>
-                <w:rFonts w:ascii="Segoe UI" w:hAnsi="Segoe UI"/>
-                <w:color w:val="1E293B"/>
-                <w:sz w:val="17"/>
+                <w:rFonts w:ascii="Times New Roman" w:hAnsi="Times New Roman"/>
+                <w:color w:val="000000"/>
+                <w:sz w:val="16"/>
               </w:rPr>
               <w:t>Informal chat messages ('looks good')</w:t>
             </w:r>
@@ -875,16 +998,16 @@
             <w:tcW w:type="dxa" w:w="2304"/>
             <w:shd w:fill="F8FAFC"/>
             <w:tcMar>
-              <w:top w:w="80" w:type="dxa"/>
-              <w:bottom w:w="80" w:type="dxa"/>
-              <w:left w:w="120" w:type="dxa"/>
-              <w:right w:w="120" w:type="dxa"/>
+              <w:top w:w="60" w:type="dxa"/>
+              <w:bottom w:w="60" w:type="dxa"/>
+              <w:left w:w="100" w:type="dxa"/>
+              <w:right w:w="100" w:type="dxa"/>
             </w:tcMar>
             <w:tcBorders>
               <w:top w:val="single" w:sz="4" w:space="0" w:color="E2E8F0"/>
-              <w:left w:val="single" w:sz="4" w:space="0" w:color="E2E8F0"/>
+              <w:left w:val="single" w:sz="4" w:space="0" w:color="CBD5E1"/>
               <w:bottom w:val="single" w:sz="4" w:space="0" w:color="E2E8F0"/>
-              <w:right w:val="single" w:sz="4" w:space="0" w:color="E2E8F0"/>
+              <w:right w:val="single" w:sz="4" w:space="0" w:color="CBD5E1"/>
             </w:tcBorders>
           </w:tcPr>
           <w:p>
@@ -893,9 +1016,9 @@
             </w:pPr>
             <w:r>
               <w:rPr>
-                <w:rFonts w:ascii="Segoe UI" w:hAnsi="Segoe UI"/>
-                <w:color w:val="1E293B"/>
-                <w:sz w:val="17"/>
+                <w:rFonts w:ascii="Times New Roman" w:hAnsi="Times New Roman"/>
+                <w:color w:val="000000"/>
+                <w:sz w:val="16"/>
               </w:rPr>
               <w:t>Generic status column ('Done')</w:t>
             </w:r>
@@ -906,16 +1029,16 @@
             <w:tcW w:type="dxa" w:w="2592"/>
             <w:shd w:fill="F8FAFC"/>
             <w:tcMar>
-              <w:top w:w="80" w:type="dxa"/>
-              <w:bottom w:w="80" w:type="dxa"/>
-              <w:left w:w="120" w:type="dxa"/>
-              <w:right w:w="120" w:type="dxa"/>
+              <w:top w:w="60" w:type="dxa"/>
+              <w:bottom w:w="60" w:type="dxa"/>
+              <w:left w:w="100" w:type="dxa"/>
+              <w:right w:w="100" w:type="dxa"/>
             </w:tcMar>
             <w:tcBorders>
               <w:top w:val="single" w:sz="4" w:space="0" w:color="E2E8F0"/>
-              <w:left w:val="single" w:sz="4" w:space="0" w:color="E2E8F0"/>
+              <w:left w:val="single" w:sz="4" w:space="0" w:color="CBD5E1"/>
               <w:bottom w:val="single" w:sz="4" w:space="0" w:color="E2E8F0"/>
-              <w:right w:val="single" w:sz="4" w:space="0" w:color="E2E8F0"/>
+              <w:right w:val="single" w:sz="4" w:space="0" w:color="CBD5E1"/>
             </w:tcBorders>
           </w:tcPr>
           <w:p>
@@ -924,9 +1047,9 @@
             </w:pPr>
             <w:r>
               <w:rPr>
-                <w:rFonts w:ascii="Segoe UI" w:hAnsi="Segoe UI"/>
-                <w:color w:val="1E293B"/>
-                <w:sz w:val="17"/>
+                <w:rFonts w:ascii="Times New Roman" w:hAnsi="Times New Roman"/>
+                <w:color w:val="000000"/>
+                <w:sz w:val="16"/>
               </w:rPr>
               <w:t>Enforced 7-Stage State Machine with Audit Log</w:t>
             </w:r>
@@ -939,16 +1062,16 @@
             <w:tcW w:type="dxa" w:w="2592"/>
             <w:shd w:fill="FFFFFF"/>
             <w:tcMar>
-              <w:top w:w="80" w:type="dxa"/>
-              <w:bottom w:w="80" w:type="dxa"/>
-              <w:left w:w="120" w:type="dxa"/>
-              <w:right w:w="120" w:type="dxa"/>
+              <w:top w:w="60" w:type="dxa"/>
+              <w:bottom w:w="60" w:type="dxa"/>
+              <w:left w:w="100" w:type="dxa"/>
+              <w:right w:w="100" w:type="dxa"/>
             </w:tcMar>
             <w:tcBorders>
               <w:top w:val="single" w:sz="4" w:space="0" w:color="E2E8F0"/>
-              <w:left w:val="single" w:sz="4" w:space="0" w:color="E2E8F0"/>
+              <w:left w:val="single" w:sz="4" w:space="0" w:color="CBD5E1"/>
               <w:bottom w:val="single" w:sz="4" w:space="0" w:color="E2E8F0"/>
-              <w:right w:val="single" w:sz="4" w:space="0" w:color="E2E8F0"/>
+              <w:right w:val="single" w:sz="4" w:space="0" w:color="CBD5E1"/>
             </w:tcBorders>
           </w:tcPr>
           <w:p>
@@ -957,9 +1080,9 @@
             </w:pPr>
             <w:r>
               <w:rPr>
-                <w:rFonts w:ascii="Segoe UI" w:hAnsi="Segoe UI"/>
-                <w:color w:val="1E293B"/>
-                <w:sz w:val="17"/>
+                <w:rFonts w:ascii="Times New Roman" w:hAnsi="Times New Roman"/>
+                <w:color w:val="000000"/>
+                <w:sz w:val="16"/>
               </w:rPr>
               <w:t>Script Analysis &amp; Safety</w:t>
             </w:r>
@@ -970,16 +1093,16 @@
             <w:tcW w:type="dxa" w:w="2592"/>
             <w:shd w:fill="FFFFFF"/>
             <w:tcMar>
-              <w:top w:w="80" w:type="dxa"/>
-              <w:bottom w:w="80" w:type="dxa"/>
-              <w:left w:w="120" w:type="dxa"/>
-              <w:right w:w="120" w:type="dxa"/>
+              <w:top w:w="60" w:type="dxa"/>
+              <w:bottom w:w="60" w:type="dxa"/>
+              <w:left w:w="100" w:type="dxa"/>
+              <w:right w:w="100" w:type="dxa"/>
             </w:tcMar>
             <w:tcBorders>
               <w:top w:val="single" w:sz="4" w:space="0" w:color="E2E8F0"/>
-              <w:left w:val="single" w:sz="4" w:space="0" w:color="E2E8F0"/>
+              <w:left w:val="single" w:sz="4" w:space="0" w:color="CBD5E1"/>
               <w:bottom w:val="single" w:sz="4" w:space="0" w:color="E2E8F0"/>
-              <w:right w:val="single" w:sz="4" w:space="0" w:color="E2E8F0"/>
+              <w:right w:val="single" w:sz="4" w:space="0" w:color="CBD5E1"/>
             </w:tcBorders>
           </w:tcPr>
           <w:p>
@@ -988,9 +1111,9 @@
             </w:pPr>
             <w:r>
               <w:rPr>
-                <w:rFonts w:ascii="Segoe UI" w:hAnsi="Segoe UI"/>
-                <w:color w:val="1E293B"/>
-                <w:sz w:val="17"/>
+                <w:rFonts w:ascii="Times New Roman" w:hAnsi="Times New Roman"/>
+                <w:color w:val="000000"/>
+                <w:sz w:val="16"/>
               </w:rPr>
               <w:t>Manual proofreading by agency staff</w:t>
             </w:r>
@@ -1001,16 +1124,16 @@
             <w:tcW w:type="dxa" w:w="2304"/>
             <w:shd w:fill="FFFFFF"/>
             <w:tcMar>
-              <w:top w:w="80" w:type="dxa"/>
-              <w:bottom w:w="80" w:type="dxa"/>
-              <w:left w:w="120" w:type="dxa"/>
-              <w:right w:w="120" w:type="dxa"/>
+              <w:top w:w="60" w:type="dxa"/>
+              <w:bottom w:w="60" w:type="dxa"/>
+              <w:left w:w="100" w:type="dxa"/>
+              <w:right w:w="100" w:type="dxa"/>
             </w:tcMar>
             <w:tcBorders>
               <w:top w:val="single" w:sz="4" w:space="0" w:color="E2E8F0"/>
-              <w:left w:val="single" w:sz="4" w:space="0" w:color="E2E8F0"/>
+              <w:left w:val="single" w:sz="4" w:space="0" w:color="CBD5E1"/>
               <w:bottom w:val="single" w:sz="4" w:space="0" w:color="E2E8F0"/>
-              <w:right w:val="single" w:sz="4" w:space="0" w:color="E2E8F0"/>
+              <w:right w:val="single" w:sz="4" w:space="0" w:color="CBD5E1"/>
             </w:tcBorders>
           </w:tcPr>
           <w:p>
@@ -1019,9 +1142,9 @@
             </w:pPr>
             <w:r>
               <w:rPr>
-                <w:rFonts w:ascii="Segoe UI" w:hAnsi="Segoe UI"/>
-                <w:color w:val="1E293B"/>
-                <w:sz w:val="17"/>
+                <w:rFonts w:ascii="Times New Roman" w:hAnsi="Times New Roman"/>
+                <w:color w:val="000000"/>
+                <w:sz w:val="16"/>
               </w:rPr>
               <w:t>None</w:t>
             </w:r>
@@ -1032,16 +1155,16 @@
             <w:tcW w:type="dxa" w:w="2592"/>
             <w:shd w:fill="FFFFFF"/>
             <w:tcMar>
-              <w:top w:w="80" w:type="dxa"/>
-              <w:bottom w:w="80" w:type="dxa"/>
-              <w:left w:w="120" w:type="dxa"/>
-              <w:right w:w="120" w:type="dxa"/>
+              <w:top w:w="60" w:type="dxa"/>
+              <w:bottom w:w="60" w:type="dxa"/>
+              <w:left w:w="100" w:type="dxa"/>
+              <w:right w:w="100" w:type="dxa"/>
             </w:tcMar>
             <w:tcBorders>
               <w:top w:val="single" w:sz="4" w:space="0" w:color="E2E8F0"/>
-              <w:left w:val="single" w:sz="4" w:space="0" w:color="E2E8F0"/>
+              <w:left w:val="single" w:sz="4" w:space="0" w:color="CBD5E1"/>
               <w:bottom w:val="single" w:sz="4" w:space="0" w:color="E2E8F0"/>
-              <w:right w:val="single" w:sz="4" w:space="0" w:color="E2E8F0"/>
+              <w:right w:val="single" w:sz="4" w:space="0" w:color="CBD5E1"/>
             </w:tcBorders>
           </w:tcPr>
           <w:p>
@@ -1050,9 +1173,9 @@
             </w:pPr>
             <w:r>
               <w:rPr>
-                <w:rFonts w:ascii="Segoe UI" w:hAnsi="Segoe UI"/>
-                <w:color w:val="1E293B"/>
-                <w:sz w:val="17"/>
+                <w:rFonts w:ascii="Times New Roman" w:hAnsi="Times New Roman"/>
+                <w:color w:val="000000"/>
+                <w:sz w:val="16"/>
               </w:rPr>
               <w:t>Automated Hook, Pacing &amp; Brand Safety Checker</w:t>
             </w:r>
@@ -1065,16 +1188,16 @@
             <w:tcW w:type="dxa" w:w="2592"/>
             <w:shd w:fill="F8FAFC"/>
             <w:tcMar>
-              <w:top w:w="80" w:type="dxa"/>
-              <w:bottom w:w="80" w:type="dxa"/>
-              <w:left w:w="120" w:type="dxa"/>
-              <w:right w:w="120" w:type="dxa"/>
+              <w:top w:w="60" w:type="dxa"/>
+              <w:bottom w:w="60" w:type="dxa"/>
+              <w:left w:w="100" w:type="dxa"/>
+              <w:right w:w="100" w:type="dxa"/>
             </w:tcMar>
             <w:tcBorders>
               <w:top w:val="single" w:sz="4" w:space="0" w:color="E2E8F0"/>
-              <w:left w:val="single" w:sz="4" w:space="0" w:color="E2E8F0"/>
+              <w:left w:val="single" w:sz="4" w:space="0" w:color="CBD5E1"/>
               <w:bottom w:val="single" w:sz="4" w:space="0" w:color="E2E8F0"/>
-              <w:right w:val="single" w:sz="4" w:space="0" w:color="E2E8F0"/>
+              <w:right w:val="single" w:sz="4" w:space="0" w:color="CBD5E1"/>
             </w:tcBorders>
           </w:tcPr>
           <w:p>
@@ -1083,9 +1206,9 @@
             </w:pPr>
             <w:r>
               <w:rPr>
-                <w:rFonts w:ascii="Segoe UI" w:hAnsi="Segoe UI"/>
-                <w:color w:val="1E293B"/>
-                <w:sz w:val="17"/>
+                <w:rFonts w:ascii="Times New Roman" w:hAnsi="Times New Roman"/>
+                <w:color w:val="000000"/>
+                <w:sz w:val="16"/>
               </w:rPr>
               <w:t>Direct Social Publishing</w:t>
             </w:r>
@@ -1096,16 +1219,16 @@
             <w:tcW w:type="dxa" w:w="2592"/>
             <w:shd w:fill="F8FAFC"/>
             <w:tcMar>
-              <w:top w:w="80" w:type="dxa"/>
-              <w:bottom w:w="80" w:type="dxa"/>
-              <w:left w:w="120" w:type="dxa"/>
-              <w:right w:w="120" w:type="dxa"/>
+              <w:top w:w="60" w:type="dxa"/>
+              <w:bottom w:w="60" w:type="dxa"/>
+              <w:left w:w="100" w:type="dxa"/>
+              <w:right w:w="100" w:type="dxa"/>
             </w:tcMar>
             <w:tcBorders>
               <w:top w:val="single" w:sz="4" w:space="0" w:color="E2E8F0"/>
-              <w:left w:val="single" w:sz="4" w:space="0" w:color="E2E8F0"/>
+              <w:left w:val="single" w:sz="4" w:space="0" w:color="CBD5E1"/>
               <w:bottom w:val="single" w:sz="4" w:space="0" w:color="E2E8F0"/>
-              <w:right w:val="single" w:sz="4" w:space="0" w:color="E2E8F0"/>
+              <w:right w:val="single" w:sz="4" w:space="0" w:color="CBD5E1"/>
             </w:tcBorders>
           </w:tcPr>
           <w:p>
@@ -1114,9 +1237,9 @@
             </w:pPr>
             <w:r>
               <w:rPr>
-                <w:rFonts w:ascii="Segoe UI" w:hAnsi="Segoe UI"/>
-                <w:color w:val="1E293B"/>
-                <w:sz w:val="17"/>
+                <w:rFonts w:ascii="Times New Roman" w:hAnsi="Times New Roman"/>
+                <w:color w:val="000000"/>
+                <w:sz w:val="16"/>
               </w:rPr>
               <w:t>Manual download &amp; manual app upload</w:t>
             </w:r>
@@ -1127,16 +1250,16 @@
             <w:tcW w:type="dxa" w:w="2304"/>
             <w:shd w:fill="F8FAFC"/>
             <w:tcMar>
-              <w:top w:w="80" w:type="dxa"/>
-              <w:bottom w:w="80" w:type="dxa"/>
-              <w:left w:w="120" w:type="dxa"/>
-              <w:right w:w="120" w:type="dxa"/>
+              <w:top w:w="60" w:type="dxa"/>
+              <w:bottom w:w="60" w:type="dxa"/>
+              <w:left w:w="100" w:type="dxa"/>
+              <w:right w:w="100" w:type="dxa"/>
             </w:tcMar>
             <w:tcBorders>
               <w:top w:val="single" w:sz="4" w:space="0" w:color="E2E8F0"/>
-              <w:left w:val="single" w:sz="4" w:space="0" w:color="E2E8F0"/>
+              <w:left w:val="single" w:sz="4" w:space="0" w:color="CBD5E1"/>
               <w:bottom w:val="single" w:sz="4" w:space="0" w:color="E2E8F0"/>
-              <w:right w:val="single" w:sz="4" w:space="0" w:color="E2E8F0"/>
+              <w:right w:val="single" w:sz="4" w:space="0" w:color="CBD5E1"/>
             </w:tcBorders>
           </w:tcPr>
           <w:p>
@@ -1145,9 +1268,9 @@
             </w:pPr>
             <w:r>
               <w:rPr>
-                <w:rFonts w:ascii="Segoe UI" w:hAnsi="Segoe UI"/>
-                <w:color w:val="1E293B"/>
-                <w:sz w:val="17"/>
+                <w:rFonts w:ascii="Times New Roman" w:hAnsi="Times New Roman"/>
+                <w:color w:val="000000"/>
+                <w:sz w:val="16"/>
               </w:rPr>
               <w:t>None (requires third-party Zapier)</w:t>
             </w:r>
@@ -1158,16 +1281,16 @@
             <w:tcW w:type="dxa" w:w="2592"/>
             <w:shd w:fill="F8FAFC"/>
             <w:tcMar>
-              <w:top w:w="80" w:type="dxa"/>
-              <w:bottom w:w="80" w:type="dxa"/>
-              <w:left w:w="120" w:type="dxa"/>
-              <w:right w:w="120" w:type="dxa"/>
+              <w:top w:w="60" w:type="dxa"/>
+              <w:bottom w:w="60" w:type="dxa"/>
+              <w:left w:w="100" w:type="dxa"/>
+              <w:right w:w="100" w:type="dxa"/>
             </w:tcMar>
             <w:tcBorders>
               <w:top w:val="single" w:sz="4" w:space="0" w:color="E2E8F0"/>
-              <w:left w:val="single" w:sz="4" w:space="0" w:color="E2E8F0"/>
+              <w:left w:val="single" w:sz="4" w:space="0" w:color="CBD5E1"/>
               <w:bottom w:val="single" w:sz="4" w:space="0" w:color="E2E8F0"/>
-              <w:right w:val="single" w:sz="4" w:space="0" w:color="E2E8F0"/>
+              <w:right w:val="single" w:sz="4" w:space="0" w:color="CBD5E1"/>
             </w:tcBorders>
           </w:tcPr>
           <w:p>
@@ -1176,9 +1299,9 @@
             </w:pPr>
             <w:r>
               <w:rPr>
-                <w:rFonts w:ascii="Segoe UI" w:hAnsi="Segoe UI"/>
-                <w:color w:val="1E293B"/>
-                <w:sz w:val="17"/>
+                <w:rFonts w:ascii="Times New Roman" w:hAnsi="Times New Roman"/>
+                <w:color w:val="000000"/>
+                <w:sz w:val="16"/>
               </w:rPr>
               <w:t>Native Meta Graph, YouTube, &amp; TikTok Publishing</w:t>
             </w:r>
@@ -1191,16 +1314,16 @@
             <w:tcW w:type="dxa" w:w="2592"/>
             <w:shd w:fill="FFFFFF"/>
             <w:tcMar>
-              <w:top w:w="80" w:type="dxa"/>
-              <w:bottom w:w="80" w:type="dxa"/>
-              <w:left w:w="120" w:type="dxa"/>
-              <w:right w:w="120" w:type="dxa"/>
+              <w:top w:w="60" w:type="dxa"/>
+              <w:bottom w:w="60" w:type="dxa"/>
+              <w:left w:w="100" w:type="dxa"/>
+              <w:right w:w="100" w:type="dxa"/>
             </w:tcMar>
             <w:tcBorders>
               <w:top w:val="single" w:sz="4" w:space="0" w:color="E2E8F0"/>
-              <w:left w:val="single" w:sz="4" w:space="0" w:color="E2E8F0"/>
+              <w:left w:val="single" w:sz="4" w:space="0" w:color="CBD5E1"/>
               <w:bottom w:val="single" w:sz="4" w:space="0" w:color="E2E8F0"/>
-              <w:right w:val="single" w:sz="4" w:space="0" w:color="E2E8F0"/>
+              <w:right w:val="single" w:sz="4" w:space="0" w:color="CBD5E1"/>
             </w:tcBorders>
           </w:tcPr>
           <w:p>
@@ -1209,9 +1332,9 @@
             </w:pPr>
             <w:r>
               <w:rPr>
-                <w:rFonts w:ascii="Segoe UI" w:hAnsi="Segoe UI"/>
-                <w:color w:val="1E293B"/>
-                <w:sz w:val="17"/>
+                <w:rFonts w:ascii="Times New Roman" w:hAnsi="Times New Roman"/>
+                <w:color w:val="000000"/>
+                <w:sz w:val="16"/>
               </w:rPr>
               <w:t>Media Asset Control</w:t>
             </w:r>
@@ -1222,16 +1345,16 @@
             <w:tcW w:type="dxa" w:w="2592"/>
             <w:shd w:fill="FFFFFF"/>
             <w:tcMar>
-              <w:top w:w="80" w:type="dxa"/>
-              <w:bottom w:w="80" w:type="dxa"/>
-              <w:left w:w="120" w:type="dxa"/>
-              <w:right w:w="120" w:type="dxa"/>
+              <w:top w:w="60" w:type="dxa"/>
+              <w:bottom w:w="60" w:type="dxa"/>
+              <w:left w:w="100" w:type="dxa"/>
+              <w:right w:w="100" w:type="dxa"/>
             </w:tcMar>
             <w:tcBorders>
               <w:top w:val="single" w:sz="4" w:space="0" w:color="E2E8F0"/>
-              <w:left w:val="single" w:sz="4" w:space="0" w:color="E2E8F0"/>
+              <w:left w:val="single" w:sz="4" w:space="0" w:color="CBD5E1"/>
               <w:bottom w:val="single" w:sz="4" w:space="0" w:color="E2E8F0"/>
-              <w:right w:val="single" w:sz="4" w:space="0" w:color="E2E8F0"/>
+              <w:right w:val="single" w:sz="4" w:space="0" w:color="CBD5E1"/>
             </w:tcBorders>
           </w:tcPr>
           <w:p>
@@ -1240,9 +1363,9 @@
             </w:pPr>
             <w:r>
               <w:rPr>
-                <w:rFonts w:ascii="Segoe UI" w:hAnsi="Segoe UI"/>
-                <w:color w:val="1E293B"/>
-                <w:sz w:val="17"/>
+                <w:rFonts w:ascii="Times New Roman" w:hAnsi="Times New Roman"/>
+                <w:color w:val="000000"/>
+                <w:sz w:val="16"/>
               </w:rPr>
               <w:t>Scattered Drive links with expired access</w:t>
             </w:r>
@@ -1253,16 +1376,16 @@
             <w:tcW w:type="dxa" w:w="2304"/>
             <w:shd w:fill="FFFFFF"/>
             <w:tcMar>
-              <w:top w:w="80" w:type="dxa"/>
-              <w:bottom w:w="80" w:type="dxa"/>
-              <w:left w:w="120" w:type="dxa"/>
-              <w:right w:w="120" w:type="dxa"/>
+              <w:top w:w="60" w:type="dxa"/>
+              <w:bottom w:w="60" w:type="dxa"/>
+              <w:left w:w="100" w:type="dxa"/>
+              <w:right w:w="100" w:type="dxa"/>
             </w:tcMar>
             <w:tcBorders>
               <w:top w:val="single" w:sz="4" w:space="0" w:color="E2E8F0"/>
-              <w:left w:val="single" w:sz="4" w:space="0" w:color="E2E8F0"/>
+              <w:left w:val="single" w:sz="4" w:space="0" w:color="CBD5E1"/>
               <w:bottom w:val="single" w:sz="4" w:space="0" w:color="E2E8F0"/>
-              <w:right w:val="single" w:sz="4" w:space="0" w:color="E2E8F0"/>
+              <w:right w:val="single" w:sz="4" w:space="0" w:color="CBD5E1"/>
             </w:tcBorders>
           </w:tcPr>
           <w:p>
@@ -1271,9 +1394,9 @@
             </w:pPr>
             <w:r>
               <w:rPr>
-                <w:rFonts w:ascii="Segoe UI" w:hAnsi="Segoe UI"/>
-                <w:color w:val="1E293B"/>
-                <w:sz w:val="17"/>
+                <w:rFonts w:ascii="Times New Roman" w:hAnsi="Times New Roman"/>
+                <w:color w:val="000000"/>
+                <w:sz w:val="16"/>
               </w:rPr>
               <w:t>Basic attachment upload</w:t>
             </w:r>
@@ -1284,16 +1407,16 @@
             <w:tcW w:type="dxa" w:w="2592"/>
             <w:shd w:fill="FFFFFF"/>
             <w:tcMar>
-              <w:top w:w="80" w:type="dxa"/>
-              <w:bottom w:w="80" w:type="dxa"/>
-              <w:left w:w="120" w:type="dxa"/>
-              <w:right w:w="120" w:type="dxa"/>
+              <w:top w:w="60" w:type="dxa"/>
+              <w:bottom w:w="60" w:type="dxa"/>
+              <w:left w:w="100" w:type="dxa"/>
+              <w:right w:w="100" w:type="dxa"/>
             </w:tcMar>
             <w:tcBorders>
               <w:top w:val="single" w:sz="4" w:space="0" w:color="E2E8F0"/>
-              <w:left w:val="single" w:sz="4" w:space="0" w:color="E2E8F0"/>
+              <w:left w:val="single" w:sz="4" w:space="0" w:color="CBD5E1"/>
               <w:bottom w:val="single" w:sz="4" w:space="0" w:color="E2E8F0"/>
-              <w:right w:val="single" w:sz="4" w:space="0" w:color="E2E8F0"/>
+              <w:right w:val="single" w:sz="4" w:space="0" w:color="CBD5E1"/>
             </w:tcBorders>
           </w:tcPr>
           <w:p>
@@ -1302,9 +1425,9 @@
             </w:pPr>
             <w:r>
               <w:rPr>
-                <w:rFonts w:ascii="Segoe UI" w:hAnsi="Segoe UI"/>
-                <w:color w:val="1E293B"/>
-                <w:sz w:val="17"/>
+                <w:rFonts w:ascii="Times New Roman" w:hAnsi="Times New Roman"/>
+                <w:color w:val="000000"/>
+                <w:sz w:val="16"/>
               </w:rPr>
               <w:t>Centralized Object Storage with Presigned URLs</w:t>
             </w:r>
@@ -1317,16 +1440,16 @@
             <w:tcW w:type="dxa" w:w="2592"/>
             <w:shd w:fill="F8FAFC"/>
             <w:tcMar>
-              <w:top w:w="80" w:type="dxa"/>
-              <w:bottom w:w="80" w:type="dxa"/>
-              <w:left w:w="120" w:type="dxa"/>
-              <w:right w:w="120" w:type="dxa"/>
+              <w:top w:w="60" w:type="dxa"/>
+              <w:bottom w:w="60" w:type="dxa"/>
+              <w:left w:w="100" w:type="dxa"/>
+              <w:right w:w="100" w:type="dxa"/>
             </w:tcMar>
             <w:tcBorders>
               <w:top w:val="single" w:sz="4" w:space="0" w:color="E2E8F0"/>
-              <w:left w:val="single" w:sz="4" w:space="0" w:color="E2E8F0"/>
-              <w:bottom w:val="single" w:sz="4" w:space="0" w:color="E2E8F0"/>
-              <w:right w:val="single" w:sz="4" w:space="0" w:color="E2E8F0"/>
+              <w:left w:val="single" w:sz="4" w:space="0" w:color="CBD5E1"/>
+              <w:bottom w:val="single" w:sz="6" w:space="0" w:color="000000"/>
+              <w:right w:val="single" w:sz="4" w:space="0" w:color="CBD5E1"/>
             </w:tcBorders>
           </w:tcPr>
           <w:p>
@@ -1335,9 +1458,9 @@
             </w:pPr>
             <w:r>
               <w:rPr>
-                <w:rFonts w:ascii="Segoe UI" w:hAnsi="Segoe UI"/>
-                <w:color w:val="1E293B"/>
-                <w:sz w:val="17"/>
+                <w:rFonts w:ascii="Times New Roman" w:hAnsi="Times New Roman"/>
+                <w:color w:val="000000"/>
+                <w:sz w:val="16"/>
               </w:rPr>
               <w:t>Version Snapshotting</w:t>
             </w:r>
@@ -1348,16 +1471,16 @@
             <w:tcW w:type="dxa" w:w="2592"/>
             <w:shd w:fill="F8FAFC"/>
             <w:tcMar>
-              <w:top w:w="80" w:type="dxa"/>
-              <w:bottom w:w="80" w:type="dxa"/>
-              <w:left w:w="120" w:type="dxa"/>
-              <w:right w:w="120" w:type="dxa"/>
+              <w:top w:w="60" w:type="dxa"/>
+              <w:bottom w:w="60" w:type="dxa"/>
+              <w:left w:w="100" w:type="dxa"/>
+              <w:right w:w="100" w:type="dxa"/>
             </w:tcMar>
             <w:tcBorders>
               <w:top w:val="single" w:sz="4" w:space="0" w:color="E2E8F0"/>
-              <w:left w:val="single" w:sz="4" w:space="0" w:color="E2E8F0"/>
-              <w:bottom w:val="single" w:sz="4" w:space="0" w:color="E2E8F0"/>
-              <w:right w:val="single" w:sz="4" w:space="0" w:color="E2E8F0"/>
+              <w:left w:val="single" w:sz="4" w:space="0" w:color="CBD5E1"/>
+              <w:bottom w:val="single" w:sz="6" w:space="0" w:color="000000"/>
+              <w:right w:val="single" w:sz="4" w:space="0" w:color="CBD5E1"/>
             </w:tcBorders>
           </w:tcPr>
           <w:p>
@@ -1366,9 +1489,9 @@
             </w:pPr>
             <w:r>
               <w:rPr>
-                <w:rFonts w:ascii="Segoe UI" w:hAnsi="Segoe UI"/>
-                <w:color w:val="1E293B"/>
-                <w:sz w:val="17"/>
+                <w:rFonts w:ascii="Times New Roman" w:hAnsi="Times New Roman"/>
+                <w:color w:val="000000"/>
+                <w:sz w:val="16"/>
               </w:rPr>
               <w:t>File naming ('video_v2_final_final.mp4')</w:t>
             </w:r>
@@ -1379,16 +1502,16 @@
             <w:tcW w:type="dxa" w:w="2304"/>
             <w:shd w:fill="F8FAFC"/>
             <w:tcMar>
-              <w:top w:w="80" w:type="dxa"/>
-              <w:bottom w:w="80" w:type="dxa"/>
-              <w:left w:w="120" w:type="dxa"/>
-              <w:right w:w="120" w:type="dxa"/>
+              <w:top w:w="60" w:type="dxa"/>
+              <w:bottom w:w="60" w:type="dxa"/>
+              <w:left w:w="100" w:type="dxa"/>
+              <w:right w:w="100" w:type="dxa"/>
             </w:tcMar>
             <w:tcBorders>
               <w:top w:val="single" w:sz="4" w:space="0" w:color="E2E8F0"/>
-              <w:left w:val="single" w:sz="4" w:space="0" w:color="E2E8F0"/>
-              <w:bottom w:val="single" w:sz="4" w:space="0" w:color="E2E8F0"/>
-              <w:right w:val="single" w:sz="4" w:space="0" w:color="E2E8F0"/>
+              <w:left w:val="single" w:sz="4" w:space="0" w:color="CBD5E1"/>
+              <w:bottom w:val="single" w:sz="6" w:space="0" w:color="000000"/>
+              <w:right w:val="single" w:sz="4" w:space="0" w:color="CBD5E1"/>
             </w:tcBorders>
           </w:tcPr>
           <w:p>
@@ -1397,9 +1520,9 @@
             </w:pPr>
             <w:r>
               <w:rPr>
-                <w:rFonts w:ascii="Segoe UI" w:hAnsi="Segoe UI"/>
-                <w:color w:val="1E293B"/>
-                <w:sz w:val="17"/>
+                <w:rFonts w:ascii="Times New Roman" w:hAnsi="Times New Roman"/>
+                <w:color w:val="000000"/>
+                <w:sz w:val="16"/>
               </w:rPr>
               <w:t>History log without script diff</w:t>
             </w:r>
@@ -1410,16 +1533,16 @@
             <w:tcW w:type="dxa" w:w="2592"/>
             <w:shd w:fill="F8FAFC"/>
             <w:tcMar>
-              <w:top w:w="80" w:type="dxa"/>
-              <w:bottom w:w="80" w:type="dxa"/>
-              <w:left w:w="120" w:type="dxa"/>
-              <w:right w:w="120" w:type="dxa"/>
+              <w:top w:w="60" w:type="dxa"/>
+              <w:bottom w:w="60" w:type="dxa"/>
+              <w:left w:w="100" w:type="dxa"/>
+              <w:right w:w="100" w:type="dxa"/>
             </w:tcMar>
             <w:tcBorders>
               <w:top w:val="single" w:sz="4" w:space="0" w:color="E2E8F0"/>
-              <w:left w:val="single" w:sz="4" w:space="0" w:color="E2E8F0"/>
-              <w:bottom w:val="single" w:sz="4" w:space="0" w:color="E2E8F0"/>
-              <w:right w:val="single" w:sz="4" w:space="0" w:color="E2E8F0"/>
+              <w:left w:val="single" w:sz="4" w:space="0" w:color="CBD5E1"/>
+              <w:bottom w:val="single" w:sz="6" w:space="0" w:color="000000"/>
+              <w:right w:val="single" w:sz="4" w:space="0" w:color="CBD5E1"/>
             </w:tcBorders>
           </w:tcPr>
           <w:p>
@@ -1428,9 +1551,9 @@
             </w:pPr>
             <w:r>
               <w:rPr>
-                <w:rFonts w:ascii="Segoe UI" w:hAnsi="Segoe UI"/>
-                <w:color w:val="1E293B"/>
-                <w:sz w:val="17"/>
+                <w:rFonts w:ascii="Times New Roman" w:hAnsi="Times New Roman"/>
+                <w:color w:val="000000"/>
+                <w:sz w:val="16"/>
               </w:rPr>
               <w:t>Immutable Version History with side-by-side diff</w:t>
             </w:r>
@@ -1446,2761 +1569,540 @@
     <w:p>
       <w:pPr>
         <w:keepNext/>
-        <w:spacing w:before="320" w:after="120"/>
+        <w:spacing w:before="360" w:after="160"/>
       </w:pPr>
       <w:r>
         <w:rPr>
-          <w:rFonts w:ascii="Segoe UI" w:hAnsi="Segoe UI"/>
+          <w:rFonts w:ascii="Arial" w:hAnsi="Arial"/>
           <w:b/>
-          <w:color w:val="1E3A8A"/>
-          <w:sz w:val="28"/>
+          <w:color w:val="000000"/>
+          <w:sz w:val="36"/>
         </w:rPr>
-        <w:t>3. Proposed System</w:t>
+        <w:t>PROPOSED SYSTEM</w:t>
       </w:r>
     </w:p>
     <w:p>
       <w:pPr>
-        <w:spacing w:after="100" w:line="276" w:lineRule="auto"/>
+        <w:spacing w:after="120" w:line="276" w:lineRule="auto"/>
       </w:pPr>
       <w:r>
         <w:rPr>
-          <w:rFonts w:ascii="Segoe UI" w:hAnsi="Segoe UI"/>
-          <w:color w:val="334155"/>
-          <w:sz w:val="19"/>
+          <w:rFonts w:ascii="Times New Roman" w:hAnsi="Times New Roman"/>
+          <w:color w:val="000000"/>
+          <w:sz w:val="26"/>
         </w:rPr>
-        <w:t>CreatorOps is a dedicated, cloud-native Software-as-a-Service (SaaS) web application designed specifically for creator workflows and marketing agencies. The platform enforces 'One Campaign, One Workspace, One Approval Trail'.</w:t>
+        <w:t>CreatorOps addresses these operational failures through foundational architectural innovations:</w:t>
       </w:r>
     </w:p>
     <w:p>
       <w:pPr>
-        <w:spacing w:after="100" w:line="276" w:lineRule="auto"/>
+        <w:spacing w:after="120" w:line="276" w:lineRule="auto"/>
       </w:pPr>
       <w:r>
         <w:rPr>
-          <w:rFonts w:ascii="Segoe UI" w:hAnsi="Segoe UI"/>
+          <w:rFonts w:ascii="Times New Roman" w:hAnsi="Times New Roman"/>
           <w:b/>
-          <w:color w:val="1E293B"/>
-          <w:sz w:val="19"/>
+          <w:color w:val="000000"/>
+          <w:sz w:val="26"/>
         </w:rPr>
-        <w:t xml:space="preserve">1. </w:t>
+        <w:t xml:space="preserve">Tenant Isolation: </w:t>
       </w:r>
       <w:r>
         <w:rPr>
-          <w:rFonts w:ascii="Segoe UI" w:hAnsi="Segoe UI"/>
-          <w:color w:val="334155"/>
-          <w:sz w:val="19"/>
+          <w:rFonts w:ascii="Times New Roman" w:hAnsi="Times New Roman"/>
+          <w:color w:val="000000"/>
+          <w:sz w:val="26"/>
         </w:rPr>
-        <w:t>Multi-Tenant Agency Workspaces: Complete tenant data isolation where agencies manage separate brand clients and creator teams within segregated security boundaries.</w:t>
+        <w:t>Each agency runs inside an isolated workspace. Database queries are strictly scoped to the active tenant workspace.</w:t>
       </w:r>
     </w:p>
     <w:p>
       <w:pPr>
-        <w:spacing w:after="100" w:line="276" w:lineRule="auto"/>
+        <w:spacing w:after="120" w:line="276" w:lineRule="auto"/>
       </w:pPr>
       <w:r>
         <w:rPr>
-          <w:rFonts w:ascii="Segoe UI" w:hAnsi="Segoe UI"/>
+          <w:rFonts w:ascii="Times New Roman" w:hAnsi="Times New Roman"/>
           <w:b/>
-          <w:color w:val="1E293B"/>
-          <w:sz w:val="19"/>
+          <w:color w:val="000000"/>
+          <w:sz w:val="26"/>
         </w:rPr>
-        <w:t xml:space="preserve">2. </w:t>
+        <w:t xml:space="preserve">Four-Tier RBAC: </w:t>
       </w:r>
       <w:r>
         <w:rPr>
-          <w:rFonts w:ascii="Segoe UI" w:hAnsi="Segoe UI"/>
-          <w:color w:val="334155"/>
-          <w:sz w:val="19"/>
+          <w:rFonts w:ascii="Times New Roman" w:hAnsi="Times New Roman"/>
+          <w:color w:val="000000"/>
+          <w:sz w:val="26"/>
         </w:rPr>
-        <w:t>Programmatic 7-Stage Approval State Machine: Content progresses strictly through Draft -&gt; In Review -&gt; Changes Requested -&gt; Approved -&gt; Client Review -&gt; Ready to Publish -&gt; Published.</w:t>
+        <w:t>Distinct permission sets for Admin, Manager, Creator, and Client Reviewer.</w:t>
       </w:r>
     </w:p>
     <w:p>
       <w:pPr>
-        <w:spacing w:after="100" w:line="276" w:lineRule="auto"/>
+        <w:spacing w:after="120" w:line="276" w:lineRule="auto"/>
       </w:pPr>
       <w:r>
         <w:rPr>
-          <w:rFonts w:ascii="Segoe UI" w:hAnsi="Segoe UI"/>
+          <w:rFonts w:ascii="Times New Roman" w:hAnsi="Times New Roman"/>
           <w:b/>
-          <w:color w:val="1E293B"/>
-          <w:sz w:val="19"/>
+          <w:color w:val="000000"/>
+          <w:sz w:val="26"/>
         </w:rPr>
-        <w:t xml:space="preserve">3. </w:t>
+        <w:t xml:space="preserve">Deterministic 7-State Workflow: </w:t>
       </w:r>
       <w:r>
         <w:rPr>
-          <w:rFonts w:ascii="Segoe UI" w:hAnsi="Segoe UI"/>
-          <w:color w:val="334155"/>
-          <w:sz w:val="19"/>
+          <w:rFonts w:ascii="Times New Roman" w:hAnsi="Times New Roman"/>
+          <w:color w:val="000000"/>
+          <w:sz w:val="26"/>
         </w:rPr>
-        <w:t>Automated Script &amp; Content Quality Engine: Real-time analysis of script text for hook placement, speaking duration (130-160 WPM), and forbidden competitor terms.</w:t>
+        <w:t>Content progresses sequentially: Draft -&gt; Pending Manager Review -&gt; Pending Client Approval -&gt; Approved -&gt; Scheduled -&gt; Published.</w:t>
       </w:r>
     </w:p>
     <w:p>
       <w:pPr>
-        <w:spacing w:after="100" w:line="276" w:lineRule="auto"/>
+        <w:spacing w:after="120" w:line="276" w:lineRule="auto"/>
       </w:pPr>
       <w:r>
         <w:rPr>
-          <w:rFonts w:ascii="Segoe UI" w:hAnsi="Segoe UI"/>
+          <w:rFonts w:ascii="Times New Roman" w:hAnsi="Times New Roman"/>
           <w:b/>
-          <w:color w:val="1E293B"/>
-          <w:sz w:val="19"/>
+          <w:color w:val="000000"/>
+          <w:sz w:val="26"/>
         </w:rPr>
-        <w:t xml:space="preserve">4. </w:t>
+        <w:t xml:space="preserve">Revision History: </w:t>
       </w:r>
       <w:r>
         <w:rPr>
-          <w:rFonts w:ascii="Segoe UI" w:hAnsi="Segoe UI"/>
-          <w:color w:val="334155"/>
-          <w:sz w:val="19"/>
+          <w:rFonts w:ascii="Times New Roman" w:hAnsi="Times New Roman"/>
+          <w:color w:val="000000"/>
+          <w:sz w:val="26"/>
         </w:rPr>
-        <w:t>Direct Social Media Publishing: Native API integration with Meta Graph API v19.0 (Instagram), YouTube Data API v3, and TikTok Content Posting API v2 to publish approved content directly.</w:t>
+        <w:t>Updates automatically create a ContentVersion snapshot, preserving the script, author, and timestamp.</w:t>
       </w:r>
     </w:p>
     <w:p>
       <w:pPr>
-        <w:spacing w:after="100" w:line="276" w:lineRule="auto"/>
+        <w:spacing w:after="120" w:line="276" w:lineRule="auto"/>
       </w:pPr>
       <w:r>
         <w:rPr>
-          <w:rFonts w:ascii="Segoe UI" w:hAnsi="Segoe UI"/>
+          <w:rFonts w:ascii="Times New Roman" w:hAnsi="Times New Roman"/>
           <w:b/>
-          <w:color w:val="1E293B"/>
-          <w:sz w:val="19"/>
+          <w:color w:val="000000"/>
+          <w:sz w:val="26"/>
         </w:rPr>
-        <w:t xml:space="preserve">5. </w:t>
+        <w:t xml:space="preserve">Automated Script Checking: </w:t>
       </w:r>
       <w:r>
         <w:rPr>
-          <w:rFonts w:ascii="Segoe UI" w:hAnsi="Segoe UI"/>
-          <w:color w:val="334155"/>
-          <w:sz w:val="19"/>
+          <w:rFonts w:ascii="Times New Roman" w:hAnsi="Times New Roman"/>
+          <w:color w:val="000000"/>
+          <w:sz w:val="26"/>
         </w:rPr>
-        <w:t>Autonomous Competitor Benchmarking: Automated social ingestion and head-to-head metric benchmarking matrix.</w:t>
+        <w:t>Rules evaluate word count, calculate speaking duration (~130 words/min), detect hook keywords in the opening sentence, and flag prohibited brand terms.</w:t>
+      </w:r>
+    </w:p>
+    <w:p>
+      <w:pPr>
+        <w:spacing w:after="120" w:line="276" w:lineRule="auto"/>
+      </w:pPr>
+      <w:r>
+        <w:rPr>
+          <w:rFonts w:ascii="Times New Roman" w:hAnsi="Times New Roman"/>
+          <w:b/>
+          <w:color w:val="000000"/>
+          <w:sz w:val="26"/>
+        </w:rPr>
+        <w:t xml:space="preserve">Direct Social Publishing: </w:t>
+      </w:r>
+      <w:r>
+        <w:rPr>
+          <w:rFonts w:ascii="Times New Roman" w:hAnsi="Times New Roman"/>
+          <w:color w:val="000000"/>
+          <w:sz w:val="26"/>
+        </w:rPr>
+        <w:t>Direct one-click publication of approved content to Meta Graph API v19.0 (Instagram), YouTube Data API v3, and TikTok Content Posting API v2 with automated audit logging in SocialPublishLog.</w:t>
+      </w:r>
+    </w:p>
+    <w:p>
+      <w:pPr>
+        <w:spacing w:after="120" w:line="276" w:lineRule="auto"/>
+      </w:pPr>
+      <w:r>
+        <w:rPr>
+          <w:rFonts w:ascii="Times New Roman" w:hAnsi="Times New Roman"/>
+          <w:b/>
+          <w:color w:val="000000"/>
+          <w:sz w:val="26"/>
+        </w:rPr>
+        <w:t xml:space="preserve">Cloud Deployment: </w:t>
+      </w:r>
+      <w:r>
+        <w:rPr>
+          <w:rFonts w:ascii="Times New Roman" w:hAnsi="Times New Roman"/>
+          <w:color w:val="000000"/>
+          <w:sz w:val="26"/>
+        </w:rPr>
+        <w:t>Hosted on Vercel with automated Git integration, WhiteNoise static file caching, and PostgreSQL persistence.</w:t>
       </w:r>
     </w:p>
     <w:p>
       <w:pPr>
         <w:keepNext/>
-        <w:spacing w:before="320" w:after="120"/>
+        <w:spacing w:before="360" w:after="160"/>
       </w:pPr>
       <w:r>
         <w:rPr>
-          <w:rFonts w:ascii="Segoe UI" w:hAnsi="Segoe UI"/>
+          <w:rFonts w:ascii="Arial" w:hAnsi="Arial"/>
           <w:b/>
-          <w:color w:val="1E3A8A"/>
-          <w:sz w:val="28"/>
+          <w:color w:val="000000"/>
+          <w:sz w:val="36"/>
         </w:rPr>
-        <w:t>4. Functional Requirements</w:t>
+        <w:t>FUNCTIONAL REQUIREMENTS</w:t>
       </w:r>
     </w:p>
-    <w:tbl>
-      <w:tblPr>
-        <w:tblW w:type="auto" w:w="0"/>
-        <w:jc w:val="center"/>
-        <w:tblLayout w:type="fixed"/>
-        <w:tblLook w:firstColumn="1" w:firstRow="1" w:lastColumn="0" w:lastRow="0" w:noHBand="0" w:noVBand="1" w:val="04A0"/>
-      </w:tblPr>
-      <w:tblGrid>
-        <w:gridCol w:w="2340"/>
-        <w:gridCol w:w="2340"/>
-        <w:gridCol w:w="2340"/>
-        <w:gridCol w:w="2340"/>
-      </w:tblGrid>
-      <w:tr>
-        <w:tc>
-          <w:tcPr>
-            <w:tcW w:type="dxa" w:w="1584"/>
-            <w:shd w:fill="1E3A8A"/>
-            <w:tcMar>
-              <w:top w:w="120" w:type="dxa"/>
-              <w:bottom w:w="120" w:type="dxa"/>
-              <w:left w:w="140" w:type="dxa"/>
-              <w:right w:w="140" w:type="dxa"/>
-            </w:tcMar>
-            <w:tcBorders>
-              <w:top w:val="single" w:sz="6" w:space="0" w:color="1E3A8A"/>
-              <w:left w:val="single" w:sz="4" w:space="0" w:color="2563EB"/>
-              <w:bottom w:val="single" w:sz="12" w:space="0" w:color="3B82F6"/>
-              <w:right w:val="single" w:sz="4" w:space="0" w:color="2563EB"/>
-            </w:tcBorders>
-          </w:tcPr>
-          <w:p>
-            <w:pPr>
-              <w:jc w:val="left"/>
-            </w:pPr>
-            <w:r>
-              <w:rPr>
-                <w:rFonts w:ascii="Segoe UI" w:hAnsi="Segoe UI"/>
-                <w:b/>
-                <w:color w:val="FFFFFF"/>
-                <w:sz w:val="17"/>
-              </w:rPr>
-              <w:t>Requirement ID</w:t>
-            </w:r>
-          </w:p>
-        </w:tc>
-        <w:tc>
-          <w:tcPr>
-            <w:tcW w:type="dxa" w:w="1728"/>
-            <w:shd w:fill="1E3A8A"/>
-            <w:tcMar>
-              <w:top w:w="120" w:type="dxa"/>
-              <w:bottom w:w="120" w:type="dxa"/>
-              <w:left w:w="140" w:type="dxa"/>
-              <w:right w:w="140" w:type="dxa"/>
-            </w:tcMar>
-            <w:tcBorders>
-              <w:top w:val="single" w:sz="6" w:space="0" w:color="1E3A8A"/>
-              <w:left w:val="single" w:sz="4" w:space="0" w:color="2563EB"/>
-              <w:bottom w:val="single" w:sz="12" w:space="0" w:color="3B82F6"/>
-              <w:right w:val="single" w:sz="4" w:space="0" w:color="2563EB"/>
-            </w:tcBorders>
-          </w:tcPr>
-          <w:p>
-            <w:pPr>
-              <w:jc w:val="left"/>
-            </w:pPr>
-            <w:r>
-              <w:rPr>
-                <w:rFonts w:ascii="Segoe UI" w:hAnsi="Segoe UI"/>
-                <w:b/>
-                <w:color w:val="FFFFFF"/>
-                <w:sz w:val="17"/>
-              </w:rPr>
-              <w:t>Module</w:t>
-            </w:r>
-          </w:p>
-        </w:tc>
-        <w:tc>
-          <w:tcPr>
-            <w:tcW w:type="dxa" w:w="5184"/>
-            <w:shd w:fill="1E3A8A"/>
-            <w:tcMar>
-              <w:top w:w="120" w:type="dxa"/>
-              <w:bottom w:w="120" w:type="dxa"/>
-              <w:left w:w="140" w:type="dxa"/>
-              <w:right w:w="140" w:type="dxa"/>
-            </w:tcMar>
-            <w:tcBorders>
-              <w:top w:val="single" w:sz="6" w:space="0" w:color="1E3A8A"/>
-              <w:left w:val="single" w:sz="4" w:space="0" w:color="2563EB"/>
-              <w:bottom w:val="single" w:sz="12" w:space="0" w:color="3B82F6"/>
-              <w:right w:val="single" w:sz="4" w:space="0" w:color="2563EB"/>
-            </w:tcBorders>
-          </w:tcPr>
-          <w:p>
-            <w:pPr>
-              <w:jc w:val="left"/>
-            </w:pPr>
-            <w:r>
-              <w:rPr>
-                <w:rFonts w:ascii="Segoe UI" w:hAnsi="Segoe UI"/>
-                <w:b/>
-                <w:color w:val="FFFFFF"/>
-                <w:sz w:val="17"/>
-              </w:rPr>
-              <w:t>Functional Requirement Description</w:t>
-            </w:r>
-          </w:p>
-        </w:tc>
-        <w:tc>
-          <w:tcPr>
-            <w:tcW w:type="dxa" w:w="1296"/>
-            <w:shd w:fill="1E3A8A"/>
-            <w:tcMar>
-              <w:top w:w="120" w:type="dxa"/>
-              <w:bottom w:w="120" w:type="dxa"/>
-              <w:left w:w="140" w:type="dxa"/>
-              <w:right w:w="140" w:type="dxa"/>
-            </w:tcMar>
-            <w:tcBorders>
-              <w:top w:val="single" w:sz="6" w:space="0" w:color="1E3A8A"/>
-              <w:left w:val="single" w:sz="4" w:space="0" w:color="2563EB"/>
-              <w:bottom w:val="single" w:sz="12" w:space="0" w:color="3B82F6"/>
-              <w:right w:val="single" w:sz="4" w:space="0" w:color="2563EB"/>
-            </w:tcBorders>
-          </w:tcPr>
-          <w:p>
-            <w:pPr>
-              <w:jc w:val="left"/>
-            </w:pPr>
-            <w:r>
-              <w:rPr>
-                <w:rFonts w:ascii="Segoe UI" w:hAnsi="Segoe UI"/>
-                <w:b/>
-                <w:color w:val="FFFFFF"/>
-                <w:sz w:val="17"/>
-              </w:rPr>
-              <w:t>Priority</w:t>
-            </w:r>
-          </w:p>
-        </w:tc>
-      </w:tr>
-      <w:tr>
-        <w:tc>
-          <w:tcPr>
-            <w:tcW w:type="dxa" w:w="1584"/>
-            <w:shd w:fill="FFFFFF"/>
-            <w:tcMar>
-              <w:top w:w="80" w:type="dxa"/>
-              <w:bottom w:w="80" w:type="dxa"/>
-              <w:left w:w="120" w:type="dxa"/>
-              <w:right w:w="120" w:type="dxa"/>
-            </w:tcMar>
-            <w:tcBorders>
-              <w:top w:val="single" w:sz="4" w:space="0" w:color="E2E8F0"/>
-              <w:left w:val="single" w:sz="4" w:space="0" w:color="E2E8F0"/>
-              <w:bottom w:val="single" w:sz="4" w:space="0" w:color="E2E8F0"/>
-              <w:right w:val="single" w:sz="4" w:space="0" w:color="E2E8F0"/>
-            </w:tcBorders>
-          </w:tcPr>
-          <w:p>
-            <w:pPr>
-              <w:jc w:val="left"/>
-            </w:pPr>
-            <w:r>
-              <w:rPr>
-                <w:rFonts w:ascii="Segoe UI" w:hAnsi="Segoe UI"/>
-                <w:color w:val="1E293B"/>
-                <w:sz w:val="17"/>
-              </w:rPr>
-              <w:t>FR-01</w:t>
-            </w:r>
-          </w:p>
-        </w:tc>
-        <w:tc>
-          <w:tcPr>
-            <w:tcW w:type="dxa" w:w="1728"/>
-            <w:shd w:fill="FFFFFF"/>
-            <w:tcMar>
-              <w:top w:w="80" w:type="dxa"/>
-              <w:bottom w:w="80" w:type="dxa"/>
-              <w:left w:w="120" w:type="dxa"/>
-              <w:right w:w="120" w:type="dxa"/>
-            </w:tcMar>
-            <w:tcBorders>
-              <w:top w:val="single" w:sz="4" w:space="0" w:color="E2E8F0"/>
-              <w:left w:val="single" w:sz="4" w:space="0" w:color="E2E8F0"/>
-              <w:bottom w:val="single" w:sz="4" w:space="0" w:color="E2E8F0"/>
-              <w:right w:val="single" w:sz="4" w:space="0" w:color="E2E8F0"/>
-            </w:tcBorders>
-          </w:tcPr>
-          <w:p>
-            <w:pPr>
-              <w:jc w:val="left"/>
-            </w:pPr>
-            <w:r>
-              <w:rPr>
-                <w:rFonts w:ascii="Segoe UI" w:hAnsi="Segoe UI"/>
-                <w:color w:val="1E293B"/>
-                <w:sz w:val="17"/>
-              </w:rPr>
-              <w:t>Authentication</w:t>
-            </w:r>
-          </w:p>
-        </w:tc>
-        <w:tc>
-          <w:tcPr>
-            <w:tcW w:type="dxa" w:w="5184"/>
-            <w:shd w:fill="FFFFFF"/>
-            <w:tcMar>
-              <w:top w:w="80" w:type="dxa"/>
-              <w:bottom w:w="80" w:type="dxa"/>
-              <w:left w:w="120" w:type="dxa"/>
-              <w:right w:w="120" w:type="dxa"/>
-            </w:tcMar>
-            <w:tcBorders>
-              <w:top w:val="single" w:sz="4" w:space="0" w:color="E2E8F0"/>
-              <w:left w:val="single" w:sz="4" w:space="0" w:color="E2E8F0"/>
-              <w:bottom w:val="single" w:sz="4" w:space="0" w:color="E2E8F0"/>
-              <w:right w:val="single" w:sz="4" w:space="0" w:color="E2E8F0"/>
-            </w:tcBorders>
-          </w:tcPr>
-          <w:p>
-            <w:pPr>
-              <w:jc w:val="left"/>
-            </w:pPr>
-            <w:r>
-              <w:rPr>
-                <w:rFonts w:ascii="Segoe UI" w:hAnsi="Segoe UI"/>
-                <w:color w:val="1E293B"/>
-                <w:sz w:val="17"/>
-              </w:rPr>
-              <w:t>User registration, secure session authentication, and PBKDF2 password hashing.</w:t>
-            </w:r>
-          </w:p>
-        </w:tc>
-        <w:tc>
-          <w:tcPr>
-            <w:tcW w:type="dxa" w:w="1296"/>
-            <w:shd w:fill="FFFFFF"/>
-            <w:tcMar>
-              <w:top w:w="80" w:type="dxa"/>
-              <w:bottom w:w="80" w:type="dxa"/>
-              <w:left w:w="120" w:type="dxa"/>
-              <w:right w:w="120" w:type="dxa"/>
-            </w:tcMar>
-            <w:tcBorders>
-              <w:top w:val="single" w:sz="4" w:space="0" w:color="E2E8F0"/>
-              <w:left w:val="single" w:sz="4" w:space="0" w:color="E2E8F0"/>
-              <w:bottom w:val="single" w:sz="4" w:space="0" w:color="E2E8F0"/>
-              <w:right w:val="single" w:sz="4" w:space="0" w:color="E2E8F0"/>
-            </w:tcBorders>
-          </w:tcPr>
-          <w:p>
-            <w:pPr>
-              <w:jc w:val="left"/>
-            </w:pPr>
-            <w:r>
-              <w:rPr>
-                <w:rFonts w:ascii="Segoe UI" w:hAnsi="Segoe UI"/>
-                <w:color w:val="1E293B"/>
-                <w:sz w:val="17"/>
-              </w:rPr>
-              <w:t>High</w:t>
-            </w:r>
-          </w:p>
-        </w:tc>
-      </w:tr>
-      <w:tr>
-        <w:tc>
-          <w:tcPr>
-            <w:tcW w:type="dxa" w:w="1584"/>
-            <w:shd w:fill="F8FAFC"/>
-            <w:tcMar>
-              <w:top w:w="80" w:type="dxa"/>
-              <w:bottom w:w="80" w:type="dxa"/>
-              <w:left w:w="120" w:type="dxa"/>
-              <w:right w:w="120" w:type="dxa"/>
-            </w:tcMar>
-            <w:tcBorders>
-              <w:top w:val="single" w:sz="4" w:space="0" w:color="E2E8F0"/>
-              <w:left w:val="single" w:sz="4" w:space="0" w:color="E2E8F0"/>
-              <w:bottom w:val="single" w:sz="4" w:space="0" w:color="E2E8F0"/>
-              <w:right w:val="single" w:sz="4" w:space="0" w:color="E2E8F0"/>
-            </w:tcBorders>
-          </w:tcPr>
-          <w:p>
-            <w:pPr>
-              <w:jc w:val="left"/>
-            </w:pPr>
-            <w:r>
-              <w:rPr>
-                <w:rFonts w:ascii="Segoe UI" w:hAnsi="Segoe UI"/>
-                <w:color w:val="1E293B"/>
-                <w:sz w:val="17"/>
-              </w:rPr>
-              <w:t>FR-02</w:t>
-            </w:r>
-          </w:p>
-        </w:tc>
-        <w:tc>
-          <w:tcPr>
-            <w:tcW w:type="dxa" w:w="1728"/>
-            <w:shd w:fill="F8FAFC"/>
-            <w:tcMar>
-              <w:top w:w="80" w:type="dxa"/>
-              <w:bottom w:w="80" w:type="dxa"/>
-              <w:left w:w="120" w:type="dxa"/>
-              <w:right w:w="120" w:type="dxa"/>
-            </w:tcMar>
-            <w:tcBorders>
-              <w:top w:val="single" w:sz="4" w:space="0" w:color="E2E8F0"/>
-              <w:left w:val="single" w:sz="4" w:space="0" w:color="E2E8F0"/>
-              <w:bottom w:val="single" w:sz="4" w:space="0" w:color="E2E8F0"/>
-              <w:right w:val="single" w:sz="4" w:space="0" w:color="E2E8F0"/>
-            </w:tcBorders>
-          </w:tcPr>
-          <w:p>
-            <w:pPr>
-              <w:jc w:val="left"/>
-            </w:pPr>
-            <w:r>
-              <w:rPr>
-                <w:rFonts w:ascii="Segoe UI" w:hAnsi="Segoe UI"/>
-                <w:color w:val="1E293B"/>
-                <w:sz w:val="17"/>
-              </w:rPr>
-              <w:t>Workspaces</w:t>
-            </w:r>
-          </w:p>
-        </w:tc>
-        <w:tc>
-          <w:tcPr>
-            <w:tcW w:type="dxa" w:w="5184"/>
-            <w:shd w:fill="F8FAFC"/>
-            <w:tcMar>
-              <w:top w:w="80" w:type="dxa"/>
-              <w:bottom w:w="80" w:type="dxa"/>
-              <w:left w:w="120" w:type="dxa"/>
-              <w:right w:w="120" w:type="dxa"/>
-            </w:tcMar>
-            <w:tcBorders>
-              <w:top w:val="single" w:sz="4" w:space="0" w:color="E2E8F0"/>
-              <w:left w:val="single" w:sz="4" w:space="0" w:color="E2E8F0"/>
-              <w:bottom w:val="single" w:sz="4" w:space="0" w:color="E2E8F0"/>
-              <w:right w:val="single" w:sz="4" w:space="0" w:color="E2E8F0"/>
-            </w:tcBorders>
-          </w:tcPr>
-          <w:p>
-            <w:pPr>
-              <w:jc w:val="left"/>
-            </w:pPr>
-            <w:r>
-              <w:rPr>
-                <w:rFonts w:ascii="Segoe UI" w:hAnsi="Segoe UI"/>
-                <w:color w:val="1E293B"/>
-                <w:sz w:val="17"/>
-              </w:rPr>
-              <w:t>Multi-tenant workspace provisioning with automated slug generation and data isolation.</w:t>
-            </w:r>
-          </w:p>
-        </w:tc>
-        <w:tc>
-          <w:tcPr>
-            <w:tcW w:type="dxa" w:w="1296"/>
-            <w:shd w:fill="F8FAFC"/>
-            <w:tcMar>
-              <w:top w:w="80" w:type="dxa"/>
-              <w:bottom w:w="80" w:type="dxa"/>
-              <w:left w:w="120" w:type="dxa"/>
-              <w:right w:w="120" w:type="dxa"/>
-            </w:tcMar>
-            <w:tcBorders>
-              <w:top w:val="single" w:sz="4" w:space="0" w:color="E2E8F0"/>
-              <w:left w:val="single" w:sz="4" w:space="0" w:color="E2E8F0"/>
-              <w:bottom w:val="single" w:sz="4" w:space="0" w:color="E2E8F0"/>
-              <w:right w:val="single" w:sz="4" w:space="0" w:color="E2E8F0"/>
-            </w:tcBorders>
-          </w:tcPr>
-          <w:p>
-            <w:pPr>
-              <w:jc w:val="left"/>
-            </w:pPr>
-            <w:r>
-              <w:rPr>
-                <w:rFonts w:ascii="Segoe UI" w:hAnsi="Segoe UI"/>
-                <w:color w:val="1E293B"/>
-                <w:sz w:val="17"/>
-              </w:rPr>
-              <w:t>High</w:t>
-            </w:r>
-          </w:p>
-        </w:tc>
-      </w:tr>
-      <w:tr>
-        <w:tc>
-          <w:tcPr>
-            <w:tcW w:type="dxa" w:w="1584"/>
-            <w:shd w:fill="FFFFFF"/>
-            <w:tcMar>
-              <w:top w:w="80" w:type="dxa"/>
-              <w:bottom w:w="80" w:type="dxa"/>
-              <w:left w:w="120" w:type="dxa"/>
-              <w:right w:w="120" w:type="dxa"/>
-            </w:tcMar>
-            <w:tcBorders>
-              <w:top w:val="single" w:sz="4" w:space="0" w:color="E2E8F0"/>
-              <w:left w:val="single" w:sz="4" w:space="0" w:color="E2E8F0"/>
-              <w:bottom w:val="single" w:sz="4" w:space="0" w:color="E2E8F0"/>
-              <w:right w:val="single" w:sz="4" w:space="0" w:color="E2E8F0"/>
-            </w:tcBorders>
-          </w:tcPr>
-          <w:p>
-            <w:pPr>
-              <w:jc w:val="left"/>
-            </w:pPr>
-            <w:r>
-              <w:rPr>
-                <w:rFonts w:ascii="Segoe UI" w:hAnsi="Segoe UI"/>
-                <w:color w:val="1E293B"/>
-                <w:sz w:val="17"/>
-              </w:rPr>
-              <w:t>FR-03</w:t>
-            </w:r>
-          </w:p>
-        </w:tc>
-        <w:tc>
-          <w:tcPr>
-            <w:tcW w:type="dxa" w:w="1728"/>
-            <w:shd w:fill="FFFFFF"/>
-            <w:tcMar>
-              <w:top w:w="80" w:type="dxa"/>
-              <w:bottom w:w="80" w:type="dxa"/>
-              <w:left w:w="120" w:type="dxa"/>
-              <w:right w:w="120" w:type="dxa"/>
-            </w:tcMar>
-            <w:tcBorders>
-              <w:top w:val="single" w:sz="4" w:space="0" w:color="E2E8F0"/>
-              <w:left w:val="single" w:sz="4" w:space="0" w:color="E2E8F0"/>
-              <w:bottom w:val="single" w:sz="4" w:space="0" w:color="E2E8F0"/>
-              <w:right w:val="single" w:sz="4" w:space="0" w:color="E2E8F0"/>
-            </w:tcBorders>
-          </w:tcPr>
-          <w:p>
-            <w:pPr>
-              <w:jc w:val="left"/>
-            </w:pPr>
-            <w:r>
-              <w:rPr>
-                <w:rFonts w:ascii="Segoe UI" w:hAnsi="Segoe UI"/>
-                <w:color w:val="1E293B"/>
-                <w:sz w:val="17"/>
-              </w:rPr>
-              <w:t>RBAC</w:t>
-            </w:r>
-          </w:p>
-        </w:tc>
-        <w:tc>
-          <w:tcPr>
-            <w:tcW w:type="dxa" w:w="5184"/>
-            <w:shd w:fill="FFFFFF"/>
-            <w:tcMar>
-              <w:top w:w="80" w:type="dxa"/>
-              <w:bottom w:w="80" w:type="dxa"/>
-              <w:left w:w="120" w:type="dxa"/>
-              <w:right w:w="120" w:type="dxa"/>
-            </w:tcMar>
-            <w:tcBorders>
-              <w:top w:val="single" w:sz="4" w:space="0" w:color="E2E8F0"/>
-              <w:left w:val="single" w:sz="4" w:space="0" w:color="E2E8F0"/>
-              <w:bottom w:val="single" w:sz="4" w:space="0" w:color="E2E8F0"/>
-              <w:right w:val="single" w:sz="4" w:space="0" w:color="E2E8F0"/>
-            </w:tcBorders>
-          </w:tcPr>
-          <w:p>
-            <w:pPr>
-              <w:jc w:val="left"/>
-            </w:pPr>
-            <w:r>
-              <w:rPr>
-                <w:rFonts w:ascii="Segoe UI" w:hAnsi="Segoe UI"/>
-                <w:color w:val="1E293B"/>
-                <w:sz w:val="17"/>
-              </w:rPr>
-              <w:t>Four-tier Role-Based Access Control: Admin, Manager, Creator, and Client.</w:t>
-            </w:r>
-          </w:p>
-        </w:tc>
-        <w:tc>
-          <w:tcPr>
-            <w:tcW w:type="dxa" w:w="1296"/>
-            <w:shd w:fill="FFFFFF"/>
-            <w:tcMar>
-              <w:top w:w="80" w:type="dxa"/>
-              <w:bottom w:w="80" w:type="dxa"/>
-              <w:left w:w="120" w:type="dxa"/>
-              <w:right w:w="120" w:type="dxa"/>
-            </w:tcMar>
-            <w:tcBorders>
-              <w:top w:val="single" w:sz="4" w:space="0" w:color="E2E8F0"/>
-              <w:left w:val="single" w:sz="4" w:space="0" w:color="E2E8F0"/>
-              <w:bottom w:val="single" w:sz="4" w:space="0" w:color="E2E8F0"/>
-              <w:right w:val="single" w:sz="4" w:space="0" w:color="E2E8F0"/>
-            </w:tcBorders>
-          </w:tcPr>
-          <w:p>
-            <w:pPr>
-              <w:jc w:val="left"/>
-            </w:pPr>
-            <w:r>
-              <w:rPr>
-                <w:rFonts w:ascii="Segoe UI" w:hAnsi="Segoe UI"/>
-                <w:color w:val="1E293B"/>
-                <w:sz w:val="17"/>
-              </w:rPr>
-              <w:t>High</w:t>
-            </w:r>
-          </w:p>
-        </w:tc>
-      </w:tr>
-      <w:tr>
-        <w:tc>
-          <w:tcPr>
-            <w:tcW w:type="dxa" w:w="1584"/>
-            <w:shd w:fill="F8FAFC"/>
-            <w:tcMar>
-              <w:top w:w="80" w:type="dxa"/>
-              <w:bottom w:w="80" w:type="dxa"/>
-              <w:left w:w="120" w:type="dxa"/>
-              <w:right w:w="120" w:type="dxa"/>
-            </w:tcMar>
-            <w:tcBorders>
-              <w:top w:val="single" w:sz="4" w:space="0" w:color="E2E8F0"/>
-              <w:left w:val="single" w:sz="4" w:space="0" w:color="E2E8F0"/>
-              <w:bottom w:val="single" w:sz="4" w:space="0" w:color="E2E8F0"/>
-              <w:right w:val="single" w:sz="4" w:space="0" w:color="E2E8F0"/>
-            </w:tcBorders>
-          </w:tcPr>
-          <w:p>
-            <w:pPr>
-              <w:jc w:val="left"/>
-            </w:pPr>
-            <w:r>
-              <w:rPr>
-                <w:rFonts w:ascii="Segoe UI" w:hAnsi="Segoe UI"/>
-                <w:color w:val="1E293B"/>
-                <w:sz w:val="17"/>
-              </w:rPr>
-              <w:t>FR-04</w:t>
-            </w:r>
-          </w:p>
-        </w:tc>
-        <w:tc>
-          <w:tcPr>
-            <w:tcW w:type="dxa" w:w="1728"/>
-            <w:shd w:fill="F8FAFC"/>
-            <w:tcMar>
-              <w:top w:w="80" w:type="dxa"/>
-              <w:bottom w:w="80" w:type="dxa"/>
-              <w:left w:w="120" w:type="dxa"/>
-              <w:right w:w="120" w:type="dxa"/>
-            </w:tcMar>
-            <w:tcBorders>
-              <w:top w:val="single" w:sz="4" w:space="0" w:color="E2E8F0"/>
-              <w:left w:val="single" w:sz="4" w:space="0" w:color="E2E8F0"/>
-              <w:bottom w:val="single" w:sz="4" w:space="0" w:color="E2E8F0"/>
-              <w:right w:val="single" w:sz="4" w:space="0" w:color="E2E8F0"/>
-            </w:tcBorders>
-          </w:tcPr>
-          <w:p>
-            <w:pPr>
-              <w:jc w:val="left"/>
-            </w:pPr>
-            <w:r>
-              <w:rPr>
-                <w:rFonts w:ascii="Segoe UI" w:hAnsi="Segoe UI"/>
-                <w:color w:val="1E293B"/>
-                <w:sz w:val="17"/>
-              </w:rPr>
-              <w:t>Brand CRM</w:t>
-            </w:r>
-          </w:p>
-        </w:tc>
-        <w:tc>
-          <w:tcPr>
-            <w:tcW w:type="dxa" w:w="5184"/>
-            <w:shd w:fill="F8FAFC"/>
-            <w:tcMar>
-              <w:top w:w="80" w:type="dxa"/>
-              <w:bottom w:w="80" w:type="dxa"/>
-              <w:left w:w="120" w:type="dxa"/>
-              <w:right w:w="120" w:type="dxa"/>
-            </w:tcMar>
-            <w:tcBorders>
-              <w:top w:val="single" w:sz="4" w:space="0" w:color="E2E8F0"/>
-              <w:left w:val="single" w:sz="4" w:space="0" w:color="E2E8F0"/>
-              <w:bottom w:val="single" w:sz="4" w:space="0" w:color="E2E8F0"/>
-              <w:right w:val="single" w:sz="4" w:space="0" w:color="E2E8F0"/>
-            </w:tcBorders>
-          </w:tcPr>
-          <w:p>
-            <w:pPr>
-              <w:jc w:val="left"/>
-            </w:pPr>
-            <w:r>
-              <w:rPr>
-                <w:rFonts w:ascii="Segoe UI" w:hAnsi="Segoe UI"/>
-                <w:color w:val="1E293B"/>
-                <w:sz w:val="17"/>
-              </w:rPr>
-              <w:t>Client profile management with brand voice guidelines and target audience specs.</w:t>
-            </w:r>
-          </w:p>
-        </w:tc>
-        <w:tc>
-          <w:tcPr>
-            <w:tcW w:type="dxa" w:w="1296"/>
-            <w:shd w:fill="F8FAFC"/>
-            <w:tcMar>
-              <w:top w:w="80" w:type="dxa"/>
-              <w:bottom w:w="80" w:type="dxa"/>
-              <w:left w:w="120" w:type="dxa"/>
-              <w:right w:w="120" w:type="dxa"/>
-            </w:tcMar>
-            <w:tcBorders>
-              <w:top w:val="single" w:sz="4" w:space="0" w:color="E2E8F0"/>
-              <w:left w:val="single" w:sz="4" w:space="0" w:color="E2E8F0"/>
-              <w:bottom w:val="single" w:sz="4" w:space="0" w:color="E2E8F0"/>
-              <w:right w:val="single" w:sz="4" w:space="0" w:color="E2E8F0"/>
-            </w:tcBorders>
-          </w:tcPr>
-          <w:p>
-            <w:pPr>
-              <w:jc w:val="left"/>
-            </w:pPr>
-            <w:r>
-              <w:rPr>
-                <w:rFonts w:ascii="Segoe UI" w:hAnsi="Segoe UI"/>
-                <w:color w:val="1E293B"/>
-                <w:sz w:val="17"/>
-              </w:rPr>
-              <w:t>Medium</w:t>
-            </w:r>
-          </w:p>
-        </w:tc>
-      </w:tr>
-      <w:tr>
-        <w:tc>
-          <w:tcPr>
-            <w:tcW w:type="dxa" w:w="1584"/>
-            <w:shd w:fill="FFFFFF"/>
-            <w:tcMar>
-              <w:top w:w="80" w:type="dxa"/>
-              <w:bottom w:w="80" w:type="dxa"/>
-              <w:left w:w="120" w:type="dxa"/>
-              <w:right w:w="120" w:type="dxa"/>
-            </w:tcMar>
-            <w:tcBorders>
-              <w:top w:val="single" w:sz="4" w:space="0" w:color="E2E8F0"/>
-              <w:left w:val="single" w:sz="4" w:space="0" w:color="E2E8F0"/>
-              <w:bottom w:val="single" w:sz="4" w:space="0" w:color="E2E8F0"/>
-              <w:right w:val="single" w:sz="4" w:space="0" w:color="E2E8F0"/>
-            </w:tcBorders>
-          </w:tcPr>
-          <w:p>
-            <w:pPr>
-              <w:jc w:val="left"/>
-            </w:pPr>
-            <w:r>
-              <w:rPr>
-                <w:rFonts w:ascii="Segoe UI" w:hAnsi="Segoe UI"/>
-                <w:color w:val="1E293B"/>
-                <w:sz w:val="17"/>
-              </w:rPr>
-              <w:t>FR-05</w:t>
-            </w:r>
-          </w:p>
-        </w:tc>
-        <w:tc>
-          <w:tcPr>
-            <w:tcW w:type="dxa" w:w="1728"/>
-            <w:shd w:fill="FFFFFF"/>
-            <w:tcMar>
-              <w:top w:w="80" w:type="dxa"/>
-              <w:bottom w:w="80" w:type="dxa"/>
-              <w:left w:w="120" w:type="dxa"/>
-              <w:right w:w="120" w:type="dxa"/>
-            </w:tcMar>
-            <w:tcBorders>
-              <w:top w:val="single" w:sz="4" w:space="0" w:color="E2E8F0"/>
-              <w:left w:val="single" w:sz="4" w:space="0" w:color="E2E8F0"/>
-              <w:bottom w:val="single" w:sz="4" w:space="0" w:color="E2E8F0"/>
-              <w:right w:val="single" w:sz="4" w:space="0" w:color="E2E8F0"/>
-            </w:tcBorders>
-          </w:tcPr>
-          <w:p>
-            <w:pPr>
-              <w:jc w:val="left"/>
-            </w:pPr>
-            <w:r>
-              <w:rPr>
-                <w:rFonts w:ascii="Segoe UI" w:hAnsi="Segoe UI"/>
-                <w:color w:val="1E293B"/>
-                <w:sz w:val="17"/>
-              </w:rPr>
-              <w:t>Campaigns</w:t>
-            </w:r>
-          </w:p>
-        </w:tc>
-        <w:tc>
-          <w:tcPr>
-            <w:tcW w:type="dxa" w:w="5184"/>
-            <w:shd w:fill="FFFFFF"/>
-            <w:tcMar>
-              <w:top w:w="80" w:type="dxa"/>
-              <w:bottom w:w="80" w:type="dxa"/>
-              <w:left w:w="120" w:type="dxa"/>
-              <w:right w:w="120" w:type="dxa"/>
-            </w:tcMar>
-            <w:tcBorders>
-              <w:top w:val="single" w:sz="4" w:space="0" w:color="E2E8F0"/>
-              <w:left w:val="single" w:sz="4" w:space="0" w:color="E2E8F0"/>
-              <w:bottom w:val="single" w:sz="4" w:space="0" w:color="E2E8F0"/>
-              <w:right w:val="single" w:sz="4" w:space="0" w:color="E2E8F0"/>
-            </w:tcBorders>
-          </w:tcPr>
-          <w:p>
-            <w:pPr>
-              <w:jc w:val="left"/>
-            </w:pPr>
-            <w:r>
-              <w:rPr>
-                <w:rFonts w:ascii="Segoe UI" w:hAnsi="Segoe UI"/>
-                <w:color w:val="1E293B"/>
-                <w:sz w:val="17"/>
-              </w:rPr>
-              <w:t>Campaign creation with objective definition, budget tracking, and date scheduling.</w:t>
-            </w:r>
-          </w:p>
-        </w:tc>
-        <w:tc>
-          <w:tcPr>
-            <w:tcW w:type="dxa" w:w="1296"/>
-            <w:shd w:fill="FFFFFF"/>
-            <w:tcMar>
-              <w:top w:w="80" w:type="dxa"/>
-              <w:bottom w:w="80" w:type="dxa"/>
-              <w:left w:w="120" w:type="dxa"/>
-              <w:right w:w="120" w:type="dxa"/>
-            </w:tcMar>
-            <w:tcBorders>
-              <w:top w:val="single" w:sz="4" w:space="0" w:color="E2E8F0"/>
-              <w:left w:val="single" w:sz="4" w:space="0" w:color="E2E8F0"/>
-              <w:bottom w:val="single" w:sz="4" w:space="0" w:color="E2E8F0"/>
-              <w:right w:val="single" w:sz="4" w:space="0" w:color="E2E8F0"/>
-            </w:tcBorders>
-          </w:tcPr>
-          <w:p>
-            <w:pPr>
-              <w:jc w:val="left"/>
-            </w:pPr>
-            <w:r>
-              <w:rPr>
-                <w:rFonts w:ascii="Segoe UI" w:hAnsi="Segoe UI"/>
-                <w:color w:val="1E293B"/>
-                <w:sz w:val="17"/>
-              </w:rPr>
-              <w:t>High</w:t>
-            </w:r>
-          </w:p>
-        </w:tc>
-      </w:tr>
-      <w:tr>
-        <w:tc>
-          <w:tcPr>
-            <w:tcW w:type="dxa" w:w="1584"/>
-            <w:shd w:fill="F8FAFC"/>
-            <w:tcMar>
-              <w:top w:w="80" w:type="dxa"/>
-              <w:bottom w:w="80" w:type="dxa"/>
-              <w:left w:w="120" w:type="dxa"/>
-              <w:right w:w="120" w:type="dxa"/>
-            </w:tcMar>
-            <w:tcBorders>
-              <w:top w:val="single" w:sz="4" w:space="0" w:color="E2E8F0"/>
-              <w:left w:val="single" w:sz="4" w:space="0" w:color="E2E8F0"/>
-              <w:bottom w:val="single" w:sz="4" w:space="0" w:color="E2E8F0"/>
-              <w:right w:val="single" w:sz="4" w:space="0" w:color="E2E8F0"/>
-            </w:tcBorders>
-          </w:tcPr>
-          <w:p>
-            <w:pPr>
-              <w:jc w:val="left"/>
-            </w:pPr>
-            <w:r>
-              <w:rPr>
-                <w:rFonts w:ascii="Segoe UI" w:hAnsi="Segoe UI"/>
-                <w:color w:val="1E293B"/>
-                <w:sz w:val="17"/>
-              </w:rPr>
-              <w:t>FR-06</w:t>
-            </w:r>
-          </w:p>
-        </w:tc>
-        <w:tc>
-          <w:tcPr>
-            <w:tcW w:type="dxa" w:w="1728"/>
-            <w:shd w:fill="F8FAFC"/>
-            <w:tcMar>
-              <w:top w:w="80" w:type="dxa"/>
-              <w:bottom w:w="80" w:type="dxa"/>
-              <w:left w:w="120" w:type="dxa"/>
-              <w:right w:w="120" w:type="dxa"/>
-            </w:tcMar>
-            <w:tcBorders>
-              <w:top w:val="single" w:sz="4" w:space="0" w:color="E2E8F0"/>
-              <w:left w:val="single" w:sz="4" w:space="0" w:color="E2E8F0"/>
-              <w:bottom w:val="single" w:sz="4" w:space="0" w:color="E2E8F0"/>
-              <w:right w:val="single" w:sz="4" w:space="0" w:color="E2E8F0"/>
-            </w:tcBorders>
-          </w:tcPr>
-          <w:p>
-            <w:pPr>
-              <w:jc w:val="left"/>
-            </w:pPr>
-            <w:r>
-              <w:rPr>
-                <w:rFonts w:ascii="Segoe UI" w:hAnsi="Segoe UI"/>
-                <w:color w:val="1E293B"/>
-                <w:sz w:val="17"/>
-              </w:rPr>
-              <w:t>Content Pipeline</w:t>
-            </w:r>
-          </w:p>
-        </w:tc>
-        <w:tc>
-          <w:tcPr>
-            <w:tcW w:type="dxa" w:w="5184"/>
-            <w:shd w:fill="F8FAFC"/>
-            <w:tcMar>
-              <w:top w:w="80" w:type="dxa"/>
-              <w:bottom w:w="80" w:type="dxa"/>
-              <w:left w:w="120" w:type="dxa"/>
-              <w:right w:w="120" w:type="dxa"/>
-            </w:tcMar>
-            <w:tcBorders>
-              <w:top w:val="single" w:sz="4" w:space="0" w:color="E2E8F0"/>
-              <w:left w:val="single" w:sz="4" w:space="0" w:color="E2E8F0"/>
-              <w:bottom w:val="single" w:sz="4" w:space="0" w:color="E2E8F0"/>
-              <w:right w:val="single" w:sz="4" w:space="0" w:color="E2E8F0"/>
-            </w:tcBorders>
-          </w:tcPr>
-          <w:p>
-            <w:pPr>
-              <w:jc w:val="left"/>
-            </w:pPr>
-            <w:r>
-              <w:rPr>
-                <w:rFonts w:ascii="Segoe UI" w:hAnsi="Segoe UI"/>
-                <w:color w:val="1E293B"/>
-                <w:sz w:val="17"/>
-              </w:rPr>
-              <w:t>Content deliverable tracking across Instagram, YouTube, TikTok, and LinkedIn.</w:t>
-            </w:r>
-          </w:p>
-        </w:tc>
-        <w:tc>
-          <w:tcPr>
-            <w:tcW w:type="dxa" w:w="1296"/>
-            <w:shd w:fill="F8FAFC"/>
-            <w:tcMar>
-              <w:top w:w="80" w:type="dxa"/>
-              <w:bottom w:w="80" w:type="dxa"/>
-              <w:left w:w="120" w:type="dxa"/>
-              <w:right w:w="120" w:type="dxa"/>
-            </w:tcMar>
-            <w:tcBorders>
-              <w:top w:val="single" w:sz="4" w:space="0" w:color="E2E8F0"/>
-              <w:left w:val="single" w:sz="4" w:space="0" w:color="E2E8F0"/>
-              <w:bottom w:val="single" w:sz="4" w:space="0" w:color="E2E8F0"/>
-              <w:right w:val="single" w:sz="4" w:space="0" w:color="E2E8F0"/>
-            </w:tcBorders>
-          </w:tcPr>
-          <w:p>
-            <w:pPr>
-              <w:jc w:val="left"/>
-            </w:pPr>
-            <w:r>
-              <w:rPr>
-                <w:rFonts w:ascii="Segoe UI" w:hAnsi="Segoe UI"/>
-                <w:color w:val="1E293B"/>
-                <w:sz w:val="17"/>
-              </w:rPr>
-              <w:t>High</w:t>
-            </w:r>
-          </w:p>
-        </w:tc>
-      </w:tr>
-      <w:tr>
-        <w:tc>
-          <w:tcPr>
-            <w:tcW w:type="dxa" w:w="1584"/>
-            <w:shd w:fill="FFFFFF"/>
-            <w:tcMar>
-              <w:top w:w="80" w:type="dxa"/>
-              <w:bottom w:w="80" w:type="dxa"/>
-              <w:left w:w="120" w:type="dxa"/>
-              <w:right w:w="120" w:type="dxa"/>
-            </w:tcMar>
-            <w:tcBorders>
-              <w:top w:val="single" w:sz="4" w:space="0" w:color="E2E8F0"/>
-              <w:left w:val="single" w:sz="4" w:space="0" w:color="E2E8F0"/>
-              <w:bottom w:val="single" w:sz="4" w:space="0" w:color="E2E8F0"/>
-              <w:right w:val="single" w:sz="4" w:space="0" w:color="E2E8F0"/>
-            </w:tcBorders>
-          </w:tcPr>
-          <w:p>
-            <w:pPr>
-              <w:jc w:val="left"/>
-            </w:pPr>
-            <w:r>
-              <w:rPr>
-                <w:rFonts w:ascii="Segoe UI" w:hAnsi="Segoe UI"/>
-                <w:color w:val="1E293B"/>
-                <w:sz w:val="17"/>
-              </w:rPr>
-              <w:t>FR-07</w:t>
-            </w:r>
-          </w:p>
-        </w:tc>
-        <w:tc>
-          <w:tcPr>
-            <w:tcW w:type="dxa" w:w="1728"/>
-            <w:shd w:fill="FFFFFF"/>
-            <w:tcMar>
-              <w:top w:w="80" w:type="dxa"/>
-              <w:bottom w:w="80" w:type="dxa"/>
-              <w:left w:w="120" w:type="dxa"/>
-              <w:right w:w="120" w:type="dxa"/>
-            </w:tcMar>
-            <w:tcBorders>
-              <w:top w:val="single" w:sz="4" w:space="0" w:color="E2E8F0"/>
-              <w:left w:val="single" w:sz="4" w:space="0" w:color="E2E8F0"/>
-              <w:bottom w:val="single" w:sz="4" w:space="0" w:color="E2E8F0"/>
-              <w:right w:val="single" w:sz="4" w:space="0" w:color="E2E8F0"/>
-            </w:tcBorders>
-          </w:tcPr>
-          <w:p>
-            <w:pPr>
-              <w:jc w:val="left"/>
-            </w:pPr>
-            <w:r>
-              <w:rPr>
-                <w:rFonts w:ascii="Segoe UI" w:hAnsi="Segoe UI"/>
-                <w:color w:val="1E293B"/>
-                <w:sz w:val="17"/>
-              </w:rPr>
-              <w:t>Version History</w:t>
-            </w:r>
-          </w:p>
-        </w:tc>
-        <w:tc>
-          <w:tcPr>
-            <w:tcW w:type="dxa" w:w="5184"/>
-            <w:shd w:fill="FFFFFF"/>
-            <w:tcMar>
-              <w:top w:w="80" w:type="dxa"/>
-              <w:bottom w:w="80" w:type="dxa"/>
-              <w:left w:w="120" w:type="dxa"/>
-              <w:right w:w="120" w:type="dxa"/>
-            </w:tcMar>
-            <w:tcBorders>
-              <w:top w:val="single" w:sz="4" w:space="0" w:color="E2E8F0"/>
-              <w:left w:val="single" w:sz="4" w:space="0" w:color="E2E8F0"/>
-              <w:bottom w:val="single" w:sz="4" w:space="0" w:color="E2E8F0"/>
-              <w:right w:val="single" w:sz="4" w:space="0" w:color="E2E8F0"/>
-            </w:tcBorders>
-          </w:tcPr>
-          <w:p>
-            <w:pPr>
-              <w:jc w:val="left"/>
-            </w:pPr>
-            <w:r>
-              <w:rPr>
-                <w:rFonts w:ascii="Segoe UI" w:hAnsi="Segoe UI"/>
-                <w:color w:val="1E293B"/>
-                <w:sz w:val="17"/>
-              </w:rPr>
-              <w:t>Automated immutable snapshot creation upon script updates with rollback capability.</w:t>
-            </w:r>
-          </w:p>
-        </w:tc>
-        <w:tc>
-          <w:tcPr>
-            <w:tcW w:type="dxa" w:w="1296"/>
-            <w:shd w:fill="FFFFFF"/>
-            <w:tcMar>
-              <w:top w:w="80" w:type="dxa"/>
-              <w:bottom w:w="80" w:type="dxa"/>
-              <w:left w:w="120" w:type="dxa"/>
-              <w:right w:w="120" w:type="dxa"/>
-            </w:tcMar>
-            <w:tcBorders>
-              <w:top w:val="single" w:sz="4" w:space="0" w:color="E2E8F0"/>
-              <w:left w:val="single" w:sz="4" w:space="0" w:color="E2E8F0"/>
-              <w:bottom w:val="single" w:sz="4" w:space="0" w:color="E2E8F0"/>
-              <w:right w:val="single" w:sz="4" w:space="0" w:color="E2E8F0"/>
-            </w:tcBorders>
-          </w:tcPr>
-          <w:p>
-            <w:pPr>
-              <w:jc w:val="left"/>
-            </w:pPr>
-            <w:r>
-              <w:rPr>
-                <w:rFonts w:ascii="Segoe UI" w:hAnsi="Segoe UI"/>
-                <w:color w:val="1E293B"/>
-                <w:sz w:val="17"/>
-              </w:rPr>
-              <w:t>High</w:t>
-            </w:r>
-          </w:p>
-        </w:tc>
-      </w:tr>
-      <w:tr>
-        <w:tc>
-          <w:tcPr>
-            <w:tcW w:type="dxa" w:w="1584"/>
-            <w:shd w:fill="F8FAFC"/>
-            <w:tcMar>
-              <w:top w:w="80" w:type="dxa"/>
-              <w:bottom w:w="80" w:type="dxa"/>
-              <w:left w:w="120" w:type="dxa"/>
-              <w:right w:w="120" w:type="dxa"/>
-            </w:tcMar>
-            <w:tcBorders>
-              <w:top w:val="single" w:sz="4" w:space="0" w:color="E2E8F0"/>
-              <w:left w:val="single" w:sz="4" w:space="0" w:color="E2E8F0"/>
-              <w:bottom w:val="single" w:sz="4" w:space="0" w:color="E2E8F0"/>
-              <w:right w:val="single" w:sz="4" w:space="0" w:color="E2E8F0"/>
-            </w:tcBorders>
-          </w:tcPr>
-          <w:p>
-            <w:pPr>
-              <w:jc w:val="left"/>
-            </w:pPr>
-            <w:r>
-              <w:rPr>
-                <w:rFonts w:ascii="Segoe UI" w:hAnsi="Segoe UI"/>
-                <w:color w:val="1E293B"/>
-                <w:sz w:val="17"/>
-              </w:rPr>
-              <w:t>FR-08</w:t>
-            </w:r>
-          </w:p>
-        </w:tc>
-        <w:tc>
-          <w:tcPr>
-            <w:tcW w:type="dxa" w:w="1728"/>
-            <w:shd w:fill="F8FAFC"/>
-            <w:tcMar>
-              <w:top w:w="80" w:type="dxa"/>
-              <w:bottom w:w="80" w:type="dxa"/>
-              <w:left w:w="120" w:type="dxa"/>
-              <w:right w:w="120" w:type="dxa"/>
-            </w:tcMar>
-            <w:tcBorders>
-              <w:top w:val="single" w:sz="4" w:space="0" w:color="E2E8F0"/>
-              <w:left w:val="single" w:sz="4" w:space="0" w:color="E2E8F0"/>
-              <w:bottom w:val="single" w:sz="4" w:space="0" w:color="E2E8F0"/>
-              <w:right w:val="single" w:sz="4" w:space="0" w:color="E2E8F0"/>
-            </w:tcBorders>
-          </w:tcPr>
-          <w:p>
-            <w:pPr>
-              <w:jc w:val="left"/>
-            </w:pPr>
-            <w:r>
-              <w:rPr>
-                <w:rFonts w:ascii="Segoe UI" w:hAnsi="Segoe UI"/>
-                <w:color w:val="1E293B"/>
-                <w:sz w:val="17"/>
-              </w:rPr>
-              <w:t>Two-Tier Approvals</w:t>
-            </w:r>
-          </w:p>
-        </w:tc>
-        <w:tc>
-          <w:tcPr>
-            <w:tcW w:type="dxa" w:w="5184"/>
-            <w:shd w:fill="F8FAFC"/>
-            <w:tcMar>
-              <w:top w:w="80" w:type="dxa"/>
-              <w:bottom w:w="80" w:type="dxa"/>
-              <w:left w:w="120" w:type="dxa"/>
-              <w:right w:w="120" w:type="dxa"/>
-            </w:tcMar>
-            <w:tcBorders>
-              <w:top w:val="single" w:sz="4" w:space="0" w:color="E2E8F0"/>
-              <w:left w:val="single" w:sz="4" w:space="0" w:color="E2E8F0"/>
-              <w:bottom w:val="single" w:sz="4" w:space="0" w:color="E2E8F0"/>
-              <w:right w:val="single" w:sz="4" w:space="0" w:color="E2E8F0"/>
-            </w:tcBorders>
-          </w:tcPr>
-          <w:p>
-            <w:pPr>
-              <w:jc w:val="left"/>
-            </w:pPr>
-            <w:r>
-              <w:rPr>
-                <w:rFonts w:ascii="Segoe UI" w:hAnsi="Segoe UI"/>
-                <w:color w:val="1E293B"/>
-                <w:sz w:val="17"/>
-              </w:rPr>
-              <w:t>Segregated approval inbox for Manager internal reviews and Client sign-offs.</w:t>
-            </w:r>
-          </w:p>
-        </w:tc>
-        <w:tc>
-          <w:tcPr>
-            <w:tcW w:type="dxa" w:w="1296"/>
-            <w:shd w:fill="F8FAFC"/>
-            <w:tcMar>
-              <w:top w:w="80" w:type="dxa"/>
-              <w:bottom w:w="80" w:type="dxa"/>
-              <w:left w:w="120" w:type="dxa"/>
-              <w:right w:w="120" w:type="dxa"/>
-            </w:tcMar>
-            <w:tcBorders>
-              <w:top w:val="single" w:sz="4" w:space="0" w:color="E2E8F0"/>
-              <w:left w:val="single" w:sz="4" w:space="0" w:color="E2E8F0"/>
-              <w:bottom w:val="single" w:sz="4" w:space="0" w:color="E2E8F0"/>
-              <w:right w:val="single" w:sz="4" w:space="0" w:color="E2E8F0"/>
-            </w:tcBorders>
-          </w:tcPr>
-          <w:p>
-            <w:pPr>
-              <w:jc w:val="left"/>
-            </w:pPr>
-            <w:r>
-              <w:rPr>
-                <w:rFonts w:ascii="Segoe UI" w:hAnsi="Segoe UI"/>
-                <w:color w:val="1E293B"/>
-                <w:sz w:val="17"/>
-              </w:rPr>
-              <w:t>High</w:t>
-            </w:r>
-          </w:p>
-        </w:tc>
-      </w:tr>
-      <w:tr>
-        <w:tc>
-          <w:tcPr>
-            <w:tcW w:type="dxa" w:w="1584"/>
-            <w:shd w:fill="FFFFFF"/>
-            <w:tcMar>
-              <w:top w:w="80" w:type="dxa"/>
-              <w:bottom w:w="80" w:type="dxa"/>
-              <w:left w:w="120" w:type="dxa"/>
-              <w:right w:w="120" w:type="dxa"/>
-            </w:tcMar>
-            <w:tcBorders>
-              <w:top w:val="single" w:sz="4" w:space="0" w:color="E2E8F0"/>
-              <w:left w:val="single" w:sz="4" w:space="0" w:color="E2E8F0"/>
-              <w:bottom w:val="single" w:sz="4" w:space="0" w:color="E2E8F0"/>
-              <w:right w:val="single" w:sz="4" w:space="0" w:color="E2E8F0"/>
-            </w:tcBorders>
-          </w:tcPr>
-          <w:p>
-            <w:pPr>
-              <w:jc w:val="left"/>
-            </w:pPr>
-            <w:r>
-              <w:rPr>
-                <w:rFonts w:ascii="Segoe UI" w:hAnsi="Segoe UI"/>
-                <w:color w:val="1E293B"/>
-                <w:sz w:val="17"/>
-              </w:rPr>
-              <w:t>FR-09</w:t>
-            </w:r>
-          </w:p>
-        </w:tc>
-        <w:tc>
-          <w:tcPr>
-            <w:tcW w:type="dxa" w:w="1728"/>
-            <w:shd w:fill="FFFFFF"/>
-            <w:tcMar>
-              <w:top w:w="80" w:type="dxa"/>
-              <w:bottom w:w="80" w:type="dxa"/>
-              <w:left w:w="120" w:type="dxa"/>
-              <w:right w:w="120" w:type="dxa"/>
-            </w:tcMar>
-            <w:tcBorders>
-              <w:top w:val="single" w:sz="4" w:space="0" w:color="E2E8F0"/>
-              <w:left w:val="single" w:sz="4" w:space="0" w:color="E2E8F0"/>
-              <w:bottom w:val="single" w:sz="4" w:space="0" w:color="E2E8F0"/>
-              <w:right w:val="single" w:sz="4" w:space="0" w:color="E2E8F0"/>
-            </w:tcBorders>
-          </w:tcPr>
-          <w:p>
-            <w:pPr>
-              <w:jc w:val="left"/>
-            </w:pPr>
-            <w:r>
-              <w:rPr>
-                <w:rFonts w:ascii="Segoe UI" w:hAnsi="Segoe UI"/>
-                <w:color w:val="1E293B"/>
-                <w:sz w:val="17"/>
-              </w:rPr>
-              <w:t>Script Quality Check</w:t>
-            </w:r>
-          </w:p>
-        </w:tc>
-        <w:tc>
-          <w:tcPr>
-            <w:tcW w:type="dxa" w:w="5184"/>
-            <w:shd w:fill="FFFFFF"/>
-            <w:tcMar>
-              <w:top w:w="80" w:type="dxa"/>
-              <w:bottom w:w="80" w:type="dxa"/>
-              <w:left w:w="120" w:type="dxa"/>
-              <w:right w:w="120" w:type="dxa"/>
-            </w:tcMar>
-            <w:tcBorders>
-              <w:top w:val="single" w:sz="4" w:space="0" w:color="E2E8F0"/>
-              <w:left w:val="single" w:sz="4" w:space="0" w:color="E2E8F0"/>
-              <w:bottom w:val="single" w:sz="4" w:space="0" w:color="E2E8F0"/>
-              <w:right w:val="single" w:sz="4" w:space="0" w:color="E2E8F0"/>
-            </w:tcBorders>
-          </w:tcPr>
-          <w:p>
-            <w:pPr>
-              <w:jc w:val="left"/>
-            </w:pPr>
-            <w:r>
-              <w:rPr>
-                <w:rFonts w:ascii="Segoe UI" w:hAnsi="Segoe UI"/>
-                <w:color w:val="1E293B"/>
-                <w:sz w:val="17"/>
-              </w:rPr>
-              <w:t>Automated script pacing calculation, hook analysis, and forbidden term detection.</w:t>
-            </w:r>
-          </w:p>
-        </w:tc>
-        <w:tc>
-          <w:tcPr>
-            <w:tcW w:type="dxa" w:w="1296"/>
-            <w:shd w:fill="FFFFFF"/>
-            <w:tcMar>
-              <w:top w:w="80" w:type="dxa"/>
-              <w:bottom w:w="80" w:type="dxa"/>
-              <w:left w:w="120" w:type="dxa"/>
-              <w:right w:w="120" w:type="dxa"/>
-            </w:tcMar>
-            <w:tcBorders>
-              <w:top w:val="single" w:sz="4" w:space="0" w:color="E2E8F0"/>
-              <w:left w:val="single" w:sz="4" w:space="0" w:color="E2E8F0"/>
-              <w:bottom w:val="single" w:sz="4" w:space="0" w:color="E2E8F0"/>
-              <w:right w:val="single" w:sz="4" w:space="0" w:color="E2E8F0"/>
-            </w:tcBorders>
-          </w:tcPr>
-          <w:p>
-            <w:pPr>
-              <w:jc w:val="left"/>
-            </w:pPr>
-            <w:r>
-              <w:rPr>
-                <w:rFonts w:ascii="Segoe UI" w:hAnsi="Segoe UI"/>
-                <w:color w:val="1E293B"/>
-                <w:sz w:val="17"/>
-              </w:rPr>
-              <w:t>High</w:t>
-            </w:r>
-          </w:p>
-        </w:tc>
-      </w:tr>
-      <w:tr>
-        <w:tc>
-          <w:tcPr>
-            <w:tcW w:type="dxa" w:w="1584"/>
-            <w:shd w:fill="F8FAFC"/>
-            <w:tcMar>
-              <w:top w:w="80" w:type="dxa"/>
-              <w:bottom w:w="80" w:type="dxa"/>
-              <w:left w:w="120" w:type="dxa"/>
-              <w:right w:w="120" w:type="dxa"/>
-            </w:tcMar>
-            <w:tcBorders>
-              <w:top w:val="single" w:sz="4" w:space="0" w:color="E2E8F0"/>
-              <w:left w:val="single" w:sz="4" w:space="0" w:color="E2E8F0"/>
-              <w:bottom w:val="single" w:sz="4" w:space="0" w:color="E2E8F0"/>
-              <w:right w:val="single" w:sz="4" w:space="0" w:color="E2E8F0"/>
-            </w:tcBorders>
-          </w:tcPr>
-          <w:p>
-            <w:pPr>
-              <w:jc w:val="left"/>
-            </w:pPr>
-            <w:r>
-              <w:rPr>
-                <w:rFonts w:ascii="Segoe UI" w:hAnsi="Segoe UI"/>
-                <w:color w:val="1E293B"/>
-                <w:sz w:val="17"/>
-              </w:rPr>
-              <w:t>FR-10</w:t>
-            </w:r>
-          </w:p>
-        </w:tc>
-        <w:tc>
-          <w:tcPr>
-            <w:tcW w:type="dxa" w:w="1728"/>
-            <w:shd w:fill="F8FAFC"/>
-            <w:tcMar>
-              <w:top w:w="80" w:type="dxa"/>
-              <w:bottom w:w="80" w:type="dxa"/>
-              <w:left w:w="120" w:type="dxa"/>
-              <w:right w:w="120" w:type="dxa"/>
-            </w:tcMar>
-            <w:tcBorders>
-              <w:top w:val="single" w:sz="4" w:space="0" w:color="E2E8F0"/>
-              <w:left w:val="single" w:sz="4" w:space="0" w:color="E2E8F0"/>
-              <w:bottom w:val="single" w:sz="4" w:space="0" w:color="E2E8F0"/>
-              <w:right w:val="single" w:sz="4" w:space="0" w:color="E2E8F0"/>
-            </w:tcBorders>
-          </w:tcPr>
-          <w:p>
-            <w:pPr>
-              <w:jc w:val="left"/>
-            </w:pPr>
-            <w:r>
-              <w:rPr>
-                <w:rFonts w:ascii="Segoe UI" w:hAnsi="Segoe UI"/>
-                <w:color w:val="1E293B"/>
-                <w:sz w:val="17"/>
-              </w:rPr>
-              <w:t>Direct Publishing</w:t>
-            </w:r>
-          </w:p>
-        </w:tc>
-        <w:tc>
-          <w:tcPr>
-            <w:tcW w:type="dxa" w:w="5184"/>
-            <w:shd w:fill="F8FAFC"/>
-            <w:tcMar>
-              <w:top w:w="80" w:type="dxa"/>
-              <w:bottom w:w="80" w:type="dxa"/>
-              <w:left w:w="120" w:type="dxa"/>
-              <w:right w:w="120" w:type="dxa"/>
-            </w:tcMar>
-            <w:tcBorders>
-              <w:top w:val="single" w:sz="4" w:space="0" w:color="E2E8F0"/>
-              <w:left w:val="single" w:sz="4" w:space="0" w:color="E2E8F0"/>
-              <w:bottom w:val="single" w:sz="4" w:space="0" w:color="E2E8F0"/>
-              <w:right w:val="single" w:sz="4" w:space="0" w:color="E2E8F0"/>
-            </w:tcBorders>
-          </w:tcPr>
-          <w:p>
-            <w:pPr>
-              <w:jc w:val="left"/>
-            </w:pPr>
-            <w:r>
-              <w:rPr>
-                <w:rFonts w:ascii="Segoe UI" w:hAnsi="Segoe UI"/>
-                <w:color w:val="1E293B"/>
-                <w:sz w:val="17"/>
-              </w:rPr>
-              <w:t>Direct one-click social publishing via Meta Graph, YouTube, and TikTok APIs.</w:t>
-            </w:r>
-          </w:p>
-        </w:tc>
-        <w:tc>
-          <w:tcPr>
-            <w:tcW w:type="dxa" w:w="1296"/>
-            <w:shd w:fill="F8FAFC"/>
-            <w:tcMar>
-              <w:top w:w="80" w:type="dxa"/>
-              <w:bottom w:w="80" w:type="dxa"/>
-              <w:left w:w="120" w:type="dxa"/>
-              <w:right w:w="120" w:type="dxa"/>
-            </w:tcMar>
-            <w:tcBorders>
-              <w:top w:val="single" w:sz="4" w:space="0" w:color="E2E8F0"/>
-              <w:left w:val="single" w:sz="4" w:space="0" w:color="E2E8F0"/>
-              <w:bottom w:val="single" w:sz="4" w:space="0" w:color="E2E8F0"/>
-              <w:right w:val="single" w:sz="4" w:space="0" w:color="E2E8F0"/>
-            </w:tcBorders>
-          </w:tcPr>
-          <w:p>
-            <w:pPr>
-              <w:jc w:val="left"/>
-            </w:pPr>
-            <w:r>
-              <w:rPr>
-                <w:rFonts w:ascii="Segoe UI" w:hAnsi="Segoe UI"/>
-                <w:color w:val="1E293B"/>
-                <w:sz w:val="17"/>
-              </w:rPr>
-              <w:t>High</w:t>
-            </w:r>
-          </w:p>
-        </w:tc>
-      </w:tr>
-      <w:tr>
-        <w:tc>
-          <w:tcPr>
-            <w:tcW w:type="dxa" w:w="1584"/>
-            <w:shd w:fill="FFFFFF"/>
-            <w:tcMar>
-              <w:top w:w="80" w:type="dxa"/>
-              <w:bottom w:w="80" w:type="dxa"/>
-              <w:left w:w="120" w:type="dxa"/>
-              <w:right w:w="120" w:type="dxa"/>
-            </w:tcMar>
-            <w:tcBorders>
-              <w:top w:val="single" w:sz="4" w:space="0" w:color="E2E8F0"/>
-              <w:left w:val="single" w:sz="4" w:space="0" w:color="E2E8F0"/>
-              <w:bottom w:val="single" w:sz="4" w:space="0" w:color="E2E8F0"/>
-              <w:right w:val="single" w:sz="4" w:space="0" w:color="E2E8F0"/>
-            </w:tcBorders>
-          </w:tcPr>
-          <w:p>
-            <w:pPr>
-              <w:jc w:val="left"/>
-            </w:pPr>
-            <w:r>
-              <w:rPr>
-                <w:rFonts w:ascii="Segoe UI" w:hAnsi="Segoe UI"/>
-                <w:color w:val="1E293B"/>
-                <w:sz w:val="17"/>
-              </w:rPr>
-              <w:t>FR-11</w:t>
-            </w:r>
-          </w:p>
-        </w:tc>
-        <w:tc>
-          <w:tcPr>
-            <w:tcW w:type="dxa" w:w="1728"/>
-            <w:shd w:fill="FFFFFF"/>
-            <w:tcMar>
-              <w:top w:w="80" w:type="dxa"/>
-              <w:bottom w:w="80" w:type="dxa"/>
-              <w:left w:w="120" w:type="dxa"/>
-              <w:right w:w="120" w:type="dxa"/>
-            </w:tcMar>
-            <w:tcBorders>
-              <w:top w:val="single" w:sz="4" w:space="0" w:color="E2E8F0"/>
-              <w:left w:val="single" w:sz="4" w:space="0" w:color="E2E8F0"/>
-              <w:bottom w:val="single" w:sz="4" w:space="0" w:color="E2E8F0"/>
-              <w:right w:val="single" w:sz="4" w:space="0" w:color="E2E8F0"/>
-            </w:tcBorders>
-          </w:tcPr>
-          <w:p>
-            <w:pPr>
-              <w:jc w:val="left"/>
-            </w:pPr>
-            <w:r>
-              <w:rPr>
-                <w:rFonts w:ascii="Segoe UI" w:hAnsi="Segoe UI"/>
-                <w:color w:val="1E293B"/>
-                <w:sz w:val="17"/>
-              </w:rPr>
-              <w:t>Asset Management</w:t>
-            </w:r>
-          </w:p>
-        </w:tc>
-        <w:tc>
-          <w:tcPr>
-            <w:tcW w:type="dxa" w:w="5184"/>
-            <w:shd w:fill="FFFFFF"/>
-            <w:tcMar>
-              <w:top w:w="80" w:type="dxa"/>
-              <w:bottom w:w="80" w:type="dxa"/>
-              <w:left w:w="120" w:type="dxa"/>
-              <w:right w:w="120" w:type="dxa"/>
-            </w:tcMar>
-            <w:tcBorders>
-              <w:top w:val="single" w:sz="4" w:space="0" w:color="E2E8F0"/>
-              <w:left w:val="single" w:sz="4" w:space="0" w:color="E2E8F0"/>
-              <w:bottom w:val="single" w:sz="4" w:space="0" w:color="E2E8F0"/>
-              <w:right w:val="single" w:sz="4" w:space="0" w:color="E2E8F0"/>
-            </w:tcBorders>
-          </w:tcPr>
-          <w:p>
-            <w:pPr>
-              <w:jc w:val="left"/>
-            </w:pPr>
-            <w:r>
-              <w:rPr>
-                <w:rFonts w:ascii="Segoe UI" w:hAnsi="Segoe UI"/>
-                <w:color w:val="1E293B"/>
-                <w:sz w:val="17"/>
-              </w:rPr>
-              <w:t>Secure cloud media file uploads with file extension and size validation.</w:t>
-            </w:r>
-          </w:p>
-        </w:tc>
-        <w:tc>
-          <w:tcPr>
-            <w:tcW w:type="dxa" w:w="1296"/>
-            <w:shd w:fill="FFFFFF"/>
-            <w:tcMar>
-              <w:top w:w="80" w:type="dxa"/>
-              <w:bottom w:w="80" w:type="dxa"/>
-              <w:left w:w="120" w:type="dxa"/>
-              <w:right w:w="120" w:type="dxa"/>
-            </w:tcMar>
-            <w:tcBorders>
-              <w:top w:val="single" w:sz="4" w:space="0" w:color="E2E8F0"/>
-              <w:left w:val="single" w:sz="4" w:space="0" w:color="E2E8F0"/>
-              <w:bottom w:val="single" w:sz="4" w:space="0" w:color="E2E8F0"/>
-              <w:right w:val="single" w:sz="4" w:space="0" w:color="E2E8F0"/>
-            </w:tcBorders>
-          </w:tcPr>
-          <w:p>
-            <w:pPr>
-              <w:jc w:val="left"/>
-            </w:pPr>
-            <w:r>
-              <w:rPr>
-                <w:rFonts w:ascii="Segoe UI" w:hAnsi="Segoe UI"/>
-                <w:color w:val="1E293B"/>
-                <w:sz w:val="17"/>
-              </w:rPr>
-              <w:t>Medium</w:t>
-            </w:r>
-          </w:p>
-        </w:tc>
-      </w:tr>
-      <w:tr>
-        <w:tc>
-          <w:tcPr>
-            <w:tcW w:type="dxa" w:w="1584"/>
-            <w:shd w:fill="F8FAFC"/>
-            <w:tcMar>
-              <w:top w:w="80" w:type="dxa"/>
-              <w:bottom w:w="80" w:type="dxa"/>
-              <w:left w:w="120" w:type="dxa"/>
-              <w:right w:w="120" w:type="dxa"/>
-            </w:tcMar>
-            <w:tcBorders>
-              <w:top w:val="single" w:sz="4" w:space="0" w:color="E2E8F0"/>
-              <w:left w:val="single" w:sz="4" w:space="0" w:color="E2E8F0"/>
-              <w:bottom w:val="single" w:sz="4" w:space="0" w:color="E2E8F0"/>
-              <w:right w:val="single" w:sz="4" w:space="0" w:color="E2E8F0"/>
-            </w:tcBorders>
-          </w:tcPr>
-          <w:p>
-            <w:pPr>
-              <w:jc w:val="left"/>
-            </w:pPr>
-            <w:r>
-              <w:rPr>
-                <w:rFonts w:ascii="Segoe UI" w:hAnsi="Segoe UI"/>
-                <w:color w:val="1E293B"/>
-                <w:sz w:val="17"/>
-              </w:rPr>
-              <w:t>FR-12</w:t>
-            </w:r>
-          </w:p>
-        </w:tc>
-        <w:tc>
-          <w:tcPr>
-            <w:tcW w:type="dxa" w:w="1728"/>
-            <w:shd w:fill="F8FAFC"/>
-            <w:tcMar>
-              <w:top w:w="80" w:type="dxa"/>
-              <w:bottom w:w="80" w:type="dxa"/>
-              <w:left w:w="120" w:type="dxa"/>
-              <w:right w:w="120" w:type="dxa"/>
-            </w:tcMar>
-            <w:tcBorders>
-              <w:top w:val="single" w:sz="4" w:space="0" w:color="E2E8F0"/>
-              <w:left w:val="single" w:sz="4" w:space="0" w:color="E2E8F0"/>
-              <w:bottom w:val="single" w:sz="4" w:space="0" w:color="E2E8F0"/>
-              <w:right w:val="single" w:sz="4" w:space="0" w:color="E2E8F0"/>
-            </w:tcBorders>
-          </w:tcPr>
-          <w:p>
-            <w:pPr>
-              <w:jc w:val="left"/>
-            </w:pPr>
-            <w:r>
-              <w:rPr>
-                <w:rFonts w:ascii="Segoe UI" w:hAnsi="Segoe UI"/>
-                <w:color w:val="1E293B"/>
-                <w:sz w:val="17"/>
-              </w:rPr>
-              <w:t>Analytics &amp; Insights</w:t>
-            </w:r>
-          </w:p>
-        </w:tc>
-        <w:tc>
-          <w:tcPr>
-            <w:tcW w:type="dxa" w:w="5184"/>
-            <w:shd w:fill="F8FAFC"/>
-            <w:tcMar>
-              <w:top w:w="80" w:type="dxa"/>
-              <w:bottom w:w="80" w:type="dxa"/>
-              <w:left w:w="120" w:type="dxa"/>
-              <w:right w:w="120" w:type="dxa"/>
-            </w:tcMar>
-            <w:tcBorders>
-              <w:top w:val="single" w:sz="4" w:space="0" w:color="E2E8F0"/>
-              <w:left w:val="single" w:sz="4" w:space="0" w:color="E2E8F0"/>
-              <w:bottom w:val="single" w:sz="4" w:space="0" w:color="E2E8F0"/>
-              <w:right w:val="single" w:sz="4" w:space="0" w:color="E2E8F0"/>
-            </w:tcBorders>
-          </w:tcPr>
-          <w:p>
-            <w:pPr>
-              <w:jc w:val="left"/>
-            </w:pPr>
-            <w:r>
-              <w:rPr>
-                <w:rFonts w:ascii="Segoe UI" w:hAnsi="Segoe UI"/>
-                <w:color w:val="1E293B"/>
-                <w:sz w:val="17"/>
-              </w:rPr>
-              <w:t>Campaign metrics visualization and public social competitor benchmarking.</w:t>
-            </w:r>
-          </w:p>
-        </w:tc>
-        <w:tc>
-          <w:tcPr>
-            <w:tcW w:type="dxa" w:w="1296"/>
-            <w:shd w:fill="F8FAFC"/>
-            <w:tcMar>
-              <w:top w:w="80" w:type="dxa"/>
-              <w:bottom w:w="80" w:type="dxa"/>
-              <w:left w:w="120" w:type="dxa"/>
-              <w:right w:w="120" w:type="dxa"/>
-            </w:tcMar>
-            <w:tcBorders>
-              <w:top w:val="single" w:sz="4" w:space="0" w:color="E2E8F0"/>
-              <w:left w:val="single" w:sz="4" w:space="0" w:color="E2E8F0"/>
-              <w:bottom w:val="single" w:sz="4" w:space="0" w:color="E2E8F0"/>
-              <w:right w:val="single" w:sz="4" w:space="0" w:color="E2E8F0"/>
-            </w:tcBorders>
-          </w:tcPr>
-          <w:p>
-            <w:pPr>
-              <w:jc w:val="left"/>
-            </w:pPr>
-            <w:r>
-              <w:rPr>
-                <w:rFonts w:ascii="Segoe UI" w:hAnsi="Segoe UI"/>
-                <w:color w:val="1E293B"/>
-                <w:sz w:val="17"/>
-              </w:rPr>
-              <w:t>Medium</w:t>
-            </w:r>
-          </w:p>
-        </w:tc>
-      </w:tr>
-    </w:tbl>
     <w:p>
       <w:pPr>
-        <w:spacing w:after="160"/>
+        <w:spacing w:after="120" w:line="276" w:lineRule="auto"/>
       </w:pPr>
+      <w:r>
+        <w:rPr>
+          <w:rFonts w:ascii="Times New Roman" w:hAnsi="Times New Roman"/>
+          <w:color w:val="000000"/>
+          <w:sz w:val="26"/>
+        </w:rPr>
+        <w:t>The following is the list of functionalities considered in scope for this project:</w:t>
+      </w:r>
+    </w:p>
+    <w:p>
+      <w:pPr>
+        <w:spacing w:after="120" w:line="276" w:lineRule="auto"/>
+      </w:pPr>
+      <w:r>
+        <w:rPr>
+          <w:rFonts w:ascii="Times New Roman" w:hAnsi="Times New Roman"/>
+          <w:color w:val="000000"/>
+          <w:sz w:val="26"/>
+        </w:rPr>
+        <w:t>01) Authentication - User registration, login, logout, and password hashing using PBKDF2.</w:t>
+      </w:r>
+    </w:p>
+    <w:p>
+      <w:pPr>
+        <w:spacing w:after="120" w:line="276" w:lineRule="auto"/>
+      </w:pPr>
+      <w:r>
+        <w:rPr>
+          <w:rFonts w:ascii="Times New Roman" w:hAnsi="Times New Roman"/>
+          <w:color w:val="000000"/>
+          <w:sz w:val="26"/>
+        </w:rPr>
+        <w:t>02) Multi-Tenancy - Workspace creation, workspace switching, and automatic tenant data isolation.</w:t>
+      </w:r>
+    </w:p>
+    <w:p>
+      <w:pPr>
+        <w:spacing w:after="120" w:line="276" w:lineRule="auto"/>
+      </w:pPr>
+      <w:r>
+        <w:rPr>
+          <w:rFonts w:ascii="Times New Roman" w:hAnsi="Times New Roman"/>
+          <w:color w:val="000000"/>
+          <w:sz w:val="26"/>
+        </w:rPr>
+        <w:t>03) Client Management - CRUD operations for client brand profiles, contact details, and guidelines.</w:t>
+      </w:r>
+    </w:p>
+    <w:p>
+      <w:pPr>
+        <w:spacing w:after="120" w:line="276" w:lineRule="auto"/>
+      </w:pPr>
+      <w:r>
+        <w:rPr>
+          <w:rFonts w:ascii="Times New Roman" w:hAnsi="Times New Roman"/>
+          <w:color w:val="000000"/>
+          <w:sz w:val="26"/>
+        </w:rPr>
+        <w:t>04) Campaign Management - Organizing campaigns by client, budget, objective, and schedule.</w:t>
+      </w:r>
+    </w:p>
+    <w:p>
+      <w:pPr>
+        <w:spacing w:after="120" w:line="276" w:lineRule="auto"/>
+      </w:pPr>
+      <w:r>
+        <w:rPr>
+          <w:rFonts w:ascii="Times New Roman" w:hAnsi="Times New Roman"/>
+          <w:color w:val="000000"/>
+          <w:sz w:val="26"/>
+        </w:rPr>
+        <w:t>05) Content Pipeline - Tracking deliverables across social channels through 7 lifecycle stages.</w:t>
+      </w:r>
+    </w:p>
+    <w:p>
+      <w:pPr>
+        <w:spacing w:after="120" w:line="276" w:lineRule="auto"/>
+      </w:pPr>
+      <w:r>
+        <w:rPr>
+          <w:rFonts w:ascii="Times New Roman" w:hAnsi="Times New Roman"/>
+          <w:color w:val="000000"/>
+          <w:sz w:val="26"/>
+        </w:rPr>
+        <w:t>06) Versioning - Automatic generation of immutable revision snapshots on script updates.</w:t>
+      </w:r>
+    </w:p>
+    <w:p>
+      <w:pPr>
+        <w:spacing w:after="120" w:line="276" w:lineRule="auto"/>
+      </w:pPr>
+      <w:r>
+        <w:rPr>
+          <w:rFonts w:ascii="Times New Roman" w:hAnsi="Times New Roman"/>
+          <w:color w:val="000000"/>
+          <w:sz w:val="26"/>
+        </w:rPr>
+        <w:t>07) Two-Tier Approvals - Manager review queue followed by client review queue.</w:t>
+      </w:r>
+    </w:p>
+    <w:p>
+      <w:pPr>
+        <w:spacing w:after="120" w:line="276" w:lineRule="auto"/>
+      </w:pPr>
+      <w:r>
+        <w:rPr>
+          <w:rFonts w:ascii="Times New Roman" w:hAnsi="Times New Roman"/>
+          <w:color w:val="000000"/>
+          <w:sz w:val="26"/>
+        </w:rPr>
+        <w:t>08) Script Quality Checks - Automated script evaluation for duration, hook presence, and brand compliance.</w:t>
+      </w:r>
+    </w:p>
+    <w:p>
+      <w:pPr>
+        <w:spacing w:after="120" w:line="276" w:lineRule="auto"/>
+      </w:pPr>
+      <w:r>
+        <w:rPr>
+          <w:rFonts w:ascii="Times New Roman" w:hAnsi="Times New Roman"/>
+          <w:color w:val="000000"/>
+          <w:sz w:val="26"/>
+        </w:rPr>
+        <w:t>09) Direct Social Publishing - One-click direct publishing to Meta Graph, YouTube, and TikTok APIs.</w:t>
+      </w:r>
+    </w:p>
+    <w:p>
+      <w:pPr>
+        <w:spacing w:after="120" w:line="276" w:lineRule="auto"/>
+      </w:pPr>
+      <w:r>
+        <w:rPr>
+          <w:rFonts w:ascii="Times New Roman" w:hAnsi="Times New Roman"/>
+          <w:color w:val="000000"/>
+          <w:sz w:val="26"/>
+        </w:rPr>
+        <w:t>10) Asset Storage - File uploads with support for local media and cloud object storage.</w:t>
+      </w:r>
+    </w:p>
+    <w:p>
+      <w:pPr>
+        <w:spacing w:after="120" w:line="276" w:lineRule="auto"/>
+      </w:pPr>
+      <w:r>
+        <w:rPr>
+          <w:rFonts w:ascii="Times New Roman" w:hAnsi="Times New Roman"/>
+          <w:color w:val="000000"/>
+          <w:sz w:val="26"/>
+        </w:rPr>
+        <w:t>11) REST APIs - ModelViewSet endpoints for programmatic integration.</w:t>
+      </w:r>
+    </w:p>
+    <w:p>
+      <w:pPr>
+        <w:spacing w:after="120" w:line="276" w:lineRule="auto"/>
+      </w:pPr>
+      <w:r>
+        <w:rPr>
+          <w:rFonts w:ascii="Times New Roman" w:hAnsi="Times New Roman"/>
+          <w:color w:val="000000"/>
+          <w:sz w:val="26"/>
+        </w:rPr>
+        <w:t>12) Analytics &amp; Competitors - Workspace metrics and public competitor social benchmarking.</w:t>
+      </w:r>
     </w:p>
     <w:p>
       <w:pPr>
         <w:keepNext/>
-        <w:spacing w:before="320" w:after="120"/>
+        <w:spacing w:before="360" w:after="160"/>
       </w:pPr>
       <w:r>
         <w:rPr>
-          <w:rFonts w:ascii="Segoe UI" w:hAnsi="Segoe UI"/>
+          <w:rFonts w:ascii="Arial" w:hAnsi="Arial"/>
           <w:b/>
-          <w:color w:val="1E3A8A"/>
-          <w:sz w:val="28"/>
+          <w:color w:val="000000"/>
+          <w:sz w:val="36"/>
         </w:rPr>
-        <w:t>5. Non-Functional Requirements</w:t>
+        <w:t>NON-FUNCTIONAL REQUIREMENTS</w:t>
       </w:r>
     </w:p>
-    <w:tbl>
-      <w:tblPr>
-        <w:tblW w:type="auto" w:w="0"/>
-        <w:jc w:val="center"/>
-        <w:tblLayout w:type="fixed"/>
-        <w:tblLook w:firstColumn="1" w:firstRow="1" w:lastColumn="0" w:lastRow="0" w:noHBand="0" w:noVBand="1" w:val="04A0"/>
-      </w:tblPr>
-      <w:tblGrid>
-        <w:gridCol w:w="2340"/>
-        <w:gridCol w:w="2340"/>
-        <w:gridCol w:w="2340"/>
-        <w:gridCol w:w="2340"/>
-      </w:tblGrid>
-      <w:tr>
-        <w:tc>
-          <w:tcPr>
-            <w:tcW w:type="dxa" w:w="1296"/>
-            <w:shd w:fill="1E3A8A"/>
-            <w:tcMar>
-              <w:top w:w="120" w:type="dxa"/>
-              <w:bottom w:w="120" w:type="dxa"/>
-              <w:left w:w="140" w:type="dxa"/>
-              <w:right w:w="140" w:type="dxa"/>
-            </w:tcMar>
-            <w:tcBorders>
-              <w:top w:val="single" w:sz="6" w:space="0" w:color="1E3A8A"/>
-              <w:left w:val="single" w:sz="4" w:space="0" w:color="2563EB"/>
-              <w:bottom w:val="single" w:sz="12" w:space="0" w:color="3B82F6"/>
-              <w:right w:val="single" w:sz="4" w:space="0" w:color="2563EB"/>
-            </w:tcBorders>
-          </w:tcPr>
-          <w:p>
-            <w:pPr>
-              <w:jc w:val="left"/>
-            </w:pPr>
-            <w:r>
-              <w:rPr>
-                <w:rFonts w:ascii="Segoe UI" w:hAnsi="Segoe UI"/>
-                <w:b/>
-                <w:color w:val="FFFFFF"/>
-                <w:sz w:val="17"/>
-              </w:rPr>
-              <w:t>ID</w:t>
-            </w:r>
-          </w:p>
-        </w:tc>
-        <w:tc>
-          <w:tcPr>
-            <w:tcW w:type="dxa" w:w="1872"/>
-            <w:shd w:fill="1E3A8A"/>
-            <w:tcMar>
-              <w:top w:w="120" w:type="dxa"/>
-              <w:bottom w:w="120" w:type="dxa"/>
-              <w:left w:w="140" w:type="dxa"/>
-              <w:right w:w="140" w:type="dxa"/>
-            </w:tcMar>
-            <w:tcBorders>
-              <w:top w:val="single" w:sz="6" w:space="0" w:color="1E3A8A"/>
-              <w:left w:val="single" w:sz="4" w:space="0" w:color="2563EB"/>
-              <w:bottom w:val="single" w:sz="12" w:space="0" w:color="3B82F6"/>
-              <w:right w:val="single" w:sz="4" w:space="0" w:color="2563EB"/>
-            </w:tcBorders>
-          </w:tcPr>
-          <w:p>
-            <w:pPr>
-              <w:jc w:val="left"/>
-            </w:pPr>
-            <w:r>
-              <w:rPr>
-                <w:rFonts w:ascii="Segoe UI" w:hAnsi="Segoe UI"/>
-                <w:b/>
-                <w:color w:val="FFFFFF"/>
-                <w:sz w:val="17"/>
-              </w:rPr>
-              <w:t>Dimension</w:t>
-            </w:r>
-          </w:p>
-        </w:tc>
-        <w:tc>
-          <w:tcPr>
-            <w:tcW w:type="dxa" w:w="4320"/>
-            <w:shd w:fill="1E3A8A"/>
-            <w:tcMar>
-              <w:top w:w="120" w:type="dxa"/>
-              <w:bottom w:w="120" w:type="dxa"/>
-              <w:left w:w="140" w:type="dxa"/>
-              <w:right w:w="140" w:type="dxa"/>
-            </w:tcMar>
-            <w:tcBorders>
-              <w:top w:val="single" w:sz="6" w:space="0" w:color="1E3A8A"/>
-              <w:left w:val="single" w:sz="4" w:space="0" w:color="2563EB"/>
-              <w:bottom w:val="single" w:sz="12" w:space="0" w:color="3B82F6"/>
-              <w:right w:val="single" w:sz="4" w:space="0" w:color="2563EB"/>
-            </w:tcBorders>
-          </w:tcPr>
-          <w:p>
-            <w:pPr>
-              <w:jc w:val="left"/>
-            </w:pPr>
-            <w:r>
-              <w:rPr>
-                <w:rFonts w:ascii="Segoe UI" w:hAnsi="Segoe UI"/>
-                <w:b/>
-                <w:color w:val="FFFFFF"/>
-                <w:sz w:val="17"/>
-              </w:rPr>
-              <w:t>Specification / Metric</w:t>
-            </w:r>
-          </w:p>
-        </w:tc>
-        <w:tc>
-          <w:tcPr>
-            <w:tcW w:type="dxa" w:w="2304"/>
-            <w:shd w:fill="1E3A8A"/>
-            <w:tcMar>
-              <w:top w:w="120" w:type="dxa"/>
-              <w:bottom w:w="120" w:type="dxa"/>
-              <w:left w:w="140" w:type="dxa"/>
-              <w:right w:w="140" w:type="dxa"/>
-            </w:tcMar>
-            <w:tcBorders>
-              <w:top w:val="single" w:sz="6" w:space="0" w:color="1E3A8A"/>
-              <w:left w:val="single" w:sz="4" w:space="0" w:color="2563EB"/>
-              <w:bottom w:val="single" w:sz="12" w:space="0" w:color="3B82F6"/>
-              <w:right w:val="single" w:sz="4" w:space="0" w:color="2563EB"/>
-            </w:tcBorders>
-          </w:tcPr>
-          <w:p>
-            <w:pPr>
-              <w:jc w:val="left"/>
-            </w:pPr>
-            <w:r>
-              <w:rPr>
-                <w:rFonts w:ascii="Segoe UI" w:hAnsi="Segoe UI"/>
-                <w:b/>
-                <w:color w:val="FFFFFF"/>
-                <w:sz w:val="17"/>
-              </w:rPr>
-              <w:t>Verification Approach</w:t>
-            </w:r>
-          </w:p>
-        </w:tc>
-      </w:tr>
-      <w:tr>
-        <w:tc>
-          <w:tcPr>
-            <w:tcW w:type="dxa" w:w="1296"/>
-            <w:shd w:fill="FFFFFF"/>
-            <w:tcMar>
-              <w:top w:w="80" w:type="dxa"/>
-              <w:bottom w:w="80" w:type="dxa"/>
-              <w:left w:w="120" w:type="dxa"/>
-              <w:right w:w="120" w:type="dxa"/>
-            </w:tcMar>
-            <w:tcBorders>
-              <w:top w:val="single" w:sz="4" w:space="0" w:color="E2E8F0"/>
-              <w:left w:val="single" w:sz="4" w:space="0" w:color="E2E8F0"/>
-              <w:bottom w:val="single" w:sz="4" w:space="0" w:color="E2E8F0"/>
-              <w:right w:val="single" w:sz="4" w:space="0" w:color="E2E8F0"/>
-            </w:tcBorders>
-          </w:tcPr>
-          <w:p>
-            <w:pPr>
-              <w:jc w:val="left"/>
-            </w:pPr>
-            <w:r>
-              <w:rPr>
-                <w:rFonts w:ascii="Segoe UI" w:hAnsi="Segoe UI"/>
-                <w:color w:val="1E293B"/>
-                <w:sz w:val="17"/>
-              </w:rPr>
-              <w:t>NFR-01</w:t>
-            </w:r>
-          </w:p>
-        </w:tc>
-        <w:tc>
-          <w:tcPr>
-            <w:tcW w:type="dxa" w:w="1872"/>
-            <w:shd w:fill="FFFFFF"/>
-            <w:tcMar>
-              <w:top w:w="80" w:type="dxa"/>
-              <w:bottom w:w="80" w:type="dxa"/>
-              <w:left w:w="120" w:type="dxa"/>
-              <w:right w:w="120" w:type="dxa"/>
-            </w:tcMar>
-            <w:tcBorders>
-              <w:top w:val="single" w:sz="4" w:space="0" w:color="E2E8F0"/>
-              <w:left w:val="single" w:sz="4" w:space="0" w:color="E2E8F0"/>
-              <w:bottom w:val="single" w:sz="4" w:space="0" w:color="E2E8F0"/>
-              <w:right w:val="single" w:sz="4" w:space="0" w:color="E2E8F0"/>
-            </w:tcBorders>
-          </w:tcPr>
-          <w:p>
-            <w:pPr>
-              <w:jc w:val="left"/>
-            </w:pPr>
-            <w:r>
-              <w:rPr>
-                <w:rFonts w:ascii="Segoe UI" w:hAnsi="Segoe UI"/>
-                <w:color w:val="1E293B"/>
-                <w:sz w:val="17"/>
-              </w:rPr>
-              <w:t>Security</w:t>
-            </w:r>
-          </w:p>
-        </w:tc>
-        <w:tc>
-          <w:tcPr>
-            <w:tcW w:type="dxa" w:w="4320"/>
-            <w:shd w:fill="FFFFFF"/>
-            <w:tcMar>
-              <w:top w:w="80" w:type="dxa"/>
-              <w:bottom w:w="80" w:type="dxa"/>
-              <w:left w:w="120" w:type="dxa"/>
-              <w:right w:w="120" w:type="dxa"/>
-            </w:tcMar>
-            <w:tcBorders>
-              <w:top w:val="single" w:sz="4" w:space="0" w:color="E2E8F0"/>
-              <w:left w:val="single" w:sz="4" w:space="0" w:color="E2E8F0"/>
-              <w:bottom w:val="single" w:sz="4" w:space="0" w:color="E2E8F0"/>
-              <w:right w:val="single" w:sz="4" w:space="0" w:color="E2E8F0"/>
-            </w:tcBorders>
-          </w:tcPr>
-          <w:p>
-            <w:pPr>
-              <w:jc w:val="left"/>
-            </w:pPr>
-            <w:r>
-              <w:rPr>
-                <w:rFonts w:ascii="Segoe UI" w:hAnsi="Segoe UI"/>
-                <w:color w:val="1E293B"/>
-                <w:sz w:val="17"/>
-              </w:rPr>
-              <w:t>Tenant data isolation, CSRF protection, PBKDF2 password hashing, RBAC decorators.</w:t>
-            </w:r>
-          </w:p>
-        </w:tc>
-        <w:tc>
-          <w:tcPr>
-            <w:tcW w:type="dxa" w:w="2304"/>
-            <w:shd w:fill="FFFFFF"/>
-            <w:tcMar>
-              <w:top w:w="80" w:type="dxa"/>
-              <w:bottom w:w="80" w:type="dxa"/>
-              <w:left w:w="120" w:type="dxa"/>
-              <w:right w:w="120" w:type="dxa"/>
-            </w:tcMar>
-            <w:tcBorders>
-              <w:top w:val="single" w:sz="4" w:space="0" w:color="E2E8F0"/>
-              <w:left w:val="single" w:sz="4" w:space="0" w:color="E2E8F0"/>
-              <w:bottom w:val="single" w:sz="4" w:space="0" w:color="E2E8F0"/>
-              <w:right w:val="single" w:sz="4" w:space="0" w:color="E2E8F0"/>
-            </w:tcBorders>
-          </w:tcPr>
-          <w:p>
-            <w:pPr>
-              <w:jc w:val="left"/>
-            </w:pPr>
-            <w:r>
-              <w:rPr>
-                <w:rFonts w:ascii="Segoe UI" w:hAnsi="Segoe UI"/>
-                <w:color w:val="1E293B"/>
-                <w:sz w:val="17"/>
-              </w:rPr>
-              <w:t>Penetration audit &amp; unit test verification</w:t>
-            </w:r>
-          </w:p>
-        </w:tc>
-      </w:tr>
-      <w:tr>
-        <w:tc>
-          <w:tcPr>
-            <w:tcW w:type="dxa" w:w="1296"/>
-            <w:shd w:fill="F8FAFC"/>
-            <w:tcMar>
-              <w:top w:w="80" w:type="dxa"/>
-              <w:bottom w:w="80" w:type="dxa"/>
-              <w:left w:w="120" w:type="dxa"/>
-              <w:right w:w="120" w:type="dxa"/>
-            </w:tcMar>
-            <w:tcBorders>
-              <w:top w:val="single" w:sz="4" w:space="0" w:color="E2E8F0"/>
-              <w:left w:val="single" w:sz="4" w:space="0" w:color="E2E8F0"/>
-              <w:bottom w:val="single" w:sz="4" w:space="0" w:color="E2E8F0"/>
-              <w:right w:val="single" w:sz="4" w:space="0" w:color="E2E8F0"/>
-            </w:tcBorders>
-          </w:tcPr>
-          <w:p>
-            <w:pPr>
-              <w:jc w:val="left"/>
-            </w:pPr>
-            <w:r>
-              <w:rPr>
-                <w:rFonts w:ascii="Segoe UI" w:hAnsi="Segoe UI"/>
-                <w:color w:val="1E293B"/>
-                <w:sz w:val="17"/>
-              </w:rPr>
-              <w:t>NFR-02</w:t>
-            </w:r>
-          </w:p>
-        </w:tc>
-        <w:tc>
-          <w:tcPr>
-            <w:tcW w:type="dxa" w:w="1872"/>
-            <w:shd w:fill="F8FAFC"/>
-            <w:tcMar>
-              <w:top w:w="80" w:type="dxa"/>
-              <w:bottom w:w="80" w:type="dxa"/>
-              <w:left w:w="120" w:type="dxa"/>
-              <w:right w:w="120" w:type="dxa"/>
-            </w:tcMar>
-            <w:tcBorders>
-              <w:top w:val="single" w:sz="4" w:space="0" w:color="E2E8F0"/>
-              <w:left w:val="single" w:sz="4" w:space="0" w:color="E2E8F0"/>
-              <w:bottom w:val="single" w:sz="4" w:space="0" w:color="E2E8F0"/>
-              <w:right w:val="single" w:sz="4" w:space="0" w:color="E2E8F0"/>
-            </w:tcBorders>
-          </w:tcPr>
-          <w:p>
-            <w:pPr>
-              <w:jc w:val="left"/>
-            </w:pPr>
-            <w:r>
-              <w:rPr>
-                <w:rFonts w:ascii="Segoe UI" w:hAnsi="Segoe UI"/>
-                <w:color w:val="1E293B"/>
-                <w:sz w:val="17"/>
-              </w:rPr>
-              <w:t>Performance</w:t>
-            </w:r>
-          </w:p>
-        </w:tc>
-        <w:tc>
-          <w:tcPr>
-            <w:tcW w:type="dxa" w:w="4320"/>
-            <w:shd w:fill="F8FAFC"/>
-            <w:tcMar>
-              <w:top w:w="80" w:type="dxa"/>
-              <w:bottom w:w="80" w:type="dxa"/>
-              <w:left w:w="120" w:type="dxa"/>
-              <w:right w:w="120" w:type="dxa"/>
-            </w:tcMar>
-            <w:tcBorders>
-              <w:top w:val="single" w:sz="4" w:space="0" w:color="E2E8F0"/>
-              <w:left w:val="single" w:sz="4" w:space="0" w:color="E2E8F0"/>
-              <w:bottom w:val="single" w:sz="4" w:space="0" w:color="E2E8F0"/>
-              <w:right w:val="single" w:sz="4" w:space="0" w:color="E2E8F0"/>
-            </w:tcBorders>
-          </w:tcPr>
-          <w:p>
-            <w:pPr>
-              <w:jc w:val="left"/>
-            </w:pPr>
-            <w:r>
-              <w:rPr>
-                <w:rFonts w:ascii="Segoe UI" w:hAnsi="Segoe UI"/>
-                <w:color w:val="1E293B"/>
-                <w:sz w:val="17"/>
-              </w:rPr>
-              <w:t>P95 API latency &lt; 350ms; sub-second page loads globally via Vercel Edge CDN.</w:t>
-            </w:r>
-          </w:p>
-        </w:tc>
-        <w:tc>
-          <w:tcPr>
-            <w:tcW w:type="dxa" w:w="2304"/>
-            <w:shd w:fill="F8FAFC"/>
-            <w:tcMar>
-              <w:top w:w="80" w:type="dxa"/>
-              <w:bottom w:w="80" w:type="dxa"/>
-              <w:left w:w="120" w:type="dxa"/>
-              <w:right w:w="120" w:type="dxa"/>
-            </w:tcMar>
-            <w:tcBorders>
-              <w:top w:val="single" w:sz="4" w:space="0" w:color="E2E8F0"/>
-              <w:left w:val="single" w:sz="4" w:space="0" w:color="E2E8F0"/>
-              <w:bottom w:val="single" w:sz="4" w:space="0" w:color="E2E8F0"/>
-              <w:right w:val="single" w:sz="4" w:space="0" w:color="E2E8F0"/>
-            </w:tcBorders>
-          </w:tcPr>
-          <w:p>
-            <w:pPr>
-              <w:jc w:val="left"/>
-            </w:pPr>
-            <w:r>
-              <w:rPr>
-                <w:rFonts w:ascii="Segoe UI" w:hAnsi="Segoe UI"/>
-                <w:color w:val="1E293B"/>
-                <w:sz w:val="17"/>
-              </w:rPr>
-              <w:t>Lighthouse &amp; load testing</w:t>
-            </w:r>
-          </w:p>
-        </w:tc>
-      </w:tr>
-      <w:tr>
-        <w:tc>
-          <w:tcPr>
-            <w:tcW w:type="dxa" w:w="1296"/>
-            <w:shd w:fill="FFFFFF"/>
-            <w:tcMar>
-              <w:top w:w="80" w:type="dxa"/>
-              <w:bottom w:w="80" w:type="dxa"/>
-              <w:left w:w="120" w:type="dxa"/>
-              <w:right w:w="120" w:type="dxa"/>
-            </w:tcMar>
-            <w:tcBorders>
-              <w:top w:val="single" w:sz="4" w:space="0" w:color="E2E8F0"/>
-              <w:left w:val="single" w:sz="4" w:space="0" w:color="E2E8F0"/>
-              <w:bottom w:val="single" w:sz="4" w:space="0" w:color="E2E8F0"/>
-              <w:right w:val="single" w:sz="4" w:space="0" w:color="E2E8F0"/>
-            </w:tcBorders>
-          </w:tcPr>
-          <w:p>
-            <w:pPr>
-              <w:jc w:val="left"/>
-            </w:pPr>
-            <w:r>
-              <w:rPr>
-                <w:rFonts w:ascii="Segoe UI" w:hAnsi="Segoe UI"/>
-                <w:color w:val="1E293B"/>
-                <w:sz w:val="17"/>
-              </w:rPr>
-              <w:t>NFR-03</w:t>
-            </w:r>
-          </w:p>
-        </w:tc>
-        <w:tc>
-          <w:tcPr>
-            <w:tcW w:type="dxa" w:w="1872"/>
-            <w:shd w:fill="FFFFFF"/>
-            <w:tcMar>
-              <w:top w:w="80" w:type="dxa"/>
-              <w:bottom w:w="80" w:type="dxa"/>
-              <w:left w:w="120" w:type="dxa"/>
-              <w:right w:w="120" w:type="dxa"/>
-            </w:tcMar>
-            <w:tcBorders>
-              <w:top w:val="single" w:sz="4" w:space="0" w:color="E2E8F0"/>
-              <w:left w:val="single" w:sz="4" w:space="0" w:color="E2E8F0"/>
-              <w:bottom w:val="single" w:sz="4" w:space="0" w:color="E2E8F0"/>
-              <w:right w:val="single" w:sz="4" w:space="0" w:color="E2E8F0"/>
-            </w:tcBorders>
-          </w:tcPr>
-          <w:p>
-            <w:pPr>
-              <w:jc w:val="left"/>
-            </w:pPr>
-            <w:r>
-              <w:rPr>
-                <w:rFonts w:ascii="Segoe UI" w:hAnsi="Segoe UI"/>
-                <w:color w:val="1E293B"/>
-                <w:sz w:val="17"/>
-              </w:rPr>
-              <w:t>Scalability</w:t>
-            </w:r>
-          </w:p>
-        </w:tc>
-        <w:tc>
-          <w:tcPr>
-            <w:tcW w:type="dxa" w:w="4320"/>
-            <w:shd w:fill="FFFFFF"/>
-            <w:tcMar>
-              <w:top w:w="80" w:type="dxa"/>
-              <w:bottom w:w="80" w:type="dxa"/>
-              <w:left w:w="120" w:type="dxa"/>
-              <w:right w:w="120" w:type="dxa"/>
-            </w:tcMar>
-            <w:tcBorders>
-              <w:top w:val="single" w:sz="4" w:space="0" w:color="E2E8F0"/>
-              <w:left w:val="single" w:sz="4" w:space="0" w:color="E2E8F0"/>
-              <w:bottom w:val="single" w:sz="4" w:space="0" w:color="E2E8F0"/>
-              <w:right w:val="single" w:sz="4" w:space="0" w:color="E2E8F0"/>
-            </w:tcBorders>
-          </w:tcPr>
-          <w:p>
-            <w:pPr>
-              <w:jc w:val="left"/>
-            </w:pPr>
-            <w:r>
-              <w:rPr>
-                <w:rFonts w:ascii="Segoe UI" w:hAnsi="Segoe UI"/>
-                <w:color w:val="1E293B"/>
-                <w:sz w:val="17"/>
-              </w:rPr>
-              <w:t>Stateless serverless backend architecture; horizontal autoscaling with zero code change.</w:t>
-            </w:r>
-          </w:p>
-        </w:tc>
-        <w:tc>
-          <w:tcPr>
-            <w:tcW w:type="dxa" w:w="2304"/>
-            <w:shd w:fill="FFFFFF"/>
-            <w:tcMar>
-              <w:top w:w="80" w:type="dxa"/>
-              <w:bottom w:w="80" w:type="dxa"/>
-              <w:left w:w="120" w:type="dxa"/>
-              <w:right w:w="120" w:type="dxa"/>
-            </w:tcMar>
-            <w:tcBorders>
-              <w:top w:val="single" w:sz="4" w:space="0" w:color="E2E8F0"/>
-              <w:left w:val="single" w:sz="4" w:space="0" w:color="E2E8F0"/>
-              <w:bottom w:val="single" w:sz="4" w:space="0" w:color="E2E8F0"/>
-              <w:right w:val="single" w:sz="4" w:space="0" w:color="E2E8F0"/>
-            </w:tcBorders>
-          </w:tcPr>
-          <w:p>
-            <w:pPr>
-              <w:jc w:val="left"/>
-            </w:pPr>
-            <w:r>
-              <w:rPr>
-                <w:rFonts w:ascii="Segoe UI" w:hAnsi="Segoe UI"/>
-                <w:color w:val="1E293B"/>
-                <w:sz w:val="17"/>
-              </w:rPr>
-              <w:t>Vercel edge serverless scaling</w:t>
-            </w:r>
-          </w:p>
-        </w:tc>
-      </w:tr>
-      <w:tr>
-        <w:tc>
-          <w:tcPr>
-            <w:tcW w:type="dxa" w:w="1296"/>
-            <w:shd w:fill="F8FAFC"/>
-            <w:tcMar>
-              <w:top w:w="80" w:type="dxa"/>
-              <w:bottom w:w="80" w:type="dxa"/>
-              <w:left w:w="120" w:type="dxa"/>
-              <w:right w:w="120" w:type="dxa"/>
-            </w:tcMar>
-            <w:tcBorders>
-              <w:top w:val="single" w:sz="4" w:space="0" w:color="E2E8F0"/>
-              <w:left w:val="single" w:sz="4" w:space="0" w:color="E2E8F0"/>
-              <w:bottom w:val="single" w:sz="4" w:space="0" w:color="E2E8F0"/>
-              <w:right w:val="single" w:sz="4" w:space="0" w:color="E2E8F0"/>
-            </w:tcBorders>
-          </w:tcPr>
-          <w:p>
-            <w:pPr>
-              <w:jc w:val="left"/>
-            </w:pPr>
-            <w:r>
-              <w:rPr>
-                <w:rFonts w:ascii="Segoe UI" w:hAnsi="Segoe UI"/>
-                <w:color w:val="1E293B"/>
-                <w:sz w:val="17"/>
-              </w:rPr>
-              <w:t>NFR-04</w:t>
-            </w:r>
-          </w:p>
-        </w:tc>
-        <w:tc>
-          <w:tcPr>
-            <w:tcW w:type="dxa" w:w="1872"/>
-            <w:shd w:fill="F8FAFC"/>
-            <w:tcMar>
-              <w:top w:w="80" w:type="dxa"/>
-              <w:bottom w:w="80" w:type="dxa"/>
-              <w:left w:w="120" w:type="dxa"/>
-              <w:right w:w="120" w:type="dxa"/>
-            </w:tcMar>
-            <w:tcBorders>
-              <w:top w:val="single" w:sz="4" w:space="0" w:color="E2E8F0"/>
-              <w:left w:val="single" w:sz="4" w:space="0" w:color="E2E8F0"/>
-              <w:bottom w:val="single" w:sz="4" w:space="0" w:color="E2E8F0"/>
-              <w:right w:val="single" w:sz="4" w:space="0" w:color="E2E8F0"/>
-            </w:tcBorders>
-          </w:tcPr>
-          <w:p>
-            <w:pPr>
-              <w:jc w:val="left"/>
-            </w:pPr>
-            <w:r>
-              <w:rPr>
-                <w:rFonts w:ascii="Segoe UI" w:hAnsi="Segoe UI"/>
-                <w:color w:val="1E293B"/>
-                <w:sz w:val="17"/>
-              </w:rPr>
-              <w:t>Availability</w:t>
-            </w:r>
-          </w:p>
-        </w:tc>
-        <w:tc>
-          <w:tcPr>
-            <w:tcW w:type="dxa" w:w="4320"/>
-            <w:shd w:fill="F8FAFC"/>
-            <w:tcMar>
-              <w:top w:w="80" w:type="dxa"/>
-              <w:bottom w:w="80" w:type="dxa"/>
-              <w:left w:w="120" w:type="dxa"/>
-              <w:right w:w="120" w:type="dxa"/>
-            </w:tcMar>
-            <w:tcBorders>
-              <w:top w:val="single" w:sz="4" w:space="0" w:color="E2E8F0"/>
-              <w:left w:val="single" w:sz="4" w:space="0" w:color="E2E8F0"/>
-              <w:bottom w:val="single" w:sz="4" w:space="0" w:color="E2E8F0"/>
-              <w:right w:val="single" w:sz="4" w:space="0" w:color="E2E8F0"/>
-            </w:tcBorders>
-          </w:tcPr>
-          <w:p>
-            <w:pPr>
-              <w:jc w:val="left"/>
-            </w:pPr>
-            <w:r>
-              <w:rPr>
-                <w:rFonts w:ascii="Segoe UI" w:hAnsi="Segoe UI"/>
-                <w:color w:val="1E293B"/>
-                <w:sz w:val="17"/>
-              </w:rPr>
-              <w:t>Target uptime of 99.9% backed by Vercel edge infrastructure and multi-region CDN.</w:t>
-            </w:r>
-          </w:p>
-        </w:tc>
-        <w:tc>
-          <w:tcPr>
-            <w:tcW w:type="dxa" w:w="2304"/>
-            <w:shd w:fill="F8FAFC"/>
-            <w:tcMar>
-              <w:top w:w="80" w:type="dxa"/>
-              <w:bottom w:w="80" w:type="dxa"/>
-              <w:left w:w="120" w:type="dxa"/>
-              <w:right w:w="120" w:type="dxa"/>
-            </w:tcMar>
-            <w:tcBorders>
-              <w:top w:val="single" w:sz="4" w:space="0" w:color="E2E8F0"/>
-              <w:left w:val="single" w:sz="4" w:space="0" w:color="E2E8F0"/>
-              <w:bottom w:val="single" w:sz="4" w:space="0" w:color="E2E8F0"/>
-              <w:right w:val="single" w:sz="4" w:space="0" w:color="E2E8F0"/>
-            </w:tcBorders>
-          </w:tcPr>
-          <w:p>
-            <w:pPr>
-              <w:jc w:val="left"/>
-            </w:pPr>
-            <w:r>
-              <w:rPr>
-                <w:rFonts w:ascii="Segoe UI" w:hAnsi="Segoe UI"/>
-                <w:color w:val="1E293B"/>
-                <w:sz w:val="17"/>
-              </w:rPr>
-              <w:t>Synthetic uptime monitoring</w:t>
-            </w:r>
-          </w:p>
-        </w:tc>
-      </w:tr>
-      <w:tr>
-        <w:tc>
-          <w:tcPr>
-            <w:tcW w:type="dxa" w:w="1296"/>
-            <w:shd w:fill="FFFFFF"/>
-            <w:tcMar>
-              <w:top w:w="80" w:type="dxa"/>
-              <w:bottom w:w="80" w:type="dxa"/>
-              <w:left w:w="120" w:type="dxa"/>
-              <w:right w:w="120" w:type="dxa"/>
-            </w:tcMar>
-            <w:tcBorders>
-              <w:top w:val="single" w:sz="4" w:space="0" w:color="E2E8F0"/>
-              <w:left w:val="single" w:sz="4" w:space="0" w:color="E2E8F0"/>
-              <w:bottom w:val="single" w:sz="4" w:space="0" w:color="E2E8F0"/>
-              <w:right w:val="single" w:sz="4" w:space="0" w:color="E2E8F0"/>
-            </w:tcBorders>
-          </w:tcPr>
-          <w:p>
-            <w:pPr>
-              <w:jc w:val="left"/>
-            </w:pPr>
-            <w:r>
-              <w:rPr>
-                <w:rFonts w:ascii="Segoe UI" w:hAnsi="Segoe UI"/>
-                <w:color w:val="1E293B"/>
-                <w:sz w:val="17"/>
-              </w:rPr>
-              <w:t>NFR-05</w:t>
-            </w:r>
-          </w:p>
-        </w:tc>
-        <w:tc>
-          <w:tcPr>
-            <w:tcW w:type="dxa" w:w="1872"/>
-            <w:shd w:fill="FFFFFF"/>
-            <w:tcMar>
-              <w:top w:w="80" w:type="dxa"/>
-              <w:bottom w:w="80" w:type="dxa"/>
-              <w:left w:w="120" w:type="dxa"/>
-              <w:right w:w="120" w:type="dxa"/>
-            </w:tcMar>
-            <w:tcBorders>
-              <w:top w:val="single" w:sz="4" w:space="0" w:color="E2E8F0"/>
-              <w:left w:val="single" w:sz="4" w:space="0" w:color="E2E8F0"/>
-              <w:bottom w:val="single" w:sz="4" w:space="0" w:color="E2E8F0"/>
-              <w:right w:val="single" w:sz="4" w:space="0" w:color="E2E8F0"/>
-            </w:tcBorders>
-          </w:tcPr>
-          <w:p>
-            <w:pPr>
-              <w:jc w:val="left"/>
-            </w:pPr>
-            <w:r>
-              <w:rPr>
-                <w:rFonts w:ascii="Segoe UI" w:hAnsi="Segoe UI"/>
-                <w:color w:val="1E293B"/>
-                <w:sz w:val="17"/>
-              </w:rPr>
-              <w:t>Maintainability</w:t>
-            </w:r>
-          </w:p>
-        </w:tc>
-        <w:tc>
-          <w:tcPr>
-            <w:tcW w:type="dxa" w:w="4320"/>
-            <w:shd w:fill="FFFFFF"/>
-            <w:tcMar>
-              <w:top w:w="80" w:type="dxa"/>
-              <w:bottom w:w="80" w:type="dxa"/>
-              <w:left w:w="120" w:type="dxa"/>
-              <w:right w:w="120" w:type="dxa"/>
-            </w:tcMar>
-            <w:tcBorders>
-              <w:top w:val="single" w:sz="4" w:space="0" w:color="E2E8F0"/>
-              <w:left w:val="single" w:sz="4" w:space="0" w:color="E2E8F0"/>
-              <w:bottom w:val="single" w:sz="4" w:space="0" w:color="E2E8F0"/>
-              <w:right w:val="single" w:sz="4" w:space="0" w:color="E2E8F0"/>
-            </w:tcBorders>
-          </w:tcPr>
-          <w:p>
-            <w:pPr>
-              <w:jc w:val="left"/>
-            </w:pPr>
-            <w:r>
-              <w:rPr>
-                <w:rFonts w:ascii="Segoe UI" w:hAnsi="Segoe UI"/>
-                <w:color w:val="1E293B"/>
-                <w:sz w:val="17"/>
-              </w:rPr>
-              <w:t>Modular Django app structure, PEP8 compliance, automated test suite.</w:t>
-            </w:r>
-          </w:p>
-        </w:tc>
-        <w:tc>
-          <w:tcPr>
-            <w:tcW w:type="dxa" w:w="2304"/>
-            <w:shd w:fill="FFFFFF"/>
-            <w:tcMar>
-              <w:top w:w="80" w:type="dxa"/>
-              <w:bottom w:w="80" w:type="dxa"/>
-              <w:left w:w="120" w:type="dxa"/>
-              <w:right w:w="120" w:type="dxa"/>
-            </w:tcMar>
-            <w:tcBorders>
-              <w:top w:val="single" w:sz="4" w:space="0" w:color="E2E8F0"/>
-              <w:left w:val="single" w:sz="4" w:space="0" w:color="E2E8F0"/>
-              <w:bottom w:val="single" w:sz="4" w:space="0" w:color="E2E8F0"/>
-              <w:right w:val="single" w:sz="4" w:space="0" w:color="E2E8F0"/>
-            </w:tcBorders>
-          </w:tcPr>
-          <w:p>
-            <w:pPr>
-              <w:jc w:val="left"/>
-            </w:pPr>
-            <w:r>
-              <w:rPr>
-                <w:rFonts w:ascii="Segoe UI" w:hAnsi="Segoe UI"/>
-                <w:color w:val="1E293B"/>
-                <w:sz w:val="17"/>
-              </w:rPr>
-              <w:t>Continuous integration runner</w:t>
-            </w:r>
-          </w:p>
-        </w:tc>
-      </w:tr>
-      <w:tr>
-        <w:tc>
-          <w:tcPr>
-            <w:tcW w:type="dxa" w:w="1296"/>
-            <w:shd w:fill="F8FAFC"/>
-            <w:tcMar>
-              <w:top w:w="80" w:type="dxa"/>
-              <w:bottom w:w="80" w:type="dxa"/>
-              <w:left w:w="120" w:type="dxa"/>
-              <w:right w:w="120" w:type="dxa"/>
-            </w:tcMar>
-            <w:tcBorders>
-              <w:top w:val="single" w:sz="4" w:space="0" w:color="E2E8F0"/>
-              <w:left w:val="single" w:sz="4" w:space="0" w:color="E2E8F0"/>
-              <w:bottom w:val="single" w:sz="4" w:space="0" w:color="E2E8F0"/>
-              <w:right w:val="single" w:sz="4" w:space="0" w:color="E2E8F0"/>
-            </w:tcBorders>
-          </w:tcPr>
-          <w:p>
-            <w:pPr>
-              <w:jc w:val="left"/>
-            </w:pPr>
-            <w:r>
-              <w:rPr>
-                <w:rFonts w:ascii="Segoe UI" w:hAnsi="Segoe UI"/>
-                <w:color w:val="1E293B"/>
-                <w:sz w:val="17"/>
-              </w:rPr>
-              <w:t>NFR-06</w:t>
-            </w:r>
-          </w:p>
-        </w:tc>
-        <w:tc>
-          <w:tcPr>
-            <w:tcW w:type="dxa" w:w="1872"/>
-            <w:shd w:fill="F8FAFC"/>
-            <w:tcMar>
-              <w:top w:w="80" w:type="dxa"/>
-              <w:bottom w:w="80" w:type="dxa"/>
-              <w:left w:w="120" w:type="dxa"/>
-              <w:right w:w="120" w:type="dxa"/>
-            </w:tcMar>
-            <w:tcBorders>
-              <w:top w:val="single" w:sz="4" w:space="0" w:color="E2E8F0"/>
-              <w:left w:val="single" w:sz="4" w:space="0" w:color="E2E8F0"/>
-              <w:bottom w:val="single" w:sz="4" w:space="0" w:color="E2E8F0"/>
-              <w:right w:val="single" w:sz="4" w:space="0" w:color="E2E8F0"/>
-            </w:tcBorders>
-          </w:tcPr>
-          <w:p>
-            <w:pPr>
-              <w:jc w:val="left"/>
-            </w:pPr>
-            <w:r>
-              <w:rPr>
-                <w:rFonts w:ascii="Segoe UI" w:hAnsi="Segoe UI"/>
-                <w:color w:val="1E293B"/>
-                <w:sz w:val="17"/>
-              </w:rPr>
-              <w:t>Usability</w:t>
-            </w:r>
-          </w:p>
-        </w:tc>
-        <w:tc>
-          <w:tcPr>
-            <w:tcW w:type="dxa" w:w="4320"/>
-            <w:shd w:fill="F8FAFC"/>
-            <w:tcMar>
-              <w:top w:w="80" w:type="dxa"/>
-              <w:bottom w:w="80" w:type="dxa"/>
-              <w:left w:w="120" w:type="dxa"/>
-              <w:right w:w="120" w:type="dxa"/>
-            </w:tcMar>
-            <w:tcBorders>
-              <w:top w:val="single" w:sz="4" w:space="0" w:color="E2E8F0"/>
-              <w:left w:val="single" w:sz="4" w:space="0" w:color="E2E8F0"/>
-              <w:bottom w:val="single" w:sz="4" w:space="0" w:color="E2E8F0"/>
-              <w:right w:val="single" w:sz="4" w:space="0" w:color="E2E8F0"/>
-            </w:tcBorders>
-          </w:tcPr>
-          <w:p>
-            <w:pPr>
-              <w:jc w:val="left"/>
-            </w:pPr>
-            <w:r>
-              <w:rPr>
-                <w:rFonts w:ascii="Segoe UI" w:hAnsi="Segoe UI"/>
-                <w:color w:val="1E293B"/>
-                <w:sz w:val="17"/>
-              </w:rPr>
-              <w:t>Responsive dark-mode UI with high-contrast accessibility across desktop &amp; mobile.</w:t>
-            </w:r>
-          </w:p>
-        </w:tc>
-        <w:tc>
-          <w:tcPr>
-            <w:tcW w:type="dxa" w:w="2304"/>
-            <w:shd w:fill="F8FAFC"/>
-            <w:tcMar>
-              <w:top w:w="80" w:type="dxa"/>
-              <w:bottom w:w="80" w:type="dxa"/>
-              <w:left w:w="120" w:type="dxa"/>
-              <w:right w:w="120" w:type="dxa"/>
-            </w:tcMar>
-            <w:tcBorders>
-              <w:top w:val="single" w:sz="4" w:space="0" w:color="E2E8F0"/>
-              <w:left w:val="single" w:sz="4" w:space="0" w:color="E2E8F0"/>
-              <w:bottom w:val="single" w:sz="4" w:space="0" w:color="E2E8F0"/>
-              <w:right w:val="single" w:sz="4" w:space="0" w:color="E2E8F0"/>
-            </w:tcBorders>
-          </w:tcPr>
-          <w:p>
-            <w:pPr>
-              <w:jc w:val="left"/>
-            </w:pPr>
-            <w:r>
-              <w:rPr>
-                <w:rFonts w:ascii="Segoe UI" w:hAnsi="Segoe UI"/>
-                <w:color w:val="1E293B"/>
-                <w:sz w:val="17"/>
-              </w:rPr>
-              <w:t>Responsive viewport audits</w:t>
-            </w:r>
-          </w:p>
-        </w:tc>
-      </w:tr>
-    </w:tbl>
     <w:p>
       <w:pPr>
-        <w:spacing w:after="160"/>
+        <w:spacing w:after="120" w:line="276" w:lineRule="auto"/>
       </w:pPr>
+      <w:r>
+        <w:rPr>
+          <w:rFonts w:ascii="Times New Roman" w:hAnsi="Times New Roman"/>
+          <w:b/>
+          <w:color w:val="000000"/>
+          <w:sz w:val="26"/>
+        </w:rPr>
+        <w:t xml:space="preserve">Security: </w:t>
+      </w:r>
+      <w:r>
+        <w:rPr>
+          <w:rFonts w:ascii="Times New Roman" w:hAnsi="Times New Roman"/>
+          <w:color w:val="000000"/>
+          <w:sz w:val="26"/>
+        </w:rPr>
+        <w:t>Password hashing via PBKDF2 with SHA-256 (390,000 iterations), CSRF validation, and parameterized SQL queries through Django ORM.</w:t>
+      </w:r>
+    </w:p>
+    <w:p>
+      <w:pPr>
+        <w:spacing w:after="120" w:line="276" w:lineRule="auto"/>
+      </w:pPr>
+      <w:r>
+        <w:rPr>
+          <w:rFonts w:ascii="Times New Roman" w:hAnsi="Times New Roman"/>
+          <w:b/>
+          <w:color w:val="000000"/>
+          <w:sz w:val="26"/>
+        </w:rPr>
+        <w:t xml:space="preserve">Scalability: </w:t>
+      </w:r>
+      <w:r>
+        <w:rPr>
+          <w:rFonts w:ascii="Times New Roman" w:hAnsi="Times New Roman"/>
+          <w:color w:val="000000"/>
+          <w:sz w:val="26"/>
+        </w:rPr>
+        <w:t>Serverless execution model scaling dynamically with incoming requests on Vercel's global edge network.</w:t>
+      </w:r>
+    </w:p>
+    <w:p>
+      <w:pPr>
+        <w:spacing w:after="120" w:line="276" w:lineRule="auto"/>
+      </w:pPr>
+      <w:r>
+        <w:rPr>
+          <w:rFonts w:ascii="Times New Roman" w:hAnsi="Times New Roman"/>
+          <w:b/>
+          <w:color w:val="000000"/>
+          <w:sz w:val="26"/>
+        </w:rPr>
+        <w:t xml:space="preserve">Availability: </w:t>
+      </w:r>
+      <w:r>
+        <w:rPr>
+          <w:rFonts w:ascii="Times New Roman" w:hAnsi="Times New Roman"/>
+          <w:color w:val="000000"/>
+          <w:sz w:val="26"/>
+        </w:rPr>
+        <w:t>Deployed on Vercel's global edge network with 99.9% targeted uptime.</w:t>
+      </w:r>
+    </w:p>
+    <w:p>
+      <w:pPr>
+        <w:spacing w:after="120" w:line="276" w:lineRule="auto"/>
+      </w:pPr>
+      <w:r>
+        <w:rPr>
+          <w:rFonts w:ascii="Times New Roman" w:hAnsi="Times New Roman"/>
+          <w:b/>
+          <w:color w:val="000000"/>
+          <w:sz w:val="26"/>
+        </w:rPr>
+        <w:t xml:space="preserve">Performance: </w:t>
+      </w:r>
+      <w:r>
+        <w:rPr>
+          <w:rFonts w:ascii="Times New Roman" w:hAnsi="Times New Roman"/>
+          <w:color w:val="000000"/>
+          <w:sz w:val="26"/>
+        </w:rPr>
+        <w:t>Sub-second page loads through WhiteNoise static caching and CDN edge distribution.</w:t>
+      </w:r>
+    </w:p>
+    <w:p>
+      <w:pPr>
+        <w:spacing w:after="120" w:line="276" w:lineRule="auto"/>
+      </w:pPr>
+      <w:r>
+        <w:rPr>
+          <w:rFonts w:ascii="Times New Roman" w:hAnsi="Times New Roman"/>
+          <w:b/>
+          <w:color w:val="000000"/>
+          <w:sz w:val="26"/>
+        </w:rPr>
+        <w:t xml:space="preserve">Usability: </w:t>
+      </w:r>
+      <w:r>
+        <w:rPr>
+          <w:rFonts w:ascii="Times New Roman" w:hAnsi="Times New Roman"/>
+          <w:color w:val="000000"/>
+          <w:sz w:val="26"/>
+        </w:rPr>
+        <w:t>Responsive layout accessible across desktop, tablet, and mobile devices.</w:t>
+      </w:r>
+    </w:p>
+    <w:p>
+      <w:pPr>
+        <w:spacing w:after="120" w:line="276" w:lineRule="auto"/>
+      </w:pPr>
+      <w:r>
+        <w:rPr>
+          <w:rFonts w:ascii="Times New Roman" w:hAnsi="Times New Roman"/>
+          <w:b/>
+          <w:color w:val="000000"/>
+          <w:sz w:val="26"/>
+        </w:rPr>
+        <w:t xml:space="preserve">Maintainability: </w:t>
+      </w:r>
+      <w:r>
+        <w:rPr>
+          <w:rFonts w:ascii="Times New Roman" w:hAnsi="Times New Roman"/>
+          <w:color w:val="000000"/>
+          <w:sz w:val="26"/>
+        </w:rPr>
+        <w:t>Modular Django app structure, PEP8 adherence, and automated test suite.</w:t>
+      </w:r>
     </w:p>
     <w:p>
       <w:pPr>
         <w:keepNext/>
-        <w:spacing w:before="320" w:after="120"/>
+        <w:spacing w:before="360" w:after="160"/>
       </w:pPr>
       <w:r>
         <w:rPr>
-          <w:rFonts w:ascii="Segoe UI" w:hAnsi="Segoe UI"/>
+          <w:rFonts w:ascii="Arial" w:hAnsi="Arial"/>
           <w:b/>
-          <w:color w:val="1E3A8A"/>
-          <w:sz w:val="28"/>
+          <w:color w:val="000000"/>
+          <w:sz w:val="36"/>
         </w:rPr>
-        <w:t>6. Scope</w:t>
+        <w:t>SCOPE</w:t>
       </w:r>
     </w:p>
     <w:p>
       <w:pPr>
-        <w:spacing w:after="100" w:line="276" w:lineRule="auto"/>
+        <w:spacing w:after="120" w:line="276" w:lineRule="auto"/>
       </w:pPr>
       <w:r>
         <w:rPr>
-          <w:rFonts w:ascii="Segoe UI" w:hAnsi="Segoe UI"/>
-          <w:color w:val="334155"/>
-          <w:sz w:val="19"/>
+          <w:rFonts w:ascii="Times New Roman" w:hAnsi="Times New Roman"/>
+          <w:color w:val="000000"/>
+          <w:sz w:val="26"/>
         </w:rPr>
         <w:t>In-Scope:</w:t>
         <w:br/>
@@ -4210,7 +2112,7 @@
         <w:br/>
         <w:t>• Real-time automated script review and brand safety compliance engine.</w:t>
         <w:br/>
-        <w:t>• Native direct social publishing integration with Meta Graph (Instagram), YouTube Data, and TikTok APIs.</w:t>
+        <w:t>• Native direct social publishing integration with Meta Graph, YouTube, and TikTok APIs.</w:t>
         <w:br/>
         <w:t>• Cloud deployment on Vercel with automated continuous deployment from GitHub.</w:t>
         <w:br/>
@@ -4227,41 +2129,41 @@
     <w:p>
       <w:pPr>
         <w:keepNext/>
-        <w:spacing w:before="320" w:after="120"/>
+        <w:spacing w:before="360" w:after="160"/>
       </w:pPr>
       <w:r>
         <w:rPr>
-          <w:rFonts w:ascii="Segoe UI" w:hAnsi="Segoe UI"/>
+          <w:rFonts w:ascii="Arial" w:hAnsi="Arial"/>
           <w:b/>
-          <w:color w:val="1E3A8A"/>
-          <w:sz w:val="28"/>
+          <w:color w:val="000000"/>
+          <w:sz w:val="36"/>
         </w:rPr>
-        <w:t>7. Use Case Diagram</w:t>
+        <w:t>USE CASE DIAGRAM</w:t>
       </w:r>
     </w:p>
     <w:p>
       <w:pPr>
-        <w:spacing w:after="100" w:line="276" w:lineRule="auto"/>
+        <w:spacing w:after="120" w:line="276" w:lineRule="auto"/>
       </w:pPr>
       <w:r>
         <w:rPr>
-          <w:rFonts w:ascii="Segoe UI" w:hAnsi="Segoe UI"/>
-          <w:color w:val="334155"/>
-          <w:sz w:val="19"/>
+          <w:rFonts w:ascii="Times New Roman" w:hAnsi="Times New Roman"/>
+          <w:color w:val="000000"/>
+          <w:sz w:val="26"/>
         </w:rPr>
-        <w:t>The UML Use Case Diagram models the system actors (Content Creator, Agency Manager, Brand Client, Workspace Admin) and their primary interaction boundaries with CreatorOps:</w:t>
+        <w:t>CreatorOps uses a role-governed workflow with four primary actors:</w:t>
       </w:r>
     </w:p>
     <w:p>
       <w:pPr>
         <w:keepNext/>
-        <w:spacing w:before="160" w:after="60"/>
+        <w:spacing w:before="160" w:after="80"/>
         <w:jc w:val="center"/>
       </w:pPr>
       <w:r>
         <w:drawing>
           <wp:inline xmlns:a="http://schemas.openxmlformats.org/drawingml/2006/main" xmlns:pic="http://schemas.openxmlformats.org/drawingml/2006/picture">
-            <wp:extent cx="5669280" cy="4049486"/>
+            <wp:extent cx="5303520" cy="3788229"/>
             <wp:docPr id="1" name="Picture 1"/>
             <wp:cNvGraphicFramePr>
               <a:graphicFrameLocks noChangeAspect="1"/>
@@ -4274,7 +2176,7 @@
                     <pic:cNvPicPr/>
                   </pic:nvPicPr>
                   <pic:blipFill>
-                    <a:blip r:embed="rId11"/>
+                    <a:blip r:embed="rId10"/>
                     <a:stretch>
                       <a:fillRect/>
                     </a:stretch>
@@ -4282,7 +2184,7 @@
                   <pic:spPr>
                     <a:xfrm>
                       <a:off x="0" y="0"/>
-                      <a:ext cx="5669280" cy="4049486"/>
+                      <a:ext cx="5303520" cy="3788229"/>
                     </a:xfrm>
                     <a:prstGeom prst="rect"/>
                   </pic:spPr>
@@ -4295,67 +2197,145 @@
     </w:p>
     <w:p>
       <w:pPr>
-        <w:spacing w:before="40" w:after="240"/>
+        <w:spacing w:before="40" w:after="280"/>
         <w:jc w:val="center"/>
       </w:pPr>
       <w:r>
         <w:rPr>
-          <w:rFonts w:ascii="Segoe UI" w:hAnsi="Segoe UI"/>
+          <w:rFonts w:ascii="Times New Roman" w:hAnsi="Times New Roman"/>
           <w:b/>
-          <w:color w:val="1E293B"/>
-          <w:sz w:val="18"/>
+          <w:color w:val="000000"/>
+          <w:sz w:val="26"/>
         </w:rPr>
-        <w:t>Figure 1: UML Use Case Diagram for CreatorOps SaaS</w:t>
-        <w:br/>
+        <w:t>Figure 1: UML Use Case Diagram of CreatorOps Platform</w:t>
+      </w:r>
+    </w:p>
+    <w:p>
+      <w:pPr>
+        <w:spacing w:after="120" w:line="276" w:lineRule="auto"/>
+      </w:pPr>
+      <w:r>
+        <w:rPr>
+          <w:rFonts w:ascii="Times New Roman" w:hAnsi="Times New Roman"/>
+          <w:b/>
+          <w:color w:val="000000"/>
+          <w:sz w:val="26"/>
+        </w:rPr>
+        <w:t xml:space="preserve">Agency Admin: </w:t>
       </w:r>
       <w:r>
         <w:rPr>
-          <w:rFonts w:ascii="Segoe UI" w:hAnsi="Segoe UI"/>
-          <w:i/>
-          <w:color w:val="64748B"/>
-          <w:sz w:val="16"/>
+          <w:rFonts w:ascii="Times New Roman" w:hAnsi="Times New Roman"/>
+          <w:color w:val="000000"/>
+          <w:sz w:val="26"/>
         </w:rPr>
-        <w:t>Actor boundaries and primary interactions: Drafting, Reviewing, Approving, Publishing, and Analytics.</w:t>
+        <w:t>Manages agency workspace settings, billing, and team invitations.</w:t>
+      </w:r>
+    </w:p>
+    <w:p>
+      <w:pPr>
+        <w:spacing w:after="120" w:line="276" w:lineRule="auto"/>
+      </w:pPr>
+      <w:r>
+        <w:rPr>
+          <w:rFonts w:ascii="Times New Roman" w:hAnsi="Times New Roman"/>
+          <w:b/>
+          <w:color w:val="000000"/>
+          <w:sz w:val="26"/>
+        </w:rPr>
+        <w:t xml:space="preserve">Campaign Manager: </w:t>
+      </w:r>
+      <w:r>
+        <w:rPr>
+          <w:rFonts w:ascii="Times New Roman" w:hAnsi="Times New Roman"/>
+          <w:color w:val="000000"/>
+          <w:sz w:val="26"/>
+        </w:rPr>
+        <w:t>Onboards client brands, creates campaigns, and executes internal reviews before deliverables reach clients.</w:t>
+      </w:r>
+    </w:p>
+    <w:p>
+      <w:pPr>
+        <w:spacing w:after="120" w:line="276" w:lineRule="auto"/>
+      </w:pPr>
+      <w:r>
+        <w:rPr>
+          <w:rFonts w:ascii="Times New Roman" w:hAnsi="Times New Roman"/>
+          <w:b/>
+          <w:color w:val="000000"/>
+          <w:sz w:val="26"/>
+        </w:rPr>
+        <w:t xml:space="preserve">Content Creator: </w:t>
+      </w:r>
+      <w:r>
+        <w:rPr>
+          <w:rFonts w:ascii="Times New Roman" w:hAnsi="Times New Roman"/>
+          <w:color w:val="000000"/>
+          <w:sz w:val="26"/>
+        </w:rPr>
+        <w:t>Writes scripts, uploads media, reviews automated checks, and requests approval.</w:t>
+      </w:r>
+    </w:p>
+    <w:p>
+      <w:pPr>
+        <w:spacing w:after="120" w:line="276" w:lineRule="auto"/>
+      </w:pPr>
+      <w:r>
+        <w:rPr>
+          <w:rFonts w:ascii="Times New Roman" w:hAnsi="Times New Roman"/>
+          <w:b/>
+          <w:color w:val="000000"/>
+          <w:sz w:val="26"/>
+        </w:rPr>
+        <w:t xml:space="preserve">Client Reviewer: </w:t>
+      </w:r>
+      <w:r>
+        <w:rPr>
+          <w:rFonts w:ascii="Times New Roman" w:hAnsi="Times New Roman"/>
+          <w:color w:val="000000"/>
+          <w:sz w:val="26"/>
+        </w:rPr>
+        <w:t>External client stakeholder who reviews finalized drafts and submits sign-off or change requests.</w:t>
       </w:r>
     </w:p>
     <w:p>
       <w:pPr>
         <w:keepNext/>
-        <w:spacing w:before="320" w:after="120"/>
+        <w:spacing w:before="360" w:after="160"/>
       </w:pPr>
       <w:r>
         <w:rPr>
-          <w:rFonts w:ascii="Segoe UI" w:hAnsi="Segoe UI"/>
+          <w:rFonts w:ascii="Arial" w:hAnsi="Arial"/>
           <w:b/>
-          <w:color w:val="1E3A8A"/>
-          <w:sz w:val="28"/>
+          <w:color w:val="000000"/>
+          <w:sz w:val="36"/>
         </w:rPr>
-        <w:t>8. UI Mockups</w:t>
+        <w:t>UI MOCKUPS</w:t>
       </w:r>
     </w:p>
     <w:p>
       <w:pPr>
-        <w:spacing w:after="100" w:line="276" w:lineRule="auto"/>
+        <w:spacing w:after="120" w:line="276" w:lineRule="auto"/>
       </w:pPr>
       <w:r>
         <w:rPr>
-          <w:rFonts w:ascii="Segoe UI" w:hAnsi="Segoe UI"/>
-          <w:color w:val="334155"/>
-          <w:sz w:val="19"/>
+          <w:rFonts w:ascii="Times New Roman" w:hAnsi="Times New Roman"/>
+          <w:color w:val="000000"/>
+          <w:sz w:val="26"/>
         </w:rPr>
-        <w:t>The CreatorOps user interface was designed with a modern, high-contrast dark theme (#0B0F19 canvas, #111827 cards, #FACC15 accent) providing optimal ergonomics for creative operations:</w:t>
+        <w:t>The web interface features responsive layouts developed with high-contrast ergonomic styling:</w:t>
       </w:r>
     </w:p>
     <w:p>
       <w:pPr>
         <w:keepNext/>
-        <w:spacing w:before="160" w:after="60"/>
+        <w:spacing w:before="160" w:after="80"/>
         <w:jc w:val="center"/>
       </w:pPr>
       <w:r>
         <w:drawing>
           <wp:inline xmlns:a="http://schemas.openxmlformats.org/drawingml/2006/main" xmlns:pic="http://schemas.openxmlformats.org/drawingml/2006/picture">
-            <wp:extent cx="5669280" cy="3164249"/>
+            <wp:extent cx="5303520" cy="2960104"/>
             <wp:docPr id="2" name="Picture 2"/>
             <wp:cNvGraphicFramePr>
               <a:graphicFrameLocks noChangeAspect="1"/>
@@ -4368,7 +2348,7 @@
                     <pic:cNvPicPr/>
                   </pic:nvPicPr>
                   <pic:blipFill>
-                    <a:blip r:embed="rId12"/>
+                    <a:blip r:embed="rId11"/>
                     <a:stretch>
                       <a:fillRect/>
                     </a:stretch>
@@ -4376,7 +2356,7 @@
                   <pic:spPr>
                     <a:xfrm>
                       <a:off x="0" y="0"/>
-                      <a:ext cx="5669280" cy="3164249"/>
+                      <a:ext cx="5303520" cy="2960104"/>
                     </a:xfrm>
                     <a:prstGeom prst="rect"/>
                   </pic:spPr>
@@ -4389,39 +2369,29 @@
     </w:p>
     <w:p>
       <w:pPr>
-        <w:spacing w:before="40" w:after="240"/>
+        <w:spacing w:before="40" w:after="280"/>
         <w:jc w:val="center"/>
       </w:pPr>
       <w:r>
         <w:rPr>
-          <w:rFonts w:ascii="Segoe UI" w:hAnsi="Segoe UI"/>
+          <w:rFonts w:ascii="Times New Roman" w:hAnsi="Times New Roman"/>
           <w:b/>
-          <w:color w:val="1E293B"/>
-          <w:sz w:val="18"/>
+          <w:color w:val="000000"/>
+          <w:sz w:val="26"/>
         </w:rPr>
-        <w:t>Figure 2: CreatorOps Executive Command Center Dashboard</w:t>
-        <w:br/>
-      </w:r>
-      <w:r>
-        <w:rPr>
-          <w:rFonts w:ascii="Segoe UI" w:hAnsi="Segoe UI"/>
-          <w:i/>
-          <w:color w:val="64748B"/>
-          <w:sz w:val="16"/>
-        </w:rPr>
-        <w:t>Unified KPI overview displaying active campaigns, pending approvals, and content velocity.</w:t>
+        <w:t>Figure 2: Executive Command Center Dashboard Interface</w:t>
       </w:r>
     </w:p>
     <w:p>
       <w:pPr>
         <w:keepNext/>
-        <w:spacing w:before="160" w:after="60"/>
+        <w:spacing w:before="160" w:after="80"/>
         <w:jc w:val="center"/>
       </w:pPr>
       <w:r>
         <w:drawing>
           <wp:inline xmlns:a="http://schemas.openxmlformats.org/drawingml/2006/main" xmlns:pic="http://schemas.openxmlformats.org/drawingml/2006/picture">
-            <wp:extent cx="5669280" cy="3164249"/>
+            <wp:extent cx="5303520" cy="2960104"/>
             <wp:docPr id="3" name="Picture 3"/>
             <wp:cNvGraphicFramePr>
               <a:graphicFrameLocks noChangeAspect="1"/>
@@ -4434,7 +2404,7 @@
                     <pic:cNvPicPr/>
                   </pic:nvPicPr>
                   <pic:blipFill>
-                    <a:blip r:embed="rId13"/>
+                    <a:blip r:embed="rId12"/>
                     <a:stretch>
                       <a:fillRect/>
                     </a:stretch>
@@ -4442,7 +2412,7 @@
                   <pic:spPr>
                     <a:xfrm>
                       <a:off x="0" y="0"/>
-                      <a:ext cx="5669280" cy="3164249"/>
+                      <a:ext cx="5303520" cy="2960104"/>
                     </a:xfrm>
                     <a:prstGeom prst="rect"/>
                   </pic:spPr>
@@ -4455,39 +2425,29 @@
     </w:p>
     <w:p>
       <w:pPr>
-        <w:spacing w:before="40" w:after="240"/>
+        <w:spacing w:before="40" w:after="280"/>
         <w:jc w:val="center"/>
       </w:pPr>
       <w:r>
         <w:rPr>
-          <w:rFonts w:ascii="Segoe UI" w:hAnsi="Segoe UI"/>
+          <w:rFonts w:ascii="Times New Roman" w:hAnsi="Times New Roman"/>
           <w:b/>
-          <w:color w:val="1E293B"/>
-          <w:sz w:val="18"/>
+          <w:color w:val="000000"/>
+          <w:sz w:val="26"/>
         </w:rPr>
-        <w:t>Figure 3: Campaign Content Deliverable Pipeline View</w:t>
-        <w:br/>
-      </w:r>
-      <w:r>
-        <w:rPr>
-          <w:rFonts w:ascii="Segoe UI" w:hAnsi="Segoe UI"/>
-          <w:i/>
-          <w:color w:val="64748B"/>
-          <w:sz w:val="16"/>
-        </w:rPr>
-        <w:t>Filterable deliverable matrix tracking channel, status badges, creator assignment, and deadlines.</w:t>
+        <w:t>Figure 3: Campaign Content Deliverable Pipeline Interface</w:t>
       </w:r>
     </w:p>
     <w:p>
       <w:pPr>
         <w:keepNext/>
-        <w:spacing w:before="160" w:after="60"/>
+        <w:spacing w:before="160" w:after="80"/>
         <w:jc w:val="center"/>
       </w:pPr>
       <w:r>
         <w:drawing>
           <wp:inline xmlns:a="http://schemas.openxmlformats.org/drawingml/2006/main" xmlns:pic="http://schemas.openxmlformats.org/drawingml/2006/picture">
-            <wp:extent cx="5669280" cy="3164249"/>
+            <wp:extent cx="5303520" cy="2960104"/>
             <wp:docPr id="4" name="Picture 4"/>
             <wp:cNvGraphicFramePr>
               <a:graphicFrameLocks noChangeAspect="1"/>
@@ -4500,7 +2460,7 @@
                     <pic:cNvPicPr/>
                   </pic:nvPicPr>
                   <pic:blipFill>
-                    <a:blip r:embed="rId14"/>
+                    <a:blip r:embed="rId13"/>
                     <a:stretch>
                       <a:fillRect/>
                     </a:stretch>
@@ -4508,7 +2468,7 @@
                   <pic:spPr>
                     <a:xfrm>
                       <a:off x="0" y="0"/>
-                      <a:ext cx="5669280" cy="3164249"/>
+                      <a:ext cx="5303520" cy="2960104"/>
                     </a:xfrm>
                     <a:prstGeom prst="rect"/>
                   </pic:spPr>
@@ -4521,53 +2481,43 @@
     </w:p>
     <w:p>
       <w:pPr>
-        <w:spacing w:before="40" w:after="240"/>
+        <w:spacing w:before="40" w:after="280"/>
         <w:jc w:val="center"/>
       </w:pPr>
       <w:r>
         <w:rPr>
-          <w:rFonts w:ascii="Segoe UI" w:hAnsi="Segoe UI"/>
+          <w:rFonts w:ascii="Times New Roman" w:hAnsi="Times New Roman"/>
           <w:b/>
-          <w:color w:val="1E293B"/>
-          <w:sz w:val="18"/>
+          <w:color w:val="000000"/>
+          <w:sz w:val="26"/>
         </w:rPr>
-        <w:t>Figure 4: Review &amp; Studio Interface with Direct Social Publishing</w:t>
-        <w:br/>
-      </w:r>
-      <w:r>
-        <w:rPr>
-          <w:rFonts w:ascii="Segoe UI" w:hAnsi="Segoe UI"/>
-          <w:i/>
-          <w:color w:val="64748B"/>
-          <w:sz w:val="16"/>
-        </w:rPr>
-        <w:t>Interactive review screen featuring script editor, automated compliance score, version diffing, and direct publishing.</w:t>
+        <w:t>Figure 4: Review &amp; Direct Social Publishing Studio Interface</w:t>
       </w:r>
     </w:p>
     <w:p>
       <w:pPr>
         <w:keepNext/>
-        <w:spacing w:before="320" w:after="120"/>
+        <w:spacing w:before="360" w:after="160"/>
       </w:pPr>
       <w:r>
         <w:rPr>
-          <w:rFonts w:ascii="Segoe UI" w:hAnsi="Segoe UI"/>
+          <w:rFonts w:ascii="Arial" w:hAnsi="Arial"/>
           <w:b/>
-          <w:color w:val="1E3A8A"/>
-          <w:sz w:val="28"/>
+          <w:color w:val="000000"/>
+          <w:sz w:val="36"/>
         </w:rPr>
-        <w:t>9. Initial SRS (System Requirements Specification)</w:t>
+        <w:t>INITIAL SRS</w:t>
       </w:r>
     </w:p>
     <w:p>
       <w:pPr>
-        <w:spacing w:after="100" w:line="276" w:lineRule="auto"/>
+        <w:spacing w:after="120" w:line="276" w:lineRule="auto"/>
       </w:pPr>
       <w:r>
         <w:rPr>
-          <w:rFonts w:ascii="Segoe UI" w:hAnsi="Segoe UI"/>
-          <w:color w:val="334155"/>
-          <w:sz w:val="19"/>
+          <w:rFonts w:ascii="Times New Roman" w:hAnsi="Times New Roman"/>
+          <w:color w:val="000000"/>
+          <w:sz w:val="26"/>
         </w:rPr>
         <w:t>Summary specification conforming to IEEE 830 standards:</w:t>
       </w:r>
@@ -4580,26 +2530,26 @@
         <w:tblLook w:firstColumn="1" w:firstRow="1" w:lastColumn="0" w:lastRow="0" w:noHBand="0" w:noVBand="1" w:val="04A0"/>
       </w:tblPr>
       <w:tblGrid>
-        <w:gridCol w:w="3120"/>
-        <w:gridCol w:w="3120"/>
-        <w:gridCol w:w="3120"/>
+        <w:gridCol w:w="3346"/>
+        <w:gridCol w:w="3346"/>
+        <w:gridCol w:w="3346"/>
       </w:tblGrid>
       <w:tr>
         <w:tc>
           <w:tcPr>
             <w:tcW w:type="dxa" w:w="2160"/>
-            <w:shd w:fill="1E3A8A"/>
+            <w:shd w:fill="F1F5F9"/>
             <w:tcMar>
-              <w:top w:w="120" w:type="dxa"/>
-              <w:bottom w:w="120" w:type="dxa"/>
-              <w:left w:w="140" w:type="dxa"/>
-              <w:right w:w="140" w:type="dxa"/>
+              <w:top w:w="100" w:type="dxa"/>
+              <w:bottom w:w="100" w:type="dxa"/>
+              <w:left w:w="120" w:type="dxa"/>
+              <w:right w:w="120" w:type="dxa"/>
             </w:tcMar>
             <w:tcBorders>
-              <w:top w:val="single" w:sz="6" w:space="0" w:color="1E3A8A"/>
-              <w:left w:val="single" w:sz="4" w:space="0" w:color="2563EB"/>
-              <w:bottom w:val="single" w:sz="12" w:space="0" w:color="3B82F6"/>
-              <w:right w:val="single" w:sz="4" w:space="0" w:color="2563EB"/>
+              <w:top w:val="single" w:sz="6" w:space="0" w:color="000000"/>
+              <w:left w:val="single" w:sz="4" w:space="0" w:color="CBD5E1"/>
+              <w:bottom w:val="single" w:sz="8" w:space="0" w:color="000000"/>
+              <w:right w:val="single" w:sz="4" w:space="0" w:color="CBD5E1"/>
             </w:tcBorders>
           </w:tcPr>
           <w:p>
@@ -4608,10 +2558,10 @@
             </w:pPr>
             <w:r>
               <w:rPr>
-                <w:rFonts w:ascii="Segoe UI" w:hAnsi="Segoe UI"/>
+                <w:rFonts w:ascii="Times New Roman" w:hAnsi="Times New Roman"/>
                 <w:b/>
-                <w:color w:val="FFFFFF"/>
-                <w:sz w:val="17"/>
+                <w:color w:val="000000"/>
+                <w:sz w:val="18"/>
               </w:rPr>
               <w:t>SRS Section</w:t>
             </w:r>
@@ -4620,18 +2570,18 @@
         <w:tc>
           <w:tcPr>
             <w:tcW w:type="dxa" w:w="4608"/>
-            <w:shd w:fill="1E3A8A"/>
+            <w:shd w:fill="F1F5F9"/>
             <w:tcMar>
-              <w:top w:w="120" w:type="dxa"/>
-              <w:bottom w:w="120" w:type="dxa"/>
-              <w:left w:w="140" w:type="dxa"/>
-              <w:right w:w="140" w:type="dxa"/>
+              <w:top w:w="100" w:type="dxa"/>
+              <w:bottom w:w="100" w:type="dxa"/>
+              <w:left w:w="120" w:type="dxa"/>
+              <w:right w:w="120" w:type="dxa"/>
             </w:tcMar>
             <w:tcBorders>
-              <w:top w:val="single" w:sz="6" w:space="0" w:color="1E3A8A"/>
-              <w:left w:val="single" w:sz="4" w:space="0" w:color="2563EB"/>
-              <w:bottom w:val="single" w:sz="12" w:space="0" w:color="3B82F6"/>
-              <w:right w:val="single" w:sz="4" w:space="0" w:color="2563EB"/>
+              <w:top w:val="single" w:sz="6" w:space="0" w:color="000000"/>
+              <w:left w:val="single" w:sz="4" w:space="0" w:color="CBD5E1"/>
+              <w:bottom w:val="single" w:sz="8" w:space="0" w:color="000000"/>
+              <w:right w:val="single" w:sz="4" w:space="0" w:color="CBD5E1"/>
             </w:tcBorders>
           </w:tcPr>
           <w:p>
@@ -4640,10 +2590,10 @@
             </w:pPr>
             <w:r>
               <w:rPr>
-                <w:rFonts w:ascii="Segoe UI" w:hAnsi="Segoe UI"/>
+                <w:rFonts w:ascii="Times New Roman" w:hAnsi="Times New Roman"/>
                 <w:b/>
-                <w:color w:val="FFFFFF"/>
-                <w:sz w:val="17"/>
+                <w:color w:val="000000"/>
+                <w:sz w:val="18"/>
               </w:rPr>
               <w:t>Requirement Specification</w:t>
             </w:r>
@@ -4652,18 +2602,18 @@
         <w:tc>
           <w:tcPr>
             <w:tcW w:type="dxa" w:w="2880"/>
-            <w:shd w:fill="1E3A8A"/>
+            <w:shd w:fill="F1F5F9"/>
             <w:tcMar>
-              <w:top w:w="120" w:type="dxa"/>
-              <w:bottom w:w="120" w:type="dxa"/>
-              <w:left w:w="140" w:type="dxa"/>
-              <w:right w:w="140" w:type="dxa"/>
+              <w:top w:w="100" w:type="dxa"/>
+              <w:bottom w:w="100" w:type="dxa"/>
+              <w:left w:w="120" w:type="dxa"/>
+              <w:right w:w="120" w:type="dxa"/>
             </w:tcMar>
             <w:tcBorders>
-              <w:top w:val="single" w:sz="6" w:space="0" w:color="1E3A8A"/>
-              <w:left w:val="single" w:sz="4" w:space="0" w:color="2563EB"/>
-              <w:bottom w:val="single" w:sz="12" w:space="0" w:color="3B82F6"/>
-              <w:right w:val="single" w:sz="4" w:space="0" w:color="2563EB"/>
+              <w:top w:val="single" w:sz="6" w:space="0" w:color="000000"/>
+              <w:left w:val="single" w:sz="4" w:space="0" w:color="CBD5E1"/>
+              <w:bottom w:val="single" w:sz="8" w:space="0" w:color="000000"/>
+              <w:right w:val="single" w:sz="4" w:space="0" w:color="CBD5E1"/>
             </w:tcBorders>
           </w:tcPr>
           <w:p>
@@ -4672,10 +2622,10 @@
             </w:pPr>
             <w:r>
               <w:rPr>
-                <w:rFonts w:ascii="Segoe UI" w:hAnsi="Segoe UI"/>
+                <w:rFonts w:ascii="Times New Roman" w:hAnsi="Times New Roman"/>
                 <w:b/>
-                <w:color w:val="FFFFFF"/>
-                <w:sz w:val="17"/>
+                <w:color w:val="000000"/>
+                <w:sz w:val="18"/>
               </w:rPr>
               <w:t>Implementation Mapping</w:t>
             </w:r>
@@ -4688,16 +2638,16 @@
             <w:tcW w:type="dxa" w:w="2160"/>
             <w:shd w:fill="FFFFFF"/>
             <w:tcMar>
-              <w:top w:w="80" w:type="dxa"/>
-              <w:bottom w:w="80" w:type="dxa"/>
-              <w:left w:w="120" w:type="dxa"/>
-              <w:right w:w="120" w:type="dxa"/>
+              <w:top w:w="60" w:type="dxa"/>
+              <w:bottom w:w="60" w:type="dxa"/>
+              <w:left w:w="100" w:type="dxa"/>
+              <w:right w:w="100" w:type="dxa"/>
             </w:tcMar>
             <w:tcBorders>
               <w:top w:val="single" w:sz="4" w:space="0" w:color="E2E8F0"/>
-              <w:left w:val="single" w:sz="4" w:space="0" w:color="E2E8F0"/>
+              <w:left w:val="single" w:sz="4" w:space="0" w:color="CBD5E1"/>
               <w:bottom w:val="single" w:sz="4" w:space="0" w:color="E2E8F0"/>
-              <w:right w:val="single" w:sz="4" w:space="0" w:color="E2E8F0"/>
+              <w:right w:val="single" w:sz="4" w:space="0" w:color="CBD5E1"/>
             </w:tcBorders>
           </w:tcPr>
           <w:p>
@@ -4706,8 +2656,8 @@
             </w:pPr>
             <w:r>
               <w:rPr>
-                <w:rFonts w:ascii="Segoe UI" w:hAnsi="Segoe UI"/>
-                <w:color w:val="1E293B"/>
+                <w:rFonts w:ascii="Times New Roman" w:hAnsi="Times New Roman"/>
+                <w:color w:val="000000"/>
                 <w:sz w:val="17"/>
               </w:rPr>
               <w:t>1.0 System Purpose</w:t>
@@ -4719,16 +2669,16 @@
             <w:tcW w:type="dxa" w:w="4608"/>
             <w:shd w:fill="FFFFFF"/>
             <w:tcMar>
-              <w:top w:w="80" w:type="dxa"/>
-              <w:bottom w:w="80" w:type="dxa"/>
-              <w:left w:w="120" w:type="dxa"/>
-              <w:right w:w="120" w:type="dxa"/>
+              <w:top w:w="60" w:type="dxa"/>
+              <w:bottom w:w="60" w:type="dxa"/>
+              <w:left w:w="100" w:type="dxa"/>
+              <w:right w:w="100" w:type="dxa"/>
             </w:tcMar>
             <w:tcBorders>
               <w:top w:val="single" w:sz="4" w:space="0" w:color="E2E8F0"/>
-              <w:left w:val="single" w:sz="4" w:space="0" w:color="E2E8F0"/>
+              <w:left w:val="single" w:sz="4" w:space="0" w:color="CBD5E1"/>
               <w:bottom w:val="single" w:sz="4" w:space="0" w:color="E2E8F0"/>
-              <w:right w:val="single" w:sz="4" w:space="0" w:color="E2E8F0"/>
+              <w:right w:val="single" w:sz="4" w:space="0" w:color="CBD5E1"/>
             </w:tcBorders>
           </w:tcPr>
           <w:p>
@@ -4737,8 +2687,8 @@
             </w:pPr>
             <w:r>
               <w:rPr>
-                <w:rFonts w:ascii="Segoe UI" w:hAnsi="Segoe UI"/>
-                <w:color w:val="1E293B"/>
+                <w:rFonts w:ascii="Times New Roman" w:hAnsi="Times New Roman"/>
+                <w:color w:val="000000"/>
                 <w:sz w:val="17"/>
               </w:rPr>
               <w:t>Multi-tenant cloud SaaS platform to eliminate creator marketing workflow chaos.</w:t>
@@ -4750,16 +2700,16 @@
             <w:tcW w:type="dxa" w:w="2880"/>
             <w:shd w:fill="FFFFFF"/>
             <w:tcMar>
-              <w:top w:w="80" w:type="dxa"/>
-              <w:bottom w:w="80" w:type="dxa"/>
-              <w:left w:w="120" w:type="dxa"/>
-              <w:right w:w="120" w:type="dxa"/>
+              <w:top w:w="60" w:type="dxa"/>
+              <w:bottom w:w="60" w:type="dxa"/>
+              <w:left w:w="100" w:type="dxa"/>
+              <w:right w:w="100" w:type="dxa"/>
             </w:tcMar>
             <w:tcBorders>
               <w:top w:val="single" w:sz="4" w:space="0" w:color="E2E8F0"/>
-              <w:left w:val="single" w:sz="4" w:space="0" w:color="E2E8F0"/>
+              <w:left w:val="single" w:sz="4" w:space="0" w:color="CBD5E1"/>
               <w:bottom w:val="single" w:sz="4" w:space="0" w:color="E2E8F0"/>
-              <w:right w:val="single" w:sz="4" w:space="0" w:color="E2E8F0"/>
+              <w:right w:val="single" w:sz="4" w:space="0" w:color="CBD5E1"/>
             </w:tcBorders>
           </w:tcPr>
           <w:p>
@@ -4768,8 +2718,8 @@
             </w:pPr>
             <w:r>
               <w:rPr>
-                <w:rFonts w:ascii="Segoe UI" w:hAnsi="Segoe UI"/>
-                <w:color w:val="1E293B"/>
+                <w:rFonts w:ascii="Times New Roman" w:hAnsi="Times New Roman"/>
+                <w:color w:val="000000"/>
                 <w:sz w:val="17"/>
               </w:rPr>
               <w:t>Core Django SaaS Architecture</w:t>
@@ -4783,16 +2733,16 @@
             <w:tcW w:type="dxa" w:w="2160"/>
             <w:shd w:fill="F8FAFC"/>
             <w:tcMar>
-              <w:top w:w="80" w:type="dxa"/>
-              <w:bottom w:w="80" w:type="dxa"/>
-              <w:left w:w="120" w:type="dxa"/>
-              <w:right w:w="120" w:type="dxa"/>
+              <w:top w:w="60" w:type="dxa"/>
+              <w:bottom w:w="60" w:type="dxa"/>
+              <w:left w:w="100" w:type="dxa"/>
+              <w:right w:w="100" w:type="dxa"/>
             </w:tcMar>
             <w:tcBorders>
               <w:top w:val="single" w:sz="4" w:space="0" w:color="E2E8F0"/>
-              <w:left w:val="single" w:sz="4" w:space="0" w:color="E2E8F0"/>
+              <w:left w:val="single" w:sz="4" w:space="0" w:color="CBD5E1"/>
               <w:bottom w:val="single" w:sz="4" w:space="0" w:color="E2E8F0"/>
-              <w:right w:val="single" w:sz="4" w:space="0" w:color="E2E8F0"/>
+              <w:right w:val="single" w:sz="4" w:space="0" w:color="CBD5E1"/>
             </w:tcBorders>
           </w:tcPr>
           <w:p>
@@ -4801,8 +2751,8 @@
             </w:pPr>
             <w:r>
               <w:rPr>
-                <w:rFonts w:ascii="Segoe UI" w:hAnsi="Segoe UI"/>
-                <w:color w:val="1E293B"/>
+                <w:rFonts w:ascii="Times New Roman" w:hAnsi="Times New Roman"/>
+                <w:color w:val="000000"/>
                 <w:sz w:val="17"/>
               </w:rPr>
               <w:t>2.0 User Classes</w:t>
@@ -4814,16 +2764,16 @@
             <w:tcW w:type="dxa" w:w="4608"/>
             <w:shd w:fill="F8FAFC"/>
             <w:tcMar>
-              <w:top w:w="80" w:type="dxa"/>
-              <w:bottom w:w="80" w:type="dxa"/>
-              <w:left w:w="120" w:type="dxa"/>
-              <w:right w:w="120" w:type="dxa"/>
+              <w:top w:w="60" w:type="dxa"/>
+              <w:bottom w:w="60" w:type="dxa"/>
+              <w:left w:w="100" w:type="dxa"/>
+              <w:right w:w="100" w:type="dxa"/>
             </w:tcMar>
             <w:tcBorders>
               <w:top w:val="single" w:sz="4" w:space="0" w:color="E2E8F0"/>
-              <w:left w:val="single" w:sz="4" w:space="0" w:color="E2E8F0"/>
+              <w:left w:val="single" w:sz="4" w:space="0" w:color="CBD5E1"/>
               <w:bottom w:val="single" w:sz="4" w:space="0" w:color="E2E8F0"/>
-              <w:right w:val="single" w:sz="4" w:space="0" w:color="E2E8F0"/>
+              <w:right w:val="single" w:sz="4" w:space="0" w:color="CBD5E1"/>
             </w:tcBorders>
           </w:tcPr>
           <w:p>
@@ -4832,8 +2782,8 @@
             </w:pPr>
             <w:r>
               <w:rPr>
-                <w:rFonts w:ascii="Segoe UI" w:hAnsi="Segoe UI"/>
-                <w:color w:val="1E293B"/>
+                <w:rFonts w:ascii="Times New Roman" w:hAnsi="Times New Roman"/>
+                <w:color w:val="000000"/>
                 <w:sz w:val="17"/>
               </w:rPr>
               <w:t>Admin (full control), Manager (review/publish), Creator (draft), Client (sign-off).</w:t>
@@ -4845,16 +2795,16 @@
             <w:tcW w:type="dxa" w:w="2880"/>
             <w:shd w:fill="F8FAFC"/>
             <w:tcMar>
-              <w:top w:w="80" w:type="dxa"/>
-              <w:bottom w:w="80" w:type="dxa"/>
-              <w:left w:w="120" w:type="dxa"/>
-              <w:right w:w="120" w:type="dxa"/>
+              <w:top w:w="60" w:type="dxa"/>
+              <w:bottom w:w="60" w:type="dxa"/>
+              <w:left w:w="100" w:type="dxa"/>
+              <w:right w:w="100" w:type="dxa"/>
             </w:tcMar>
             <w:tcBorders>
               <w:top w:val="single" w:sz="4" w:space="0" w:color="E2E8F0"/>
-              <w:left w:val="single" w:sz="4" w:space="0" w:color="E2E8F0"/>
+              <w:left w:val="single" w:sz="4" w:space="0" w:color="CBD5E1"/>
               <w:bottom w:val="single" w:sz="4" w:space="0" w:color="E2E8F0"/>
-              <w:right w:val="single" w:sz="4" w:space="0" w:color="E2E8F0"/>
+              <w:right w:val="single" w:sz="4" w:space="0" w:color="CBD5E1"/>
             </w:tcBorders>
           </w:tcPr>
           <w:p>
@@ -4863,8 +2813,8 @@
             </w:pPr>
             <w:r>
               <w:rPr>
-                <w:rFonts w:ascii="Segoe UI" w:hAnsi="Segoe UI"/>
-                <w:color w:val="1E293B"/>
+                <w:rFonts w:ascii="Times New Roman" w:hAnsi="Times New Roman"/>
+                <w:color w:val="000000"/>
                 <w:sz w:val="17"/>
               </w:rPr>
               <w:t>workspaces.Membership RBAC</w:t>
@@ -4878,16 +2828,16 @@
             <w:tcW w:type="dxa" w:w="2160"/>
             <w:shd w:fill="FFFFFF"/>
             <w:tcMar>
-              <w:top w:w="80" w:type="dxa"/>
-              <w:bottom w:w="80" w:type="dxa"/>
-              <w:left w:w="120" w:type="dxa"/>
-              <w:right w:w="120" w:type="dxa"/>
+              <w:top w:w="60" w:type="dxa"/>
+              <w:bottom w:w="60" w:type="dxa"/>
+              <w:left w:w="100" w:type="dxa"/>
+              <w:right w:w="100" w:type="dxa"/>
             </w:tcMar>
             <w:tcBorders>
               <w:top w:val="single" w:sz="4" w:space="0" w:color="E2E8F0"/>
-              <w:left w:val="single" w:sz="4" w:space="0" w:color="E2E8F0"/>
+              <w:left w:val="single" w:sz="4" w:space="0" w:color="CBD5E1"/>
               <w:bottom w:val="single" w:sz="4" w:space="0" w:color="E2E8F0"/>
-              <w:right w:val="single" w:sz="4" w:space="0" w:color="E2E8F0"/>
+              <w:right w:val="single" w:sz="4" w:space="0" w:color="CBD5E1"/>
             </w:tcBorders>
           </w:tcPr>
           <w:p>
@@ -4896,8 +2846,8 @@
             </w:pPr>
             <w:r>
               <w:rPr>
-                <w:rFonts w:ascii="Segoe UI" w:hAnsi="Segoe UI"/>
-                <w:color w:val="1E293B"/>
+                <w:rFonts w:ascii="Times New Roman" w:hAnsi="Times New Roman"/>
+                <w:color w:val="000000"/>
                 <w:sz w:val="17"/>
               </w:rPr>
               <w:t>3.0 State Progression</w:t>
@@ -4909,16 +2859,16 @@
             <w:tcW w:type="dxa" w:w="4608"/>
             <w:shd w:fill="FFFFFF"/>
             <w:tcMar>
-              <w:top w:w="80" w:type="dxa"/>
-              <w:bottom w:w="80" w:type="dxa"/>
-              <w:left w:w="120" w:type="dxa"/>
-              <w:right w:w="120" w:type="dxa"/>
+              <w:top w:w="60" w:type="dxa"/>
+              <w:bottom w:w="60" w:type="dxa"/>
+              <w:left w:w="100" w:type="dxa"/>
+              <w:right w:w="100" w:type="dxa"/>
             </w:tcMar>
             <w:tcBorders>
               <w:top w:val="single" w:sz="4" w:space="0" w:color="E2E8F0"/>
-              <w:left w:val="single" w:sz="4" w:space="0" w:color="E2E8F0"/>
+              <w:left w:val="single" w:sz="4" w:space="0" w:color="CBD5E1"/>
               <w:bottom w:val="single" w:sz="4" w:space="0" w:color="E2E8F0"/>
-              <w:right w:val="single" w:sz="4" w:space="0" w:color="E2E8F0"/>
+              <w:right w:val="single" w:sz="4" w:space="0" w:color="CBD5E1"/>
             </w:tcBorders>
           </w:tcPr>
           <w:p>
@@ -4927,8 +2877,8 @@
             </w:pPr>
             <w:r>
               <w:rPr>
-                <w:rFonts w:ascii="Segoe UI" w:hAnsi="Segoe UI"/>
-                <w:color w:val="1E293B"/>
+                <w:rFonts w:ascii="Times New Roman" w:hAnsi="Times New Roman"/>
+                <w:color w:val="000000"/>
                 <w:sz w:val="17"/>
               </w:rPr>
               <w:t>Strict 7-stage transition: Draft -&gt; In Review -&gt; Changes Req -&gt; Approved -&gt; Client Review -&gt; Ready -&gt; Published.</w:t>
@@ -4940,16 +2890,16 @@
             <w:tcW w:type="dxa" w:w="2880"/>
             <w:shd w:fill="FFFFFF"/>
             <w:tcMar>
-              <w:top w:w="80" w:type="dxa"/>
-              <w:bottom w:w="80" w:type="dxa"/>
-              <w:left w:w="120" w:type="dxa"/>
-              <w:right w:w="120" w:type="dxa"/>
+              <w:top w:w="60" w:type="dxa"/>
+              <w:bottom w:w="60" w:type="dxa"/>
+              <w:left w:w="100" w:type="dxa"/>
+              <w:right w:w="100" w:type="dxa"/>
             </w:tcMar>
             <w:tcBorders>
               <w:top w:val="single" w:sz="4" w:space="0" w:color="E2E8F0"/>
-              <w:left w:val="single" w:sz="4" w:space="0" w:color="E2E8F0"/>
+              <w:left w:val="single" w:sz="4" w:space="0" w:color="CBD5E1"/>
               <w:bottom w:val="single" w:sz="4" w:space="0" w:color="E2E8F0"/>
-              <w:right w:val="single" w:sz="4" w:space="0" w:color="E2E8F0"/>
+              <w:right w:val="single" w:sz="4" w:space="0" w:color="CBD5E1"/>
             </w:tcBorders>
           </w:tcPr>
           <w:p>
@@ -4958,8 +2908,8 @@
             </w:pPr>
             <w:r>
               <w:rPr>
-                <w:rFonts w:ascii="Segoe UI" w:hAnsi="Segoe UI"/>
-                <w:color w:val="1E293B"/>
+                <w:rFonts w:ascii="Times New Roman" w:hAnsi="Times New Roman"/>
+                <w:color w:val="000000"/>
                 <w:sz w:val="17"/>
               </w:rPr>
               <w:t>content.models.ContentItem state machine</w:t>
@@ -4973,16 +2923,16 @@
             <w:tcW w:type="dxa" w:w="2160"/>
             <w:shd w:fill="F8FAFC"/>
             <w:tcMar>
-              <w:top w:w="80" w:type="dxa"/>
-              <w:bottom w:w="80" w:type="dxa"/>
-              <w:left w:w="120" w:type="dxa"/>
-              <w:right w:w="120" w:type="dxa"/>
+              <w:top w:w="60" w:type="dxa"/>
+              <w:bottom w:w="60" w:type="dxa"/>
+              <w:left w:w="100" w:type="dxa"/>
+              <w:right w:w="100" w:type="dxa"/>
             </w:tcMar>
             <w:tcBorders>
               <w:top w:val="single" w:sz="4" w:space="0" w:color="E2E8F0"/>
-              <w:left w:val="single" w:sz="4" w:space="0" w:color="E2E8F0"/>
+              <w:left w:val="single" w:sz="4" w:space="0" w:color="CBD5E1"/>
               <w:bottom w:val="single" w:sz="4" w:space="0" w:color="E2E8F0"/>
-              <w:right w:val="single" w:sz="4" w:space="0" w:color="E2E8F0"/>
+              <w:right w:val="single" w:sz="4" w:space="0" w:color="CBD5E1"/>
             </w:tcBorders>
           </w:tcPr>
           <w:p>
@@ -4991,8 +2941,8 @@
             </w:pPr>
             <w:r>
               <w:rPr>
-                <w:rFonts w:ascii="Segoe UI" w:hAnsi="Segoe UI"/>
-                <w:color w:val="1E293B"/>
+                <w:rFonts w:ascii="Times New Roman" w:hAnsi="Times New Roman"/>
+                <w:color w:val="000000"/>
                 <w:sz w:val="17"/>
               </w:rPr>
               <w:t>4.0 External Interfaces</w:t>
@@ -5004,16 +2954,16 @@
             <w:tcW w:type="dxa" w:w="4608"/>
             <w:shd w:fill="F8FAFC"/>
             <w:tcMar>
-              <w:top w:w="80" w:type="dxa"/>
-              <w:bottom w:w="80" w:type="dxa"/>
-              <w:left w:w="120" w:type="dxa"/>
-              <w:right w:w="120" w:type="dxa"/>
+              <w:top w:w="60" w:type="dxa"/>
+              <w:bottom w:w="60" w:type="dxa"/>
+              <w:left w:w="100" w:type="dxa"/>
+              <w:right w:w="100" w:type="dxa"/>
             </w:tcMar>
             <w:tcBorders>
               <w:top w:val="single" w:sz="4" w:space="0" w:color="E2E8F0"/>
-              <w:left w:val="single" w:sz="4" w:space="0" w:color="E2E8F0"/>
+              <w:left w:val="single" w:sz="4" w:space="0" w:color="CBD5E1"/>
               <w:bottom w:val="single" w:sz="4" w:space="0" w:color="E2E8F0"/>
-              <w:right w:val="single" w:sz="4" w:space="0" w:color="E2E8F0"/>
+              <w:right w:val="single" w:sz="4" w:space="0" w:color="CBD5E1"/>
             </w:tcBorders>
           </w:tcPr>
           <w:p>
@@ -5022,8 +2972,8 @@
             </w:pPr>
             <w:r>
               <w:rPr>
-                <w:rFonts w:ascii="Segoe UI" w:hAnsi="Segoe UI"/>
-                <w:color w:val="1E293B"/>
+                <w:rFonts w:ascii="Times New Roman" w:hAnsi="Times New Roman"/>
+                <w:color w:val="000000"/>
                 <w:sz w:val="17"/>
               </w:rPr>
               <w:t>Meta Graph API v19.0, YouTube Data API v3, TikTok Content Posting API v2, REST APIs.</w:t>
@@ -5035,16 +2985,16 @@
             <w:tcW w:type="dxa" w:w="2880"/>
             <w:shd w:fill="F8FAFC"/>
             <w:tcMar>
-              <w:top w:w="80" w:type="dxa"/>
-              <w:bottom w:w="80" w:type="dxa"/>
-              <w:left w:w="120" w:type="dxa"/>
-              <w:right w:w="120" w:type="dxa"/>
+              <w:top w:w="60" w:type="dxa"/>
+              <w:bottom w:w="60" w:type="dxa"/>
+              <w:left w:w="100" w:type="dxa"/>
+              <w:right w:w="100" w:type="dxa"/>
             </w:tcMar>
             <w:tcBorders>
               <w:top w:val="single" w:sz="4" w:space="0" w:color="E2E8F0"/>
-              <w:left w:val="single" w:sz="4" w:space="0" w:color="E2E8F0"/>
+              <w:left w:val="single" w:sz="4" w:space="0" w:color="CBD5E1"/>
               <w:bottom w:val="single" w:sz="4" w:space="0" w:color="E2E8F0"/>
-              <w:right w:val="single" w:sz="4" w:space="0" w:color="E2E8F0"/>
+              <w:right w:val="single" w:sz="4" w:space="0" w:color="CBD5E1"/>
             </w:tcBorders>
           </w:tcPr>
           <w:p>
@@ -5053,8 +3003,8 @@
             </w:pPr>
             <w:r>
               <w:rPr>
-                <w:rFonts w:ascii="Segoe UI" w:hAnsi="Segoe UI"/>
-                <w:color w:val="1E293B"/>
+                <w:rFonts w:ascii="Times New Roman" w:hAnsi="Times New Roman"/>
+                <w:color w:val="000000"/>
                 <w:sz w:val="17"/>
               </w:rPr>
               <w:t>content.publishing_service &amp; DRF</w:t>
@@ -5068,16 +3018,16 @@
             <w:tcW w:type="dxa" w:w="2160"/>
             <w:shd w:fill="FFFFFF"/>
             <w:tcMar>
-              <w:top w:w="80" w:type="dxa"/>
-              <w:bottom w:w="80" w:type="dxa"/>
-              <w:left w:w="120" w:type="dxa"/>
-              <w:right w:w="120" w:type="dxa"/>
+              <w:top w:w="60" w:type="dxa"/>
+              <w:bottom w:w="60" w:type="dxa"/>
+              <w:left w:w="100" w:type="dxa"/>
+              <w:right w:w="100" w:type="dxa"/>
             </w:tcMar>
             <w:tcBorders>
               <w:top w:val="single" w:sz="4" w:space="0" w:color="E2E8F0"/>
-              <w:left w:val="single" w:sz="4" w:space="0" w:color="E2E8F0"/>
+              <w:left w:val="single" w:sz="4" w:space="0" w:color="CBD5E1"/>
               <w:bottom w:val="single" w:sz="4" w:space="0" w:color="E2E8F0"/>
-              <w:right w:val="single" w:sz="4" w:space="0" w:color="E2E8F0"/>
+              <w:right w:val="single" w:sz="4" w:space="0" w:color="CBD5E1"/>
             </w:tcBorders>
           </w:tcPr>
           <w:p>
@@ -5086,8 +3036,8 @@
             </w:pPr>
             <w:r>
               <w:rPr>
-                <w:rFonts w:ascii="Segoe UI" w:hAnsi="Segoe UI"/>
-                <w:color w:val="1E293B"/>
+                <w:rFonts w:ascii="Times New Roman" w:hAnsi="Times New Roman"/>
+                <w:color w:val="000000"/>
                 <w:sz w:val="17"/>
               </w:rPr>
               <w:t>5.0 Security &amp; Safety</w:t>
@@ -5099,16 +3049,16 @@
             <w:tcW w:type="dxa" w:w="4608"/>
             <w:shd w:fill="FFFFFF"/>
             <w:tcMar>
-              <w:top w:w="80" w:type="dxa"/>
-              <w:bottom w:w="80" w:type="dxa"/>
-              <w:left w:w="120" w:type="dxa"/>
-              <w:right w:w="120" w:type="dxa"/>
+              <w:top w:w="60" w:type="dxa"/>
+              <w:bottom w:w="60" w:type="dxa"/>
+              <w:left w:w="100" w:type="dxa"/>
+              <w:right w:w="100" w:type="dxa"/>
             </w:tcMar>
             <w:tcBorders>
               <w:top w:val="single" w:sz="4" w:space="0" w:color="E2E8F0"/>
-              <w:left w:val="single" w:sz="4" w:space="0" w:color="E2E8F0"/>
+              <w:left w:val="single" w:sz="4" w:space="0" w:color="CBD5E1"/>
               <w:bottom w:val="single" w:sz="4" w:space="0" w:color="E2E8F0"/>
-              <w:right w:val="single" w:sz="4" w:space="0" w:color="E2E8F0"/>
+              <w:right w:val="single" w:sz="4" w:space="0" w:color="CBD5E1"/>
             </w:tcBorders>
           </w:tcPr>
           <w:p>
@@ -5117,8 +3067,8 @@
             </w:pPr>
             <w:r>
               <w:rPr>
-                <w:rFonts w:ascii="Segoe UI" w:hAnsi="Segoe UI"/>
-                <w:color w:val="1E293B"/>
+                <w:rFonts w:ascii="Times New Roman" w:hAnsi="Times New Roman"/>
+                <w:color w:val="000000"/>
                 <w:sz w:val="17"/>
               </w:rPr>
               <w:t>PBKDF2 password hashing, CSRF tokens, SQL injection prevention, tenant boundary filters.</w:t>
@@ -5130,16 +3080,16 @@
             <w:tcW w:type="dxa" w:w="2880"/>
             <w:shd w:fill="FFFFFF"/>
             <w:tcMar>
-              <w:top w:w="80" w:type="dxa"/>
-              <w:bottom w:w="80" w:type="dxa"/>
-              <w:left w:w="120" w:type="dxa"/>
-              <w:right w:w="120" w:type="dxa"/>
+              <w:top w:w="60" w:type="dxa"/>
+              <w:bottom w:w="60" w:type="dxa"/>
+              <w:left w:w="100" w:type="dxa"/>
+              <w:right w:w="100" w:type="dxa"/>
             </w:tcMar>
             <w:tcBorders>
               <w:top w:val="single" w:sz="4" w:space="0" w:color="E2E8F0"/>
-              <w:left w:val="single" w:sz="4" w:space="0" w:color="E2E8F0"/>
+              <w:left w:val="single" w:sz="4" w:space="0" w:color="CBD5E1"/>
               <w:bottom w:val="single" w:sz="4" w:space="0" w:color="E2E8F0"/>
-              <w:right w:val="single" w:sz="4" w:space="0" w:color="E2E8F0"/>
+              <w:right w:val="single" w:sz="4" w:space="0" w:color="CBD5E1"/>
             </w:tcBorders>
           </w:tcPr>
           <w:p>
@@ -5148,8 +3098,8 @@
             </w:pPr>
             <w:r>
               <w:rPr>
-                <w:rFonts w:ascii="Segoe UI" w:hAnsi="Segoe UI"/>
-                <w:color w:val="1E293B"/>
+                <w:rFonts w:ascii="Times New Roman" w:hAnsi="Times New Roman"/>
+                <w:color w:val="000000"/>
                 <w:sz w:val="17"/>
               </w:rPr>
               <w:t>Django ORM &amp; middleware</w:t>
@@ -5163,16 +3113,16 @@
             <w:tcW w:type="dxa" w:w="2160"/>
             <w:shd w:fill="F8FAFC"/>
             <w:tcMar>
-              <w:top w:w="80" w:type="dxa"/>
-              <w:bottom w:w="80" w:type="dxa"/>
-              <w:left w:w="120" w:type="dxa"/>
-              <w:right w:w="120" w:type="dxa"/>
+              <w:top w:w="60" w:type="dxa"/>
+              <w:bottom w:w="60" w:type="dxa"/>
+              <w:left w:w="100" w:type="dxa"/>
+              <w:right w:w="100" w:type="dxa"/>
             </w:tcMar>
             <w:tcBorders>
               <w:top w:val="single" w:sz="4" w:space="0" w:color="E2E8F0"/>
-              <w:left w:val="single" w:sz="4" w:space="0" w:color="E2E8F0"/>
-              <w:bottom w:val="single" w:sz="4" w:space="0" w:color="E2E8F0"/>
-              <w:right w:val="single" w:sz="4" w:space="0" w:color="E2E8F0"/>
+              <w:left w:val="single" w:sz="4" w:space="0" w:color="CBD5E1"/>
+              <w:bottom w:val="single" w:sz="6" w:space="0" w:color="000000"/>
+              <w:right w:val="single" w:sz="4" w:space="0" w:color="CBD5E1"/>
             </w:tcBorders>
           </w:tcPr>
           <w:p>
@@ -5181,8 +3131,8 @@
             </w:pPr>
             <w:r>
               <w:rPr>
-                <w:rFonts w:ascii="Segoe UI" w:hAnsi="Segoe UI"/>
-                <w:color w:val="1E293B"/>
+                <w:rFonts w:ascii="Times New Roman" w:hAnsi="Times New Roman"/>
+                <w:color w:val="000000"/>
                 <w:sz w:val="17"/>
               </w:rPr>
               <w:t>6.0 Cloud Infrastructure</w:t>
@@ -5194,16 +3144,16 @@
             <w:tcW w:type="dxa" w:w="4608"/>
             <w:shd w:fill="F8FAFC"/>
             <w:tcMar>
-              <w:top w:w="80" w:type="dxa"/>
-              <w:bottom w:w="80" w:type="dxa"/>
-              <w:left w:w="120" w:type="dxa"/>
-              <w:right w:w="120" w:type="dxa"/>
+              <w:top w:w="60" w:type="dxa"/>
+              <w:bottom w:w="60" w:type="dxa"/>
+              <w:left w:w="100" w:type="dxa"/>
+              <w:right w:w="100" w:type="dxa"/>
             </w:tcMar>
             <w:tcBorders>
               <w:top w:val="single" w:sz="4" w:space="0" w:color="E2E8F0"/>
-              <w:left w:val="single" w:sz="4" w:space="0" w:color="E2E8F0"/>
-              <w:bottom w:val="single" w:sz="4" w:space="0" w:color="E2E8F0"/>
-              <w:right w:val="single" w:sz="4" w:space="0" w:color="E2E8F0"/>
+              <w:left w:val="single" w:sz="4" w:space="0" w:color="CBD5E1"/>
+              <w:bottom w:val="single" w:sz="6" w:space="0" w:color="000000"/>
+              <w:right w:val="single" w:sz="4" w:space="0" w:color="CBD5E1"/>
             </w:tcBorders>
           </w:tcPr>
           <w:p>
@@ -5212,8 +3162,8 @@
             </w:pPr>
             <w:r>
               <w:rPr>
-                <w:rFonts w:ascii="Segoe UI" w:hAnsi="Segoe UI"/>
-                <w:color w:val="1E293B"/>
+                <w:rFonts w:ascii="Times New Roman" w:hAnsi="Times New Roman"/>
+                <w:color w:val="000000"/>
                 <w:sz w:val="17"/>
               </w:rPr>
               <w:t>Vercel Serverless Edge, WhiteNoise static delivery, managed cloud PostgreSQL.</w:t>
@@ -5225,16 +3175,16 @@
             <w:tcW w:type="dxa" w:w="2880"/>
             <w:shd w:fill="F8FAFC"/>
             <w:tcMar>
-              <w:top w:w="80" w:type="dxa"/>
-              <w:bottom w:w="80" w:type="dxa"/>
-              <w:left w:w="120" w:type="dxa"/>
-              <w:right w:w="120" w:type="dxa"/>
+              <w:top w:w="60" w:type="dxa"/>
+              <w:bottom w:w="60" w:type="dxa"/>
+              <w:left w:w="100" w:type="dxa"/>
+              <w:right w:w="100" w:type="dxa"/>
             </w:tcMar>
             <w:tcBorders>
               <w:top w:val="single" w:sz="4" w:space="0" w:color="E2E8F0"/>
-              <w:left w:val="single" w:sz="4" w:space="0" w:color="E2E8F0"/>
-              <w:bottom w:val="single" w:sz="4" w:space="0" w:color="E2E8F0"/>
-              <w:right w:val="single" w:sz="4" w:space="0" w:color="E2E8F0"/>
+              <w:left w:val="single" w:sz="4" w:space="0" w:color="CBD5E1"/>
+              <w:bottom w:val="single" w:sz="6" w:space="0" w:color="000000"/>
+              <w:right w:val="single" w:sz="4" w:space="0" w:color="CBD5E1"/>
             </w:tcBorders>
           </w:tcPr>
           <w:p>
@@ -5243,8 +3193,8 @@
             </w:pPr>
             <w:r>
               <w:rPr>
-                <w:rFonts w:ascii="Segoe UI" w:hAnsi="Segoe UI"/>
-                <w:color w:val="1E293B"/>
+                <w:rFonts w:ascii="Times New Roman" w:hAnsi="Times New Roman"/>
+                <w:color w:val="000000"/>
                 <w:sz w:val="17"/>
               </w:rPr>
               <w:t>Vercel serverless edge runtime</w:t>
@@ -5258,11 +3208,77 @@
         <w:spacing w:after="160"/>
       </w:pPr>
     </w:p>
+    <w:p>
+      <w:pPr>
+        <w:keepNext/>
+        <w:spacing w:before="360" w:after="160"/>
+      </w:pPr>
+      <w:r>
+        <w:rPr>
+          <w:rFonts w:ascii="Arial" w:hAnsi="Arial"/>
+          <w:b/>
+          <w:color w:val="000000"/>
+          <w:sz w:val="36"/>
+        </w:rPr>
+        <w:t>REFERENCES</w:t>
+      </w:r>
+    </w:p>
+    <w:p>
+      <w:pPr>
+        <w:spacing w:after="120" w:line="276" w:lineRule="auto"/>
+      </w:pPr>
+      <w:r>
+        <w:rPr>
+          <w:rFonts w:ascii="Times New Roman" w:hAnsi="Times New Roman"/>
+          <w:color w:val="000000"/>
+          <w:sz w:val="26"/>
+        </w:rPr>
+        <w:t>1. Django Software Foundation. Django Documentation (v6.1 LTS). https://docs.djangoproject.com/</w:t>
+      </w:r>
+    </w:p>
+    <w:p>
+      <w:pPr>
+        <w:spacing w:after="120" w:line="276" w:lineRule="auto"/>
+      </w:pPr>
+      <w:r>
+        <w:rPr>
+          <w:rFonts w:ascii="Times New Roman" w:hAnsi="Times New Roman"/>
+          <w:color w:val="000000"/>
+          <w:sz w:val="26"/>
+        </w:rPr>
+        <w:t>2. Django REST Framework. DRF Web APIs Documentation. https://www.django-rest-framework.org/</w:t>
+      </w:r>
+    </w:p>
+    <w:p>
+      <w:pPr>
+        <w:spacing w:after="120" w:line="276" w:lineRule="auto"/>
+      </w:pPr>
+      <w:r>
+        <w:rPr>
+          <w:rFonts w:ascii="Times New Roman" w:hAnsi="Times New Roman"/>
+          <w:color w:val="000000"/>
+          <w:sz w:val="26"/>
+        </w:rPr>
+        <w:t>3. Vercel Inc. Serverless Functions and Edge Network Architecture. https://vercel.com/docs</w:t>
+      </w:r>
+    </w:p>
+    <w:p>
+      <w:pPr>
+        <w:spacing w:after="120" w:line="276" w:lineRule="auto"/>
+      </w:pPr>
+      <w:r>
+        <w:rPr>
+          <w:rFonts w:ascii="Times New Roman" w:hAnsi="Times New Roman"/>
+          <w:color w:val="000000"/>
+          <w:sz w:val="26"/>
+        </w:rPr>
+        <w:t>4. WhiteNoise Documentation. https://whitenoise.readthedocs.io/</w:t>
+      </w:r>
+    </w:p>
     <w:sectPr>
-      <w:headerReference w:type="default" r:id="rId9"/>
-      <w:footerReference w:type="default" r:id="rId10"/>
-      <w:pgSz w:w="12240" w:h="15840"/>
-      <w:pgMar w:top="1440" w:right="1440" w:bottom="1440" w:left="1440" w:header="720" w:footer="720" w:gutter="0"/>
+      <w:footerReference w:type="default" r:id="rId9"/>
+      <w:pgSz w:w="11909" w:h="16834"/>
+      <w:pgMar w:top="1008" w:right="936" w:bottom="1008" w:left="936" w:header="720" w:footer="720" w:gutter="0"/>
       <w:cols w:space="720"/>
       <w:docGrid w:linePitch="360"/>
     </w:sectPr>
@@ -5275,27 +3291,10 @@
   <w:p>
     <w:pPr>
       <w:pStyle w:val="Footer"/>
-      <w:jc w:val="center"/>
+      <w:jc w:val="right"/>
     </w:pPr>
-    <w:r>
-      <w:t>Candidate: Kathyayani T T | Project 12: CreatorOps | VIT Chennai</w:t>
-    </w:r>
   </w:p>
 </w:ftr>
-</file>
-
-<file path=word/header1.xml><?xml version="1.0" encoding="utf-8"?>
-<w:hdr xmlns:m="http://schemas.openxmlformats.org/officeDocument/2006/math" xmlns:mc="http://schemas.openxmlformats.org/markup-compatibility/2006" xmlns:mo="http://schemas.microsoft.com/office/mac/office/2008/main" xmlns:mv="urn:schemas-microsoft-com:mac:vml" xmlns:o="urn:schemas-microsoft-com:office:office" xmlns:r="http://schemas.openxmlformats.org/officeDocument/2006/relationships" xmlns:v="urn:schemas-microsoft-com:vml" xmlns:w10="urn:schemas-microsoft-com:office:word" xmlns:w14="http://schemas.microsoft.com/office/word/2010/wordml" xmlns:w="http://schemas.openxmlformats.org/wordprocessingml/2006/main" xmlns:wne="http://schemas.microsoft.com/office/word/2006/wordml" xmlns:wp14="http://schemas.microsoft.com/office/word/2010/wordprocessingDrawing" xmlns:wp="http://schemas.openxmlformats.org/drawingml/2006/wordprocessingDrawing" xmlns:wpc="http://schemas.microsoft.com/office/word/2010/wordprocessingCanvas" xmlns:wpg="http://schemas.microsoft.com/office/word/2010/wordprocessingGroup" xmlns:wpi="http://schemas.microsoft.com/office/word/2010/wordprocessingInk" xmlns:wps="http://schemas.microsoft.com/office/word/2010/wordprocessingShape" mc:Ignorable="w14 wp14">
-  <w:p>
-    <w:pPr>
-      <w:pStyle w:val="Header"/>
-      <w:jc w:val="right"/>
-    </w:pPr>
-    <w:r>
-      <w:t>BCSE408L: Cloud Computing | CreatorOps SaaS | Review 1 Deliverables</w:t>
-    </w:r>
-  </w:p>
-</w:hdr>
 </file>
 
 <file path=word/numbering.xml><?xml version="1.0" encoding="utf-8"?>
@@ -5676,11 +3675,6 @@
       </w:tabs>
       <w:spacing w:after="0" w:line="240" w:lineRule="auto"/>
     </w:pPr>
-    <w:rPr>
-      <w:rFonts w:ascii="Segoe UI" w:hAnsi="Segoe UI"/>
-      <w:color w:val="64748B"/>
-      <w:sz w:val="17"/>
-    </w:rPr>
   </w:style>
   <w:style w:type="character" w:customStyle="1" w:styleId="HeaderChar">
     <w:name w:val="Header Char"/>
@@ -5703,11 +3697,6 @@
       </w:tabs>
       <w:spacing w:after="0" w:line="240" w:lineRule="auto"/>
     </w:pPr>
-    <w:rPr>
-      <w:rFonts w:ascii="Segoe UI" w:hAnsi="Segoe UI"/>
-      <w:color w:val="94A3B8"/>
-      <w:sz w:val="17"/>
-    </w:rPr>
   </w:style>
   <w:style w:type="character" w:customStyle="1" w:styleId="FooterChar">
     <w:name w:val="Footer Char"/>
